--- a/12-通用拓扑结构/07-其他拓扑/镜像电流源结构/镜像电流源结构.docx
+++ b/12-通用拓扑结构/07-其他拓扑/镜像电流源结构/镜像电流源结构.docx
@@ -2312,6 +2312,20 @@
     </w:p>
     <w:bookmarkEnd w:id="26"/>
     <w:bookmarkEnd w:id="27"/>
+    <w:p>
+      <w:pPr>
+        <w:spacing w:before="360"/>
+        <w:jc w:val="center"/>
+      </w:pPr>
+      <w:r>
+        <w:rPr>
+          <w:rFonts w:ascii="Times New Roman" w:hAnsi="Times New Roman"/>
+          <w:color w:val="555555"/>
+          <w:sz w:val="21"/>
+        </w:rPr>
+        <w:t>材料收集者：杜文杰</w:t>
+      </w:r>
+    </w:p>
     <w:sectPr>
       <w:headerReference r:id="rId9" w:type="default"/>
       <w:footerReference r:id="rId10" w:type="default"/>

--- a/12-通用拓扑结构/07-其他拓扑/镜像电流源结构/镜像电流源结构.docx
+++ b/12-通用拓扑结构/07-其他拓扑/镜像电流源结构/镜像电流源结构.docx
@@ -1,6 +1,6 @@
 
 <file path=word/document.xml><?xml version="1.0" encoding="utf-8"?>
-<w:document xmlns:w="http://schemas.openxmlformats.org/wordprocessingml/2006/main" xmlns:m="http://schemas.openxmlformats.org/officeDocument/2006/math" xmlns:r="http://schemas.openxmlformats.org/officeDocument/2006/relationships" xmlns:o="urn:schemas-microsoft-com:office:office" xmlns:v="urn:schemas-microsoft-com:vml" xmlns:w10="urn:schemas-microsoft-com:office:word" xmlns:a="http://schemas.openxmlformats.org/drawingml/2006/main" xmlns:pic="http://schemas.openxmlformats.org/drawingml/2006/picture" xmlns:wp="http://schemas.openxmlformats.org/drawingml/2006/wordprocessingDrawing">
+<w:document xmlns:m="http://schemas.openxmlformats.org/officeDocument/2006/math" xmlns:r="http://schemas.openxmlformats.org/officeDocument/2006/relationships" xmlns:w="http://schemas.openxmlformats.org/wordprocessingml/2006/main" xmlns:o="urn:schemas-microsoft-com:office:office" xmlns:v="urn:schemas-microsoft-com:vml" xmlns:w10="urn:schemas-microsoft-com:office:word" xmlns:a="http://schemas.openxmlformats.org/drawingml/2006/main" xmlns:pic="http://schemas.openxmlformats.org/drawingml/2006/picture" xmlns:wp="http://schemas.openxmlformats.org/drawingml/2006/wordprocessingDrawing">
   <w:body>
     <w:bookmarkStart w:id="27" w:name="镜像电流源结构"/>
     <w:p>
@@ -9,7 +9,7 @@
       </w:pPr>
       <w:r>
         <w:rPr>
-          <w:rFonts w:hint="eastAsia"/>
+          <w:rFonts w:hint="eastAsia" w:eastAsia="黑体"/>
         </w:rPr>
         <w:t xml:space="preserve">镜像电流源结构</w:t>
       </w:r>
@@ -21,7 +21,7 @@
       </w:pPr>
       <w:r>
         <w:rPr>
-          <w:rFonts w:hint="eastAsia"/>
+          <w:rFonts w:hint="eastAsia" w:eastAsia="黑体"/>
         </w:rPr>
         <w:t xml:space="preserve">拓扑描述</w:t>
       </w:r>
@@ -32,16 +32,19 @@
       </w:pPr>
       <w:r>
         <w:rPr>
-          <w:rFonts w:hint="eastAsia"/>
+          <w:rFonts w:hint="eastAsia" w:eastAsia="黑体"/>
         </w:rPr>
         <w:t xml:space="preserve">本结构由</w:t>
       </w:r>
       <w:r>
+        <w:rPr>
+          <w:rFonts w:eastAsia="黑体"/>
+        </w:rPr>
         <w:t xml:space="preserve"> </w:t>
       </w:r>
       <w:r>
         <w:rPr>
-          <w:rFonts w:hint="eastAsia"/>
+          <w:rFonts w:hint="eastAsia" w:eastAsia="黑体"/>
           <w:b/>
           <w:bCs/>
         </w:rPr>
@@ -49,6 +52,7 @@
       </w:r>
       <w:r>
         <w:rPr>
+          <w:rFonts w:eastAsia="黑体"/>
           <w:b/>
           <w:bCs/>
         </w:rPr>
@@ -56,7 +60,7 @@
       </w:r>
       <w:r>
         <w:rPr>
-          <w:rFonts w:hint="eastAsia"/>
+          <w:rFonts w:hint="eastAsia" w:eastAsia="黑体"/>
           <w:b/>
           <w:bCs/>
         </w:rPr>
@@ -64,269 +68,28 @@
       </w:r>
       <w:r>
         <w:rPr>
+          <w:rFonts w:eastAsia="黑体"/>
           <w:b/>
           <w:bCs/>
         </w:rPr>
         <w:t xml:space="preserve"> R</w:t>
       </w:r>
       <w:r>
+        <w:rPr>
+          <w:rFonts w:eastAsia="黑体"/>
+        </w:rPr>
         <w:t xml:space="preserve"> </w:t>
       </w:r>
       <w:r>
         <w:rPr>
-          <w:rFonts w:hint="eastAsia"/>
+          <w:rFonts w:hint="eastAsia" w:eastAsia="黑体"/>
         </w:rPr>
         <w:t xml:space="preserve">组成。关键节点命名如下：电源节点</w:t>
       </w:r>
       <w:r>
-        <w:t xml:space="preserve"> </w:t>
-      </w:r>
-      <m:oMath>
-        <m:sSub>
-          <m:e>
-            <m:r>
-              <m:t>N</m:t>
-            </m:r>
-          </m:e>
-          <m:sub>
-            <m:r>
-              <m:t>V</m:t>
-            </m:r>
-            <m:r>
-              <m:t>C</m:t>
-            </m:r>
-            <m:r>
-              <m:t>C</m:t>
-            </m:r>
-          </m:sub>
-        </m:sSub>
-      </m:oMath>
-      <w:r>
-        <w:t xml:space="preserve"> </w:t>
-      </w:r>
-      <w:r>
         <w:rPr>
-          <w:rFonts w:hint="eastAsia"/>
+          <w:rFonts w:eastAsia="黑体"/>
         </w:rPr>
-        <w:t xml:space="preserve">接正电源</w:t>
-      </w:r>
-      <w:r>
-        <w:t xml:space="preserve"> </w:t>
-      </w:r>
-      <m:oMath>
-        <m:sSub>
-          <m:e>
-            <m:r>
-              <m:t>V</m:t>
-            </m:r>
-          </m:e>
-          <m:sub>
-            <m:r>
-              <m:t>C</m:t>
-            </m:r>
-            <m:r>
-              <m:t>C</m:t>
-            </m:r>
-          </m:sub>
-        </m:sSub>
-      </m:oMath>
-      <w:r>
-        <w:rPr>
-          <w:rFonts w:hint="eastAsia"/>
-        </w:rPr>
-        <w:t xml:space="preserve">，参考支路节点</w:t>
-      </w:r>
-      <w:r>
-        <w:t xml:space="preserve"> </w:t>
-      </w:r>
-      <m:oMath>
-        <m:sSub>
-          <m:e>
-            <m:r>
-              <m:t>N</m:t>
-            </m:r>
-          </m:e>
-          <m:sub>
-            <m:r>
-              <m:t>r</m:t>
-            </m:r>
-            <m:r>
-              <m:t>e</m:t>
-            </m:r>
-            <m:r>
-              <m:t>f</m:t>
-            </m:r>
-          </m:sub>
-        </m:sSub>
-      </m:oMath>
-      <w:r>
-        <w:t xml:space="preserve"> </w:t>
-      </w:r>
-      <w:r>
-        <w:rPr>
-          <w:rFonts w:hint="eastAsia"/>
-        </w:rPr>
-        <w:t xml:space="preserve">为</w:t>
-      </w:r>
-      <w:r>
-        <w:t xml:space="preserve"> Q1 </w:t>
-      </w:r>
-      <w:r>
-        <w:rPr>
-          <w:rFonts w:hint="eastAsia"/>
-        </w:rPr>
-        <w:t xml:space="preserve">的集电极与基极短接、并经电阻</w:t>
-      </w:r>
-      <w:r>
-        <w:t xml:space="preserve"> R </w:t>
-      </w:r>
-      <w:r>
-        <w:rPr>
-          <w:rFonts w:hint="eastAsia"/>
-        </w:rPr>
-        <w:t xml:space="preserve">接电源的汇合点，基极公共节点</w:t>
-      </w:r>
-      <w:r>
-        <w:t xml:space="preserve"> </w:t>
-      </w:r>
-      <m:oMath>
-        <m:sSub>
-          <m:e>
-            <m:r>
-              <m:t>N</m:t>
-            </m:r>
-          </m:e>
-          <m:sub>
-            <m:r>
-              <m:t>B</m:t>
-            </m:r>
-          </m:sub>
-        </m:sSub>
-      </m:oMath>
-      <w:r>
-        <w:t xml:space="preserve"> </w:t>
-      </w:r>
-      <w:r>
-        <w:rPr>
-          <w:rFonts w:hint="eastAsia"/>
-        </w:rPr>
-        <w:t xml:space="preserve">为</w:t>
-      </w:r>
-      <w:r>
-        <w:t xml:space="preserve"> Q1、Q2 </w:t>
-      </w:r>
-      <w:r>
-        <w:rPr>
-          <w:rFonts w:hint="eastAsia"/>
-        </w:rPr>
-        <w:t xml:space="preserve">两管基极的连接点，输出节点</w:t>
-      </w:r>
-      <w:r>
-        <w:t xml:space="preserve"> </w:t>
-      </w:r>
-      <m:oMath>
-        <m:sSub>
-          <m:e>
-            <m:r>
-              <m:t>N</m:t>
-            </m:r>
-          </m:e>
-          <m:sub>
-            <m:r>
-              <m:t>o</m:t>
-            </m:r>
-            <m:r>
-              <m:t>u</m:t>
-            </m:r>
-            <m:r>
-              <m:t>t</m:t>
-            </m:r>
-          </m:sub>
-        </m:sSub>
-      </m:oMath>
-      <w:r>
-        <w:t xml:space="preserve"> </w:t>
-      </w:r>
-      <w:r>
-        <w:rPr>
-          <w:rFonts w:hint="eastAsia"/>
-        </w:rPr>
-        <w:t xml:space="preserve">为</w:t>
-      </w:r>
-      <w:r>
-        <w:t xml:space="preserve"> Q2 </w:t>
-      </w:r>
-      <w:r>
-        <w:rPr>
-          <w:rFonts w:hint="eastAsia"/>
-        </w:rPr>
-        <w:t xml:space="preserve">的集电极（镜像电流输出端），发射极公共节点</w:t>
-      </w:r>
-      <w:r>
-        <w:t xml:space="preserve"> </w:t>
-      </w:r>
-      <m:oMath>
-        <m:sSub>
-          <m:e>
-            <m:r>
-              <m:t>N</m:t>
-            </m:r>
-          </m:e>
-          <m:sub>
-            <m:r>
-              <m:t>E</m:t>
-            </m:r>
-          </m:sub>
-        </m:sSub>
-      </m:oMath>
-      <w:r>
-        <w:t xml:space="preserve"> </w:t>
-      </w:r>
-      <w:r>
-        <w:rPr>
-          <w:rFonts w:hint="eastAsia"/>
-        </w:rPr>
-        <w:t xml:space="preserve">为两管发射极的共地点（即地节点</w:t>
-      </w:r>
-      <w:r>
-        <w:t xml:space="preserve"> </w:t>
-      </w:r>
-      <m:oMath>
-        <m:r>
-          <m:t>G</m:t>
-        </m:r>
-        <m:r>
-          <m:t>N</m:t>
-        </m:r>
-        <m:r>
-          <m:t>D</m:t>
-        </m:r>
-      </m:oMath>
-      <w:r>
-        <w:rPr>
-          <w:rFonts w:hint="eastAsia"/>
-        </w:rPr>
-        <w:t xml:space="preserve">）。</w:t>
-      </w:r>
-    </w:p>
-    <w:p>
-      <w:pPr/>
-      <w:r>
-        <w:rPr>
-          <w:rFonts w:hint="eastAsia"/>
-        </w:rPr>
-        <w:t xml:space="preserve">各支路连接：参考支路中，电阻</w:t>
-      </w:r>
-      <w:r>
-        <w:t xml:space="preserve"> R </w:t>
-      </w:r>
-      <w:r>
-        <w:rPr>
-          <w:rFonts w:hint="eastAsia"/>
-        </w:rPr>
-        <w:t xml:space="preserve">一端接电源节点</w:t>
-      </w:r>
-      <w:r>
         <w:t xml:space="preserve"> </w:t>
       </w:r>
       <m:oMath>
@@ -351,11 +114,49 @@
       </m:oMath>
       <w:r>
         <w:rPr>
-          <w:rFonts w:hint="eastAsia"/>
+          <w:rFonts w:eastAsia="黑体"/>
         </w:rPr>
-        <w:t xml:space="preserve">、另一端接参考支路节点</w:t>
+        <w:t xml:space="preserve"> </w:t>
       </w:r>
       <w:r>
+        <w:rPr>
+          <w:rFonts w:hint="eastAsia" w:eastAsia="黑体"/>
+        </w:rPr>
+        <w:t xml:space="preserve">接正电源</w:t>
+      </w:r>
+      <w:r>
+        <w:rPr>
+          <w:rFonts w:eastAsia="黑体"/>
+        </w:rPr>
+        <w:t xml:space="preserve"> </w:t>
+      </w:r>
+      <m:oMath>
+        <m:sSub>
+          <m:e>
+            <m:r>
+              <m:t>V</m:t>
+            </m:r>
+          </m:e>
+          <m:sub>
+            <m:r>
+              <m:t>C</m:t>
+            </m:r>
+            <m:r>
+              <m:t>C</m:t>
+            </m:r>
+          </m:sub>
+        </m:sSub>
+      </m:oMath>
+      <w:r>
+        <w:rPr>
+          <w:rFonts w:hint="eastAsia" w:eastAsia="黑体"/>
+        </w:rPr>
+        <w:t xml:space="preserve">，参考支路节点</w:t>
+      </w:r>
+      <w:r>
+        <w:rPr>
+          <w:rFonts w:eastAsia="黑体"/>
+        </w:rPr>
         <w:t xml:space="preserve"> </w:t>
       </w:r>
       <m:oMath>
@@ -380,111 +181,44 @@
       </m:oMath>
       <w:r>
         <w:rPr>
-          <w:rFonts w:hint="eastAsia"/>
+          <w:rFonts w:eastAsia="黑体"/>
         </w:rPr>
-        <w:t xml:space="preserve">；参考管</w:t>
+        <w:t xml:space="preserve"> </w:t>
       </w:r>
       <w:r>
+        <w:rPr>
+          <w:rFonts w:hint="eastAsia" w:eastAsia="黑体"/>
+        </w:rPr>
+        <w:t xml:space="preserve">为</w:t>
+      </w:r>
+      <w:r>
+        <w:rPr>
+          <w:rFonts w:eastAsia="黑体"/>
+        </w:rPr>
         <w:t xml:space="preserve"> Q1 </w:t>
       </w:r>
       <w:r>
         <w:rPr>
-          <w:rFonts w:hint="eastAsia"/>
+          <w:rFonts w:hint="eastAsia" w:eastAsia="黑体"/>
         </w:rPr>
-        <w:t xml:space="preserve">的集电极</w:t>
-      </w:r>
-      <w:r>
-        <w:t xml:space="preserve"> C </w:t>
+        <w:t xml:space="preserve">的集电极与基极短接、并经电阻</w:t>
       </w:r>
       <w:r>
         <w:rPr>
-          <w:rFonts w:hint="eastAsia"/>
+          <w:rFonts w:eastAsia="黑体"/>
         </w:rPr>
-        <w:t xml:space="preserve">与基极</w:t>
-      </w:r>
-      <w:r>
-        <w:t xml:space="preserve"> B </w:t>
+        <w:t xml:space="preserve"> R </w:t>
       </w:r>
       <w:r>
         <w:rPr>
-          <w:rFonts w:hint="eastAsia"/>
+          <w:rFonts w:hint="eastAsia" w:eastAsia="黑体"/>
         </w:rPr>
-        <w:t xml:space="preserve">短接（二极管接法），共同接在节点</w:t>
-      </w:r>
-      <w:r>
-        <w:t xml:space="preserve"> </w:t>
-      </w:r>
-      <m:oMath>
-        <m:sSub>
-          <m:e>
-            <m:r>
-              <m:t>N</m:t>
-            </m:r>
-          </m:e>
-          <m:sub>
-            <m:r>
-              <m:t>r</m:t>
-            </m:r>
-            <m:r>
-              <m:t>e</m:t>
-            </m:r>
-            <m:r>
-              <m:t>f</m:t>
-            </m:r>
-          </m:sub>
-        </m:sSub>
-      </m:oMath>
-      <w:r>
-        <w:t xml:space="preserve"> </w:t>
+        <w:t xml:space="preserve">接电源的汇合点，基极公共节点</w:t>
       </w:r>
       <w:r>
         <w:rPr>
-          <w:rFonts w:hint="eastAsia"/>
+          <w:rFonts w:eastAsia="黑体"/>
         </w:rPr>
-        <w:t xml:space="preserve">上，Q1</w:t>
-      </w:r>
-      <w:r>
-        <w:t xml:space="preserve"> </w:t>
-      </w:r>
-      <w:r>
-        <w:rPr>
-          <w:rFonts w:hint="eastAsia"/>
-        </w:rPr>
-        <w:t xml:space="preserve">的发射极</w:t>
-      </w:r>
-      <w:r>
-        <w:t xml:space="preserve"> E </w:t>
-      </w:r>
-      <w:r>
-        <w:rPr>
-          <w:rFonts w:hint="eastAsia"/>
-        </w:rPr>
-        <w:t xml:space="preserve">接发射极公共节点</w:t>
-      </w:r>
-      <w:r>
-        <w:t xml:space="preserve"> </w:t>
-      </w:r>
-      <m:oMath>
-        <m:sSub>
-          <m:e>
-            <m:r>
-              <m:t>N</m:t>
-            </m:r>
-          </m:e>
-          <m:sub>
-            <m:r>
-              <m:t>E</m:t>
-            </m:r>
-          </m:sub>
-        </m:sSub>
-      </m:oMath>
-      <w:r>
-        <w:rPr>
-          <w:rFonts w:hint="eastAsia"/>
-        </w:rPr>
-        <w:t xml:space="preserve">（地）。两管基极直接相连，共同构成基极公共节点</w:t>
-      </w:r>
-      <w:r>
         <w:t xml:space="preserve"> </w:t>
       </w:r>
       <m:oMath>
@@ -503,93 +237,32 @@
       </m:oMath>
       <w:r>
         <w:rPr>
-          <w:rFonts w:hint="eastAsia"/>
+          <w:rFonts w:eastAsia="黑体"/>
         </w:rPr>
-        <w:t xml:space="preserve">；输出管</w:t>
-      </w:r>
-      <w:r>
-        <w:t xml:space="preserve"> Q2 </w:t>
+        <w:t xml:space="preserve"> </w:t>
       </w:r>
       <w:r>
         <w:rPr>
-          <w:rFonts w:hint="eastAsia"/>
+          <w:rFonts w:hint="eastAsia" w:eastAsia="黑体"/>
         </w:rPr>
-        <w:t xml:space="preserve">的基极</w:t>
-      </w:r>
-      <w:r>
-        <w:t xml:space="preserve"> B </w:t>
+        <w:t xml:space="preserve">为</w:t>
       </w:r>
       <w:r>
         <w:rPr>
-          <w:rFonts w:hint="eastAsia"/>
+          <w:rFonts w:eastAsia="黑体"/>
         </w:rPr>
-        <w:t xml:space="preserve">接</w:t>
-      </w:r>
-      <w:r>
-        <w:t xml:space="preserve"> </w:t>
-      </w:r>
-      <m:oMath>
-        <m:sSub>
-          <m:e>
-            <m:r>
-              <m:t>N</m:t>
-            </m:r>
-          </m:e>
-          <m:sub>
-            <m:r>
-              <m:t>B</m:t>
-            </m:r>
-          </m:sub>
-        </m:sSub>
-      </m:oMath>
-      <w:r>
-        <w:rPr>
-          <w:rFonts w:hint="eastAsia"/>
-        </w:rPr>
-        <w:t xml:space="preserve">、发射极</w:t>
-      </w:r>
-      <w:r>
-        <w:t xml:space="preserve"> E </w:t>
+        <w:t xml:space="preserve"> Q1、Q2 </w:t>
       </w:r>
       <w:r>
         <w:rPr>
-          <w:rFonts w:hint="eastAsia"/>
+          <w:rFonts w:hint="eastAsia" w:eastAsia="黑体"/>
         </w:rPr>
-        <w:t xml:space="preserve">接</w:t>
-      </w:r>
-      <w:r>
-        <w:t xml:space="preserve"> </w:t>
-      </w:r>
-      <m:oMath>
-        <m:sSub>
-          <m:e>
-            <m:r>
-              <m:t>N</m:t>
-            </m:r>
-          </m:e>
-          <m:sub>
-            <m:r>
-              <m:t>E</m:t>
-            </m:r>
-          </m:sub>
-        </m:sSub>
-      </m:oMath>
-      <w:r>
-        <w:rPr>
-          <w:rFonts w:hint="eastAsia"/>
-        </w:rPr>
-        <w:t xml:space="preserve">、集电极</w:t>
-      </w:r>
-      <w:r>
-        <w:t xml:space="preserve"> C </w:t>
+        <w:t xml:space="preserve">两管基极的连接点，输出节点</w:t>
       </w:r>
       <w:r>
         <w:rPr>
-          <w:rFonts w:hint="eastAsia"/>
+          <w:rFonts w:eastAsia="黑体"/>
         </w:rPr>
-        <w:t xml:space="preserve">接输出节点</w:t>
-      </w:r>
-      <w:r>
         <w:t xml:space="preserve"> </w:t>
       </w:r>
       <m:oMath>
@@ -614,11 +287,422 @@
       </m:oMath>
       <w:r>
         <w:rPr>
-          <w:rFonts w:hint="eastAsia"/>
+          <w:rFonts w:eastAsia="黑体"/>
         </w:rPr>
-        <w:t xml:space="preserve">，从</w:t>
+        <w:t xml:space="preserve"> </w:t>
       </w:r>
       <w:r>
+        <w:rPr>
+          <w:rFonts w:hint="eastAsia" w:eastAsia="黑体"/>
+        </w:rPr>
+        <w:t xml:space="preserve">为</w:t>
+      </w:r>
+      <w:r>
+        <w:rPr>
+          <w:rFonts w:eastAsia="黑体"/>
+        </w:rPr>
+        <w:t xml:space="preserve"> Q2 </w:t>
+      </w:r>
+      <w:r>
+        <w:rPr>
+          <w:rFonts w:hint="eastAsia" w:eastAsia="黑体"/>
+        </w:rPr>
+        <w:t xml:space="preserve">的集电极（镜像电流输出端），发射极公共节点</w:t>
+      </w:r>
+      <w:r>
+        <w:rPr>
+          <w:rFonts w:eastAsia="黑体"/>
+        </w:rPr>
+        <w:t xml:space="preserve"> </w:t>
+      </w:r>
+      <m:oMath>
+        <m:sSub>
+          <m:e>
+            <m:r>
+              <m:t>N</m:t>
+            </m:r>
+          </m:e>
+          <m:sub>
+            <m:r>
+              <m:t>E</m:t>
+            </m:r>
+          </m:sub>
+        </m:sSub>
+      </m:oMath>
+      <w:r>
+        <w:rPr>
+          <w:rFonts w:eastAsia="黑体"/>
+        </w:rPr>
+        <w:t xml:space="preserve"> </w:t>
+      </w:r>
+      <w:r>
+        <w:rPr>
+          <w:rFonts w:hint="eastAsia" w:eastAsia="黑体"/>
+        </w:rPr>
+        <w:t xml:space="preserve">为两管发射极的共地点（即地节点</w:t>
+      </w:r>
+      <w:r>
+        <w:rPr>
+          <w:rFonts w:eastAsia="黑体"/>
+        </w:rPr>
+        <w:t xml:space="preserve"> </w:t>
+      </w:r>
+      <m:oMath>
+        <m:r>
+          <m:t>G</m:t>
+        </m:r>
+        <m:r>
+          <m:t>N</m:t>
+        </m:r>
+        <m:r>
+          <m:t>D</m:t>
+        </m:r>
+      </m:oMath>
+      <w:r>
+        <w:rPr>
+          <w:rFonts w:hint="eastAsia" w:eastAsia="黑体"/>
+        </w:rPr>
+        <w:t xml:space="preserve">）。</w:t>
+      </w:r>
+    </w:p>
+    <w:p>
+      <w:pPr/>
+      <w:r>
+        <w:rPr>
+          <w:rFonts w:hint="eastAsia" w:eastAsia="黑体"/>
+        </w:rPr>
+        <w:t xml:space="preserve">各支路连接：参考支路中，电阻</w:t>
+      </w:r>
+      <w:r>
+        <w:rPr>
+          <w:rFonts w:eastAsia="黑体"/>
+        </w:rPr>
+        <w:t xml:space="preserve"> R </w:t>
+      </w:r>
+      <w:r>
+        <w:rPr>
+          <w:rFonts w:hint="eastAsia" w:eastAsia="黑体"/>
+        </w:rPr>
+        <w:t xml:space="preserve">一端接电源节点</w:t>
+      </w:r>
+      <w:r>
+        <w:rPr>
+          <w:rFonts w:eastAsia="黑体"/>
+        </w:rPr>
+        <w:t xml:space="preserve"> </w:t>
+      </w:r>
+      <m:oMath>
+        <m:sSub>
+          <m:e>
+            <m:r>
+              <m:t>N</m:t>
+            </m:r>
+          </m:e>
+          <m:sub>
+            <m:r>
+              <m:t>V</m:t>
+            </m:r>
+            <m:r>
+              <m:t>C</m:t>
+            </m:r>
+            <m:r>
+              <m:t>C</m:t>
+            </m:r>
+          </m:sub>
+        </m:sSub>
+      </m:oMath>
+      <w:r>
+        <w:rPr>
+          <w:rFonts w:hint="eastAsia" w:eastAsia="黑体"/>
+        </w:rPr>
+        <w:t xml:space="preserve">、另一端接参考支路节点</w:t>
+      </w:r>
+      <w:r>
+        <w:rPr>
+          <w:rFonts w:eastAsia="黑体"/>
+        </w:rPr>
+        <w:t xml:space="preserve"> </w:t>
+      </w:r>
+      <m:oMath>
+        <m:sSub>
+          <m:e>
+            <m:r>
+              <m:t>N</m:t>
+            </m:r>
+          </m:e>
+          <m:sub>
+            <m:r>
+              <m:t>r</m:t>
+            </m:r>
+            <m:r>
+              <m:t>e</m:t>
+            </m:r>
+            <m:r>
+              <m:t>f</m:t>
+            </m:r>
+          </m:sub>
+        </m:sSub>
+      </m:oMath>
+      <w:r>
+        <w:rPr>
+          <w:rFonts w:hint="eastAsia" w:eastAsia="黑体"/>
+        </w:rPr>
+        <w:t xml:space="preserve">；参考管</w:t>
+      </w:r>
+      <w:r>
+        <w:rPr>
+          <w:rFonts w:eastAsia="黑体"/>
+        </w:rPr>
+        <w:t xml:space="preserve"> Q1 </w:t>
+      </w:r>
+      <w:r>
+        <w:rPr>
+          <w:rFonts w:hint="eastAsia" w:eastAsia="黑体"/>
+        </w:rPr>
+        <w:t xml:space="preserve">的集电极</w:t>
+      </w:r>
+      <w:r>
+        <w:rPr>
+          <w:rFonts w:eastAsia="黑体"/>
+        </w:rPr>
+        <w:t xml:space="preserve"> C </w:t>
+      </w:r>
+      <w:r>
+        <w:rPr>
+          <w:rFonts w:hint="eastAsia" w:eastAsia="黑体"/>
+        </w:rPr>
+        <w:t xml:space="preserve">与基极</w:t>
+      </w:r>
+      <w:r>
+        <w:rPr>
+          <w:rFonts w:eastAsia="黑体"/>
+        </w:rPr>
+        <w:t xml:space="preserve"> B </w:t>
+      </w:r>
+      <w:r>
+        <w:rPr>
+          <w:rFonts w:hint="eastAsia" w:eastAsia="黑体"/>
+        </w:rPr>
+        <w:t xml:space="preserve">短接（二极管接法），共同接在节点</w:t>
+      </w:r>
+      <w:r>
+        <w:rPr>
+          <w:rFonts w:eastAsia="黑体"/>
+        </w:rPr>
+        <w:t xml:space="preserve"> </w:t>
+      </w:r>
+      <m:oMath>
+        <m:sSub>
+          <m:e>
+            <m:r>
+              <m:t>N</m:t>
+            </m:r>
+          </m:e>
+          <m:sub>
+            <m:r>
+              <m:t>r</m:t>
+            </m:r>
+            <m:r>
+              <m:t>e</m:t>
+            </m:r>
+            <m:r>
+              <m:t>f</m:t>
+            </m:r>
+          </m:sub>
+        </m:sSub>
+      </m:oMath>
+      <w:r>
+        <w:rPr>
+          <w:rFonts w:eastAsia="黑体"/>
+        </w:rPr>
+        <w:t xml:space="preserve"> </w:t>
+      </w:r>
+      <w:r>
+        <w:rPr>
+          <w:rFonts w:hint="eastAsia" w:eastAsia="黑体"/>
+        </w:rPr>
+        <w:t xml:space="preserve">上，Q1</w:t>
+      </w:r>
+      <w:r>
+        <w:rPr>
+          <w:rFonts w:eastAsia="黑体"/>
+        </w:rPr>
+        <w:t xml:space="preserve"> </w:t>
+      </w:r>
+      <w:r>
+        <w:rPr>
+          <w:rFonts w:hint="eastAsia" w:eastAsia="黑体"/>
+        </w:rPr>
+        <w:t xml:space="preserve">的发射极</w:t>
+      </w:r>
+      <w:r>
+        <w:rPr>
+          <w:rFonts w:eastAsia="黑体"/>
+        </w:rPr>
+        <w:t xml:space="preserve"> E </w:t>
+      </w:r>
+      <w:r>
+        <w:rPr>
+          <w:rFonts w:hint="eastAsia" w:eastAsia="黑体"/>
+        </w:rPr>
+        <w:t xml:space="preserve">接发射极公共节点</w:t>
+      </w:r>
+      <w:r>
+        <w:rPr>
+          <w:rFonts w:eastAsia="黑体"/>
+        </w:rPr>
+        <w:t xml:space="preserve"> </w:t>
+      </w:r>
+      <m:oMath>
+        <m:sSub>
+          <m:e>
+            <m:r>
+              <m:t>N</m:t>
+            </m:r>
+          </m:e>
+          <m:sub>
+            <m:r>
+              <m:t>E</m:t>
+            </m:r>
+          </m:sub>
+        </m:sSub>
+      </m:oMath>
+      <w:r>
+        <w:rPr>
+          <w:rFonts w:hint="eastAsia" w:eastAsia="黑体"/>
+        </w:rPr>
+        <w:t xml:space="preserve">（地）。两管基极直接相连，共同构成基极公共节点</w:t>
+      </w:r>
+      <w:r>
+        <w:rPr>
+          <w:rFonts w:eastAsia="黑体"/>
+        </w:rPr>
+        <w:t xml:space="preserve"> </w:t>
+      </w:r>
+      <m:oMath>
+        <m:sSub>
+          <m:e>
+            <m:r>
+              <m:t>N</m:t>
+            </m:r>
+          </m:e>
+          <m:sub>
+            <m:r>
+              <m:t>B</m:t>
+            </m:r>
+          </m:sub>
+        </m:sSub>
+      </m:oMath>
+      <w:r>
+        <w:rPr>
+          <w:rFonts w:hint="eastAsia" w:eastAsia="黑体"/>
+        </w:rPr>
+        <w:t xml:space="preserve">；输出管</w:t>
+      </w:r>
+      <w:r>
+        <w:rPr>
+          <w:rFonts w:eastAsia="黑体"/>
+        </w:rPr>
+        <w:t xml:space="preserve"> Q2 </w:t>
+      </w:r>
+      <w:r>
+        <w:rPr>
+          <w:rFonts w:hint="eastAsia" w:eastAsia="黑体"/>
+        </w:rPr>
+        <w:t xml:space="preserve">的基极</w:t>
+      </w:r>
+      <w:r>
+        <w:rPr>
+          <w:rFonts w:eastAsia="黑体"/>
+        </w:rPr>
+        <w:t xml:space="preserve"> B </w:t>
+      </w:r>
+      <w:r>
+        <w:rPr>
+          <w:rFonts w:hint="eastAsia" w:eastAsia="黑体"/>
+        </w:rPr>
+        <w:t xml:space="preserve">接</w:t>
+      </w:r>
+      <w:r>
+        <w:rPr>
+          <w:rFonts w:eastAsia="黑体"/>
+        </w:rPr>
+        <w:t xml:space="preserve"> </w:t>
+      </w:r>
+      <m:oMath>
+        <m:sSub>
+          <m:e>
+            <m:r>
+              <m:t>N</m:t>
+            </m:r>
+          </m:e>
+          <m:sub>
+            <m:r>
+              <m:t>B</m:t>
+            </m:r>
+          </m:sub>
+        </m:sSub>
+      </m:oMath>
+      <w:r>
+        <w:rPr>
+          <w:rFonts w:hint="eastAsia" w:eastAsia="黑体"/>
+        </w:rPr>
+        <w:t xml:space="preserve">、发射极</w:t>
+      </w:r>
+      <w:r>
+        <w:rPr>
+          <w:rFonts w:eastAsia="黑体"/>
+        </w:rPr>
+        <w:t xml:space="preserve"> E </w:t>
+      </w:r>
+      <w:r>
+        <w:rPr>
+          <w:rFonts w:hint="eastAsia" w:eastAsia="黑体"/>
+        </w:rPr>
+        <w:t xml:space="preserve">接</w:t>
+      </w:r>
+      <w:r>
+        <w:rPr>
+          <w:rFonts w:eastAsia="黑体"/>
+        </w:rPr>
+        <w:t xml:space="preserve"> </w:t>
+      </w:r>
+      <m:oMath>
+        <m:sSub>
+          <m:e>
+            <m:r>
+              <m:t>N</m:t>
+            </m:r>
+          </m:e>
+          <m:sub>
+            <m:r>
+              <m:t>E</m:t>
+            </m:r>
+          </m:sub>
+        </m:sSub>
+      </m:oMath>
+      <w:r>
+        <w:rPr>
+          <w:rFonts w:hint="eastAsia" w:eastAsia="黑体"/>
+        </w:rPr>
+        <w:t xml:space="preserve">、集电极</w:t>
+      </w:r>
+      <w:r>
+        <w:rPr>
+          <w:rFonts w:eastAsia="黑体"/>
+        </w:rPr>
+        <w:t xml:space="preserve"> C </w:t>
+      </w:r>
+      <w:r>
+        <w:rPr>
+          <w:rFonts w:hint="eastAsia" w:eastAsia="黑体"/>
+        </w:rPr>
+        <w:t xml:space="preserve">接输出节点</w:t>
+      </w:r>
+      <w:r>
+        <w:rPr>
+          <w:rFonts w:eastAsia="黑体"/>
+        </w:rPr>
         <w:t xml:space="preserve"> </w:t>
       </w:r>
       <m:oMath>
@@ -642,11 +726,46 @@
         </m:sSub>
       </m:oMath>
       <w:r>
+        <w:rPr>
+          <w:rFonts w:hint="eastAsia" w:eastAsia="黑体"/>
+        </w:rPr>
+        <w:t xml:space="preserve">，从</w:t>
+      </w:r>
+      <w:r>
+        <w:rPr>
+          <w:rFonts w:eastAsia="黑体"/>
+        </w:rPr>
+        <w:t xml:space="preserve"> </w:t>
+      </w:r>
+      <m:oMath>
+        <m:sSub>
+          <m:e>
+            <m:r>
+              <m:t>N</m:t>
+            </m:r>
+          </m:e>
+          <m:sub>
+            <m:r>
+              <m:t>o</m:t>
+            </m:r>
+            <m:r>
+              <m:t>u</m:t>
+            </m:r>
+            <m:r>
+              <m:t>t</m:t>
+            </m:r>
+          </m:sub>
+        </m:sSub>
+      </m:oMath>
+      <w:r>
+        <w:rPr>
+          <w:rFonts w:eastAsia="黑体"/>
+        </w:rPr>
         <w:t xml:space="preserve"> </w:t>
       </w:r>
       <w:r>
         <w:rPr>
-          <w:rFonts w:hint="eastAsia"/>
+          <w:rFonts w:hint="eastAsia" w:eastAsia="黑体"/>
         </w:rPr>
         <w:t xml:space="preserve">流出由参考电流镜像复制的输出电流。</w:t>
       </w:r>
@@ -655,11 +774,14 @@
       <w:pPr/>
       <w:r>
         <w:rPr>
-          <w:rFonts w:hint="eastAsia"/>
+          <w:rFonts w:hint="eastAsia" w:eastAsia="黑体"/>
         </w:rPr>
         <w:t xml:space="preserve">组态上，这是参考管二极管接法建立基准</w:t>
       </w:r>
       <w:r>
+        <w:rPr>
+          <w:rFonts w:eastAsia="黑体"/>
+        </w:rPr>
         <w:t xml:space="preserve"> </w:t>
       </w:r>
       <m:oMath>
@@ -681,7 +803,7 @@
       </m:oMath>
       <w:r>
         <w:rPr>
-          <w:rFonts w:hint="eastAsia"/>
+          <w:rFonts w:hint="eastAsia" w:eastAsia="黑体"/>
         </w:rPr>
         <w:t xml:space="preserve">、两管同基同发按比例复制电流的镜像电流源组态，是模拟集成电路偏置的核心单元。</w:t>
       </w:r>
@@ -694,7 +816,7 @@
       </w:pPr>
       <w:r>
         <w:rPr>
-          <w:rFonts w:hint="eastAsia"/>
+          <w:rFonts w:hint="eastAsia" w:eastAsia="黑体"/>
         </w:rPr>
         <w:t xml:space="preserve">工作原理</w:t>
       </w:r>
@@ -705,11 +827,14 @@
       </w:pPr>
       <w:r>
         <w:rPr>
-          <w:rFonts w:hint="eastAsia"/>
+          <w:rFonts w:hint="eastAsia" w:eastAsia="黑体"/>
         </w:rPr>
         <w:t xml:space="preserve">参考支路电流在二极管接法的管上建立确定的基极-发射极电压，由于两管</w:t>
       </w:r>
       <w:r>
+        <w:rPr>
+          <w:rFonts w:eastAsia="黑体"/>
+        </w:rPr>
         <w:t xml:space="preserve"> </w:t>
       </w:r>
       <m:oMath>
@@ -730,11 +855,14 @@
         </m:sSub>
       </m:oMath>
       <w:r>
+        <w:rPr>
+          <w:rFonts w:eastAsia="黑体"/>
+        </w:rPr>
         <w:t xml:space="preserve"> </w:t>
       </w:r>
       <w:r>
         <w:rPr>
-          <w:rFonts w:hint="eastAsia"/>
+          <w:rFonts w:hint="eastAsia" w:eastAsia="黑体"/>
         </w:rPr>
         <w:t xml:space="preserve">相同且参数匹配，输出管集电极电流与参考电流成固定比例（镜像），从而实现电流的精确复制与分配。</w:t>
       </w:r>
@@ -747,7 +875,7 @@
       </w:pPr>
       <w:r>
         <w:rPr>
-          <w:rFonts w:hint="eastAsia"/>
+          <w:rFonts w:hint="eastAsia" w:eastAsia="黑体"/>
         </w:rPr>
         <w:t xml:space="preserve">关键计算公式</w:t>
       </w:r>
@@ -758,7 +886,7 @@
       </w:pPr>
       <w:r>
         <w:rPr>
-          <w:rFonts w:hint="eastAsia"/>
+          <w:rFonts w:hint="eastAsia" w:eastAsia="黑体"/>
         </w:rPr>
         <w:t xml:space="preserve">镜像输出电流（理想、两管匹配）：</w:t>
       </w:r>
@@ -824,7 +952,7 @@
       </w:pPr>
       <w:r>
         <w:rPr>
-          <w:rFonts w:hint="eastAsia"/>
+          <w:rFonts w:hint="eastAsia" w:eastAsia="黑体"/>
         </w:rPr>
         <w:t xml:space="preserve">参考电流（</w:t>
       </w:r>
@@ -846,15 +974,21 @@
         </m:sSub>
       </m:oMath>
       <w:r>
+        <w:rPr>
+          <w:rFonts w:eastAsia="黑体"/>
+        </w:rPr>
         <w:t xml:space="preserve"> </w:t>
       </w:r>
       <w:r>
         <w:rPr>
-          <w:rFonts w:hint="eastAsia"/>
+          <w:rFonts w:hint="eastAsia" w:eastAsia="黑体"/>
         </w:rPr>
         <w:t xml:space="preserve">经</w:t>
       </w:r>
       <w:r>
+        <w:rPr>
+          <w:rFonts w:eastAsia="黑体"/>
+        </w:rPr>
         <w:t xml:space="preserve"> </w:t>
       </w:r>
       <m:oMath>
@@ -863,11 +997,14 @@
         </m:r>
       </m:oMath>
       <w:r>
+        <w:rPr>
+          <w:rFonts w:eastAsia="黑体"/>
+        </w:rPr>
         <w:t xml:space="preserve"> </w:t>
       </w:r>
       <w:r>
         <w:rPr>
-          <w:rFonts w:hint="eastAsia"/>
+          <w:rFonts w:hint="eastAsia" w:eastAsia="黑体"/>
         </w:rPr>
         <w:t xml:space="preserve">到参考管）：</w:t>
       </w:r>
@@ -963,7 +1100,7 @@
       </w:pPr>
       <w:r>
         <w:rPr>
-          <w:rFonts w:hint="eastAsia"/>
+          <w:rFonts w:hint="eastAsia" w:eastAsia="黑体"/>
         </w:rPr>
         <w:t xml:space="preserve">考虑基极电流时的输出电流（两管）：</w:t>
       </w:r>
@@ -1062,7 +1199,7 @@
       </w:pPr>
       <w:r>
         <w:rPr>
-          <w:rFonts w:hint="eastAsia"/>
+          <w:rFonts w:hint="eastAsia" w:eastAsia="黑体"/>
         </w:rPr>
         <w:t xml:space="preserve">输出电阻（厄利效应，</w:t>
       </w:r>
@@ -1081,11 +1218,14 @@
         </m:sSub>
       </m:oMath>
       <w:r>
+        <w:rPr>
+          <w:rFonts w:eastAsia="黑体"/>
+        </w:rPr>
         <w:t xml:space="preserve"> </w:t>
       </w:r>
       <w:r>
         <w:rPr>
-          <w:rFonts w:hint="eastAsia"/>
+          <w:rFonts w:hint="eastAsia" w:eastAsia="黑体"/>
         </w:rPr>
         <w:t xml:space="preserve">为厄利电压）：</w:t>
       </w:r>
@@ -1191,7 +1331,7 @@
             </w:pPr>
             <w:r>
               <w:rPr>
-                <w:rFonts w:hint="eastAsia"/>
+                <w:rFonts w:hint="eastAsia" w:eastAsia="黑体"/>
               </w:rPr>
               <w:t xml:space="preserve">符号</w:t>
             </w:r>
@@ -1205,7 +1345,7 @@
             </w:pPr>
             <w:r>
               <w:rPr>
-                <w:rFonts w:hint="eastAsia"/>
+                <w:rFonts w:hint="eastAsia" w:eastAsia="黑体"/>
               </w:rPr>
               <w:t xml:space="preserve">含义</w:t>
             </w:r>
@@ -1219,7 +1359,7 @@
             </w:pPr>
             <w:r>
               <w:rPr>
-                <w:rFonts w:hint="eastAsia"/>
+                <w:rFonts w:hint="eastAsia" w:eastAsia="黑体"/>
               </w:rPr>
               <w:t xml:space="preserve">单位</w:t>
             </w:r>
@@ -1254,6 +1394,9 @@
               </m:sSub>
             </m:oMath>
             <w:r>
+              <w:rPr>
+                <w:rFonts w:eastAsia="黑体"/>
+              </w:rPr>
               <w:t xml:space="preserve">​</w:t>
             </w:r>
           </w:p>
@@ -1266,7 +1409,7 @@
             </w:pPr>
             <w:r>
               <w:rPr>
-                <w:rFonts w:hint="eastAsia"/>
+                <w:rFonts w:hint="eastAsia" w:eastAsia="黑体"/>
               </w:rPr>
               <w:t xml:space="preserve">参考电流</w:t>
             </w:r>
@@ -1279,6 +1422,9 @@
               <w:pStyle w:val="Compact"/>
             </w:pPr>
             <w:r>
+              <w:rPr>
+                <w:rFonts w:eastAsia="黑体"/>
+              </w:rPr>
               <w:t xml:space="preserve">A</w:t>
             </w:r>
           </w:p>
@@ -1312,6 +1458,9 @@
               </m:sSub>
             </m:oMath>
             <w:r>
+              <w:rPr>
+                <w:rFonts w:eastAsia="黑体"/>
+              </w:rPr>
               <w:t xml:space="preserve">​</w:t>
             </w:r>
           </w:p>
@@ -1324,7 +1473,7 @@
             </w:pPr>
             <w:r>
               <w:rPr>
-                <w:rFonts w:hint="eastAsia"/>
+                <w:rFonts w:hint="eastAsia" w:eastAsia="黑体"/>
               </w:rPr>
               <w:t xml:space="preserve">输出电流</w:t>
             </w:r>
@@ -1337,6 +1486,9 @@
               <w:pStyle w:val="Compact"/>
             </w:pPr>
             <w:r>
+              <w:rPr>
+                <w:rFonts w:eastAsia="黑体"/>
+              </w:rPr>
               <w:t xml:space="preserve">A</w:t>
             </w:r>
           </w:p>
@@ -1367,6 +1519,9 @@
               </m:sSub>
             </m:oMath>
             <w:r>
+              <w:rPr>
+                <w:rFonts w:eastAsia="黑体"/>
+              </w:rPr>
               <w:t xml:space="preserve">​</w:t>
             </w:r>
           </w:p>
@@ -1379,7 +1534,7 @@
             </w:pPr>
             <w:r>
               <w:rPr>
-                <w:rFonts w:hint="eastAsia"/>
+                <w:rFonts w:hint="eastAsia" w:eastAsia="黑体"/>
               </w:rPr>
               <w:t xml:space="preserve">电源电压</w:t>
             </w:r>
@@ -1392,6 +1547,9 @@
               <w:pStyle w:val="Compact"/>
             </w:pPr>
             <w:r>
+              <w:rPr>
+                <w:rFonts w:eastAsia="黑体"/>
+              </w:rPr>
               <w:t xml:space="preserve">V</w:t>
             </w:r>
           </w:p>
@@ -1422,6 +1580,9 @@
               </m:sSub>
             </m:oMath>
             <w:r>
+              <w:rPr>
+                <w:rFonts w:eastAsia="黑体"/>
+              </w:rPr>
               <w:t xml:space="preserve">​</w:t>
             </w:r>
           </w:p>
@@ -1434,16 +1595,19 @@
             </w:pPr>
             <w:r>
               <w:rPr>
-                <w:rFonts w:hint="eastAsia"/>
+                <w:rFonts w:hint="eastAsia" w:eastAsia="黑体"/>
               </w:rPr>
               <w:t xml:space="preserve">基极-发射极电压（约</w:t>
             </w:r>
             <w:r>
+              <w:rPr>
+                <w:rFonts w:eastAsia="黑体"/>
+              </w:rPr>
               <w:t xml:space="preserve"> 0.7 </w:t>
             </w:r>
             <w:r>
               <w:rPr>
-                <w:rFonts w:hint="eastAsia"/>
+                <w:rFonts w:hint="eastAsia" w:eastAsia="黑体"/>
               </w:rPr>
               <w:t xml:space="preserve">V）</w:t>
             </w:r>
@@ -1456,6 +1620,9 @@
               <w:pStyle w:val="Compact"/>
             </w:pPr>
             <w:r>
+              <w:rPr>
+                <w:rFonts w:eastAsia="黑体"/>
+              </w:rPr>
               <w:t xml:space="preserve">V</w:t>
             </w:r>
           </w:p>
@@ -1474,6 +1641,9 @@
               </m:r>
             </m:oMath>
             <w:r>
+              <w:rPr>
+                <w:rFonts w:eastAsia="黑体"/>
+              </w:rPr>
               <w:t xml:space="preserve">​</w:t>
             </w:r>
           </w:p>
@@ -1486,7 +1656,7 @@
             </w:pPr>
             <w:r>
               <w:rPr>
-                <w:rFonts w:hint="eastAsia"/>
+                <w:rFonts w:hint="eastAsia" w:eastAsia="黑体"/>
               </w:rPr>
               <w:t xml:space="preserve">参考支路电阻</w:t>
             </w:r>
@@ -1499,6 +1669,9 @@
               <w:pStyle w:val="Compact"/>
             </w:pPr>
             <w:r>
+              <w:rPr>
+                <w:rFonts w:eastAsia="黑体"/>
+              </w:rPr>
               <w:t xml:space="preserve">Ω</w:t>
             </w:r>
           </w:p>
@@ -1517,6 +1690,9 @@
               </m:r>
             </m:oMath>
             <w:r>
+              <w:rPr>
+                <w:rFonts w:eastAsia="黑体"/>
+              </w:rPr>
               <w:t xml:space="preserve">​</w:t>
             </w:r>
           </w:p>
@@ -1529,7 +1705,7 @@
             </w:pPr>
             <w:r>
               <w:rPr>
-                <w:rFonts w:hint="eastAsia"/>
+                <w:rFonts w:hint="eastAsia" w:eastAsia="黑体"/>
               </w:rPr>
               <w:t xml:space="preserve">晶体管电流增益</w:t>
             </w:r>
@@ -1543,7 +1719,7 @@
             </w:pPr>
             <w:r>
               <w:rPr>
-                <w:rFonts w:hint="eastAsia"/>
+                <w:rFonts w:hint="eastAsia" w:eastAsia="黑体"/>
               </w:rPr>
               <w:t xml:space="preserve">无量纲</w:t>
             </w:r>
@@ -1572,6 +1748,9 @@
               </m:sSub>
             </m:oMath>
             <w:r>
+              <w:rPr>
+                <w:rFonts w:eastAsia="黑体"/>
+              </w:rPr>
               <w:t xml:space="preserve">​</w:t>
             </w:r>
           </w:p>
@@ -1584,7 +1763,7 @@
             </w:pPr>
             <w:r>
               <w:rPr>
-                <w:rFonts w:hint="eastAsia"/>
+                <w:rFonts w:hint="eastAsia" w:eastAsia="黑体"/>
               </w:rPr>
               <w:t xml:space="preserve">输出电阻</w:t>
             </w:r>
@@ -1597,6 +1776,9 @@
               <w:pStyle w:val="Compact"/>
             </w:pPr>
             <w:r>
+              <w:rPr>
+                <w:rFonts w:eastAsia="黑体"/>
+              </w:rPr>
               <w:t xml:space="preserve">Ω</w:t>
             </w:r>
           </w:p>
@@ -1611,7 +1793,7 @@
       </w:pPr>
       <w:r>
         <w:rPr>
-          <w:rFonts w:hint="eastAsia"/>
+          <w:rFonts w:hint="eastAsia" w:eastAsia="黑体"/>
         </w:rPr>
         <w:t xml:space="preserve">元件调整影响</w:t>
       </w:r>
@@ -1626,7 +1808,7 @@
       </w:pPr>
       <w:r>
         <w:rPr>
-          <w:rFonts w:hint="eastAsia"/>
+          <w:rFonts w:hint="eastAsia" w:eastAsia="黑体"/>
           <w:b/>
           <w:bCs/>
         </w:rPr>
@@ -1634,20 +1816,27 @@
       </w:r>
       <w:r>
         <w:rPr>
+          <w:rFonts w:eastAsia="黑体"/>
           <w:b/>
           <w:bCs/>
         </w:rPr>
         <w:t xml:space="preserve"> R↑</w:t>
       </w:r>
       <w:r>
+        <w:rPr>
+          <w:rFonts w:eastAsia="黑体"/>
+        </w:rPr>
         <w:t xml:space="preserve"> </w:t>
       </w:r>
       <w:r>
+        <w:rPr>
+          <w:rFonts w:eastAsia="黑体"/>
+        </w:rPr>
         <w:t xml:space="preserve">→ </w:t>
       </w:r>
       <w:r>
         <w:rPr>
-          <w:rFonts w:hint="eastAsia"/>
+          <w:rFonts w:hint="eastAsia" w:eastAsia="黑体"/>
         </w:rPr>
         <w:t xml:space="preserve">参考电流减小，输出电流同步减小。</w:t>
       </w:r>
@@ -1662,7 +1851,7 @@
       </w:pPr>
       <w:r>
         <w:rPr>
-          <w:rFonts w:hint="eastAsia"/>
+          <w:rFonts w:hint="eastAsia" w:eastAsia="黑体"/>
           <w:b/>
           <w:bCs/>
         </w:rPr>
@@ -1670,6 +1859,7 @@
       </w:r>
       <w:r>
         <w:rPr>
+          <w:rFonts w:eastAsia="黑体"/>
           <w:b/>
           <w:bCs/>
         </w:rPr>
@@ -1694,20 +1884,27 @@
       </m:oMath>
       <w:r>
         <w:rPr>
+          <w:rFonts w:eastAsia="黑体"/>
           <w:b/>
           <w:bCs/>
         </w:rPr>
         <w:t xml:space="preserve">↑</w:t>
       </w:r>
       <w:r>
+        <w:rPr>
+          <w:rFonts w:eastAsia="黑体"/>
+        </w:rPr>
         <w:t xml:space="preserve"> </w:t>
       </w:r>
       <w:r>
+        <w:rPr>
+          <w:rFonts w:eastAsia="黑体"/>
+        </w:rPr>
         <w:t xml:space="preserve">→ </w:t>
       </w:r>
       <w:r>
         <w:rPr>
-          <w:rFonts w:hint="eastAsia"/>
+          <w:rFonts w:hint="eastAsia" w:eastAsia="黑体"/>
         </w:rPr>
         <w:t xml:space="preserve">参考电流增大，输出电流增大。</w:t>
       </w:r>
@@ -1722,6 +1919,7 @@
       </w:pPr>
       <w:r>
         <w:rPr>
+          <w:rFonts w:eastAsia="黑体"/>
           <w:b/>
           <w:bCs/>
         </w:rPr>
@@ -1729,21 +1927,27 @@
       </w:r>
       <w:r>
         <w:rPr>
-          <w:rFonts w:hint="eastAsia"/>
+          <w:rFonts w:hint="eastAsia" w:eastAsia="黑体"/>
           <w:b/>
           <w:bCs/>
         </w:rPr>
         <w:t xml:space="preserve">增大</w:t>
       </w:r>
       <w:r>
+        <w:rPr>
+          <w:rFonts w:eastAsia="黑体"/>
+        </w:rPr>
         <w:t xml:space="preserve"> </w:t>
       </w:r>
       <w:r>
+        <w:rPr>
+          <w:rFonts w:eastAsia="黑体"/>
+        </w:rPr>
         <w:t xml:space="preserve">→ </w:t>
       </w:r>
       <w:r>
         <w:rPr>
-          <w:rFonts w:hint="eastAsia"/>
+          <w:rFonts w:hint="eastAsia" w:eastAsia="黑体"/>
         </w:rPr>
         <w:t xml:space="preserve">基极电流对镜像精度的影响减小，镜像更精确。</w:t>
       </w:r>
@@ -1758,21 +1962,27 @@
       </w:pPr>
       <w:r>
         <w:rPr>
-          <w:rFonts w:hint="eastAsia"/>
+          <w:rFonts w:hint="eastAsia" w:eastAsia="黑体"/>
           <w:b/>
           <w:bCs/>
         </w:rPr>
         <w:t xml:space="preserve">两管失配（面积、温度）</w:t>
       </w:r>
       <w:r>
+        <w:rPr>
+          <w:rFonts w:eastAsia="黑体"/>
+        </w:rPr>
         <w:t xml:space="preserve"> </w:t>
       </w:r>
       <w:r>
+        <w:rPr>
+          <w:rFonts w:eastAsia="黑体"/>
+        </w:rPr>
         <w:t xml:space="preserve">→ </w:t>
       </w:r>
       <w:r>
         <w:rPr>
-          <w:rFonts w:hint="eastAsia"/>
+          <w:rFonts w:hint="eastAsia" w:eastAsia="黑体"/>
         </w:rPr>
         <w:t xml:space="preserve">输出电流偏离参考值，引入误差。</w:t>
       </w:r>
@@ -1785,7 +1995,7 @@
       </w:pPr>
       <w:r>
         <w:rPr>
-          <w:rFonts w:hint="eastAsia"/>
+          <w:rFonts w:hint="eastAsia" w:eastAsia="黑体"/>
         </w:rPr>
         <w:t xml:space="preserve">典型参数示例</w:t>
       </w:r>
@@ -1800,11 +2010,14 @@
       </w:pPr>
       <w:r>
         <w:rPr>
-          <w:rFonts w:hint="eastAsia"/>
+          <w:rFonts w:hint="eastAsia" w:eastAsia="黑体"/>
         </w:rPr>
         <w:t xml:space="preserve">取</w:t>
       </w:r>
       <w:r>
+        <w:rPr>
+          <w:rFonts w:eastAsia="黑体"/>
+        </w:rPr>
         <w:t xml:space="preserve"> </w:t>
       </w:r>
       <m:oMath>
@@ -1844,6 +2057,9 @@
         </m:r>
       </m:oMath>
       <w:r>
+        <w:rPr>
+          <w:rFonts w:eastAsia="黑体"/>
+        </w:rPr>
         <w:t xml:space="preserve">、</w:t>
       </w:r>
       <m:oMath>
@@ -1872,7 +2088,7 @@
       </m:oMath>
       <w:r>
         <w:rPr>
-          <w:rFonts w:hint="eastAsia"/>
+          <w:rFonts w:hint="eastAsia" w:eastAsia="黑体"/>
         </w:rPr>
         <w:t xml:space="preserve">：</w:t>
       </w:r>
@@ -1947,11 +2163,14 @@
       </m:oMath>
       <w:r>
         <w:rPr>
-          <w:rFonts w:hint="eastAsia"/>
+          <w:rFonts w:hint="eastAsia" w:eastAsia="黑体"/>
         </w:rPr>
         <w:t xml:space="preserve">，理想</w:t>
       </w:r>
       <w:r>
+        <w:rPr>
+          <w:rFonts w:eastAsia="黑体"/>
+        </w:rPr>
         <w:t xml:space="preserve"> </w:t>
       </w:r>
       <m:oMath>
@@ -1994,6 +2213,9 @@
         </m:r>
       </m:oMath>
       <w:r>
+        <w:rPr>
+          <w:rFonts w:eastAsia="黑体"/>
+        </w:rPr>
         <w:t xml:space="preserve">。</w:t>
       </w:r>
     </w:p>
@@ -2007,11 +2229,14 @@
       </w:pPr>
       <w:r>
         <w:rPr>
-          <w:rFonts w:hint="eastAsia"/>
+          <w:rFonts w:hint="eastAsia" w:eastAsia="黑体"/>
         </w:rPr>
         <w:t xml:space="preserve">取</w:t>
       </w:r>
       <w:r>
+        <w:rPr>
+          <w:rFonts w:eastAsia="黑体"/>
+        </w:rPr>
         <w:t xml:space="preserve"> </w:t>
       </w:r>
       <m:oMath>
@@ -2030,11 +2255,14 @@
       </m:oMath>
       <w:r>
         <w:rPr>
-          <w:rFonts w:hint="eastAsia"/>
+          <w:rFonts w:hint="eastAsia" w:eastAsia="黑体"/>
         </w:rPr>
         <w:t xml:space="preserve">：实际</w:t>
       </w:r>
       <w:r>
+        <w:rPr>
+          <w:rFonts w:eastAsia="黑体"/>
+        </w:rPr>
         <w:t xml:space="preserve"> </w:t>
       </w:r>
       <m:oMath>
@@ -2119,6 +2347,9 @@
         </m:r>
       </m:oMath>
       <w:r>
+        <w:rPr>
+          <w:rFonts w:eastAsia="黑体"/>
+        </w:rPr>
         <w:t xml:space="preserve">。</w:t>
       </w:r>
     </w:p>
@@ -2130,7 +2361,7 @@
       </w:pPr>
       <w:r>
         <w:rPr>
-          <w:rFonts w:hint="eastAsia"/>
+          <w:rFonts w:hint="eastAsia" w:eastAsia="黑体"/>
         </w:rPr>
         <w:t xml:space="preserve">常见器件型号</w:t>
       </w:r>
@@ -2145,7 +2376,7 @@
       </w:pPr>
       <w:r>
         <w:rPr>
-          <w:rFonts w:hint="eastAsia"/>
+          <w:rFonts w:hint="eastAsia" w:eastAsia="黑体"/>
         </w:rPr>
         <w:t xml:space="preserve">分立对管：2N3904/2N3906、PMBT3904、MAT02（精密匹配对管）。</w:t>
       </w:r>
@@ -2160,16 +2391,19 @@
       </w:pPr>
       <w:r>
         <w:rPr>
-          <w:rFonts w:hint="eastAsia"/>
+          <w:rFonts w:hint="eastAsia" w:eastAsia="黑体"/>
         </w:rPr>
         <w:t xml:space="preserve">集成电流镜多位于运放、比较器内部（如</w:t>
       </w:r>
       <w:r>
+        <w:rPr>
+          <w:rFonts w:eastAsia="黑体"/>
+        </w:rPr>
         <w:t xml:space="preserve"> LM358、LM324 </w:t>
       </w:r>
       <w:r>
         <w:rPr>
-          <w:rFonts w:hint="eastAsia"/>
+          <w:rFonts w:hint="eastAsia" w:eastAsia="黑体"/>
         </w:rPr>
         <w:t xml:space="preserve">偏置电路）。</w:t>
       </w:r>
@@ -2182,7 +2416,7 @@
       </w:pPr>
       <w:r>
         <w:rPr>
-          <w:rFonts w:hint="eastAsia"/>
+          <w:rFonts w:hint="eastAsia" w:eastAsia="黑体"/>
         </w:rPr>
         <w:t xml:space="preserve">注意事项</w:t>
       </w:r>
@@ -2197,7 +2431,7 @@
       </w:pPr>
       <w:r>
         <w:rPr>
-          <w:rFonts w:hint="eastAsia"/>
+          <w:rFonts w:hint="eastAsia" w:eastAsia="黑体"/>
         </w:rPr>
         <w:t xml:space="preserve">两管需同温、同参数（版图采用交叉匹配），否则镜像误差大。</w:t>
       </w:r>
@@ -2212,7 +2446,7 @@
       </w:pPr>
       <w:r>
         <w:rPr>
-          <w:rFonts w:hint="eastAsia"/>
+          <w:rFonts w:hint="eastAsia" w:eastAsia="黑体"/>
         </w:rPr>
         <w:t xml:space="preserve">输出电阻受厄利效应限制，高精度需用共源共栅（cascode）电流镜。</w:t>
       </w:r>
@@ -2227,7 +2461,7 @@
       </w:pPr>
       <w:r>
         <w:rPr>
-          <w:rFonts w:hint="eastAsia"/>
+          <w:rFonts w:hint="eastAsia" w:eastAsia="黑体"/>
         </w:rPr>
         <w:t xml:space="preserve">参考支路与输出支路电压差过大时，</w:t>
       </w:r>
@@ -2249,11 +2483,14 @@
         </m:sSub>
       </m:oMath>
       <w:r>
+        <w:rPr>
+          <w:rFonts w:eastAsia="黑体"/>
+        </w:rPr>
         <w:t xml:space="preserve"> </w:t>
       </w:r>
       <w:r>
         <w:rPr>
-          <w:rFonts w:hint="eastAsia"/>
+          <w:rFonts w:hint="eastAsia" w:eastAsia="黑体"/>
         </w:rPr>
         <w:t xml:space="preserve">不匹配导致误差。</w:t>
       </w:r>
@@ -2266,7 +2503,7 @@
       </w:pPr>
       <w:r>
         <w:rPr>
-          <w:rFonts w:hint="eastAsia"/>
+          <w:rFonts w:hint="eastAsia" w:eastAsia="黑体"/>
         </w:rPr>
         <w:t xml:space="preserve">参考资料</w:t>
       </w:r>
@@ -2281,7 +2518,7 @@
       </w:pPr>
       <w:r>
         <w:rPr>
-          <w:rFonts w:hint="eastAsia"/>
+          <w:rFonts w:hint="eastAsia" w:eastAsia="黑体"/>
         </w:rPr>
         <w:t xml:space="preserve">《模拟电子技术基础》（童诗白、华成英）。</w:t>
       </w:r>
@@ -2295,6 +2532,9 @@
         </w:numPr>
       </w:pPr>
       <w:r>
+        <w:rPr>
+          <w:rFonts w:eastAsia="黑体"/>
+        </w:rPr>
         <w:t xml:space="preserve">Wikipedia: Current mirror。</w:t>
       </w:r>
     </w:p>
@@ -2307,6 +2547,9 @@
         </w:numPr>
       </w:pPr>
       <w:r>
+        <w:rPr>
+          <w:rFonts w:eastAsia="黑体"/>
+        </w:rPr>
         <w:t xml:space="preserve">Wikipedia: Widlar current source。</w:t>
       </w:r>
     </w:p>
@@ -2319,11 +2562,11 @@
       </w:pPr>
       <w:r>
         <w:rPr>
-          <w:rFonts w:ascii="Times New Roman" w:hAnsi="Times New Roman"/>
+          <w:rFonts w:ascii="Times New Roman" w:hAnsi="Times New Roman" w:eastAsia="黑体"/>
           <w:color w:val="555555"/>
           <w:sz w:val="21"/>
         </w:rPr>
-        <w:t>材料收集者：杜文杰</w:t>
+        <w:t>材料收集者：杜文杰，WX手机：19519196569，QQ:3478827729</w:t>
       </w:r>
     </w:p>
     <w:sectPr>
@@ -2343,7 +2586,7 @@
 </file>
 
 <file path=word/footer1.xml><?xml version="1.0" encoding="utf-8"?>
-<w:ftr xmlns:m="http://schemas.openxmlformats.org/officeDocument/2006/math" xmlns:mc="http://schemas.openxmlformats.org/markup-compatibility/2006" xmlns:mo="http://schemas.microsoft.com/office/mac/office/2008/main" xmlns:mv="urn:schemas-microsoft-com:mac:vml" xmlns:o="urn:schemas-microsoft-com:office:office" xmlns:r="http://schemas.openxmlformats.org/officeDocument/2006/relationships" xmlns:v="urn:schemas-microsoft-com:vml" xmlns:w10="urn:schemas-microsoft-com:office:word" xmlns:w14="http://schemas.microsoft.com/office/word/2010/wordml" xmlns:w="http://schemas.openxmlformats.org/wordprocessingml/2006/main" xmlns:wne="http://schemas.microsoft.com/office/word/2006/wordml" xmlns:wp14="http://schemas.microsoft.com/office/word/2010/wordprocessingDrawing" xmlns:wp="http://schemas.openxmlformats.org/drawingml/2006/wordprocessingDrawing" xmlns:wpc="http://schemas.microsoft.com/office/word/2010/wordprocessingCanvas" xmlns:wpg="http://schemas.microsoft.com/office/word/2010/wordprocessingGroup" xmlns:wpi="http://schemas.microsoft.com/office/word/2010/wordprocessingInk" xmlns:wps="http://schemas.microsoft.com/office/word/2010/wordprocessingShape" mc:Ignorable="w14 wp14">
+<w:ftr xmlns:mc="http://schemas.openxmlformats.org/markup-compatibility/2006" xmlns:w="http://schemas.openxmlformats.org/wordprocessingml/2006/main" xmlns:m="http://schemas.openxmlformats.org/officeDocument/2006/math" xmlns:mo="http://schemas.microsoft.com/office/mac/office/2008/main" xmlns:mv="urn:schemas-microsoft-com:mac:vml" xmlns:o="urn:schemas-microsoft-com:office:office" xmlns:r="http://schemas.openxmlformats.org/officeDocument/2006/relationships" xmlns:v="urn:schemas-microsoft-com:vml" xmlns:w10="urn:schemas-microsoft-com:office:word" xmlns:w14="http://schemas.microsoft.com/office/word/2010/wordml" xmlns:wne="http://schemas.microsoft.com/office/word/2006/wordml" xmlns:wp14="http://schemas.microsoft.com/office/word/2010/wordprocessingDrawing" xmlns:wp="http://schemas.openxmlformats.org/drawingml/2006/wordprocessingDrawing" xmlns:wpc="http://schemas.microsoft.com/office/word/2010/wordprocessingCanvas" xmlns:wpg="http://schemas.microsoft.com/office/word/2010/wordprocessingGroup" xmlns:wpi="http://schemas.microsoft.com/office/word/2010/wordprocessingInk" xmlns:wps="http://schemas.microsoft.com/office/word/2010/wordprocessingShape" mc:Ignorable="w14 wp14">
   <w:p>
     <w:pPr>
       <w:pStyle w:val="Footer"/>
@@ -2351,12 +2594,14 @@
     </w:pPr>
     <w:r>
       <w:rPr>
+        <w:rFonts w:eastAsia="黑体"/>
         <w:sz w:val="18"/>
       </w:rPr>
       <w:t xml:space="preserve">第 </w:t>
     </w:r>
     <w:r>
       <w:rPr>
+        <w:rFonts w:eastAsia="黑体"/>
         <w:sz w:val="18"/>
       </w:rPr>
       <w:fldChar w:fldCharType="begin"/>
@@ -2365,6 +2610,7 @@
     </w:r>
     <w:r>
       <w:rPr>
+        <w:rFonts w:eastAsia="黑体"/>
         <w:sz w:val="18"/>
       </w:rPr>
       <w:t xml:space="preserve"> 页</w:t>
@@ -2378,6 +2624,9 @@
   <w:footnote w:type="continuationSeparator" w:id="0">
     <w:p>
       <w:r>
+        <w:rPr>
+          <w:rFonts w:eastAsia="黑体"/>
+        </w:rPr>
         <w:continuationSeparator/>
       </w:r>
     </w:p>
@@ -2385,6 +2634,9 @@
   <w:footnote w:type="separator" w:id="-1">
     <w:p>
       <w:r>
+        <w:rPr>
+          <w:rFonts w:eastAsia="黑体"/>
+        </w:rPr>
         <w:separator/>
       </w:r>
     </w:p>
@@ -2393,7 +2645,7 @@
 </file>
 
 <file path=word/header1.xml><?xml version="1.0" encoding="utf-8"?>
-<w:hdr xmlns:m="http://schemas.openxmlformats.org/officeDocument/2006/math" xmlns:mc="http://schemas.openxmlformats.org/markup-compatibility/2006" xmlns:mo="http://schemas.microsoft.com/office/mac/office/2008/main" xmlns:mv="urn:schemas-microsoft-com:mac:vml" xmlns:o="urn:schemas-microsoft-com:office:office" xmlns:r="http://schemas.openxmlformats.org/officeDocument/2006/relationships" xmlns:v="urn:schemas-microsoft-com:vml" xmlns:w10="urn:schemas-microsoft-com:office:word" xmlns:w14="http://schemas.microsoft.com/office/word/2010/wordml" xmlns:w="http://schemas.openxmlformats.org/wordprocessingml/2006/main" xmlns:wne="http://schemas.microsoft.com/office/word/2006/wordml" xmlns:wp14="http://schemas.microsoft.com/office/word/2010/wordprocessingDrawing" xmlns:wp="http://schemas.openxmlformats.org/drawingml/2006/wordprocessingDrawing" xmlns:wpc="http://schemas.microsoft.com/office/word/2010/wordprocessingCanvas" xmlns:wpg="http://schemas.microsoft.com/office/word/2010/wordprocessingGroup" xmlns:wpi="http://schemas.microsoft.com/office/word/2010/wordprocessingInk" xmlns:wps="http://schemas.microsoft.com/office/word/2010/wordprocessingShape" mc:Ignorable="w14 wp14">
+<w:hdr xmlns:mc="http://schemas.openxmlformats.org/markup-compatibility/2006" xmlns:w="http://schemas.openxmlformats.org/wordprocessingml/2006/main" xmlns:m="http://schemas.openxmlformats.org/officeDocument/2006/math" xmlns:mo="http://schemas.microsoft.com/office/mac/office/2008/main" xmlns:mv="urn:schemas-microsoft-com:mac:vml" xmlns:o="urn:schemas-microsoft-com:office:office" xmlns:r="http://schemas.openxmlformats.org/officeDocument/2006/relationships" xmlns:v="urn:schemas-microsoft-com:vml" xmlns:w10="urn:schemas-microsoft-com:office:word" xmlns:w14="http://schemas.microsoft.com/office/word/2010/wordml" xmlns:wne="http://schemas.microsoft.com/office/word/2006/wordml" xmlns:wp14="http://schemas.microsoft.com/office/word/2010/wordprocessingDrawing" xmlns:wp="http://schemas.openxmlformats.org/drawingml/2006/wordprocessingDrawing" xmlns:wpc="http://schemas.microsoft.com/office/word/2010/wordprocessingCanvas" xmlns:wpg="http://schemas.microsoft.com/office/word/2010/wordprocessingGroup" xmlns:wpi="http://schemas.microsoft.com/office/word/2010/wordprocessingInk" xmlns:wps="http://schemas.microsoft.com/office/word/2010/wordprocessingShape" mc:Ignorable="w14 wp14">
   <w:p>
     <w:pPr>
       <w:pStyle w:val="Header"/>
@@ -2401,7 +2653,7 @@
     </w:pPr>
     <w:r>
       <w:rPr>
-        <w:rFonts w:ascii="Times New Roman" w:hAnsi="Times New Roman"/>
+        <w:rFonts w:ascii="Times New Roman" w:hAnsi="Times New Roman" w:eastAsia="黑体"/>
         <w:sz w:val="18"/>
         <w:rFonts w:eastAsia="黑体"/>
         <w:rFonts w:eastAsia="黑体"/>
@@ -2413,7 +2665,7 @@
 </file>
 
 <file path=word/numbering.xml><?xml version="1.0" encoding="utf-8"?>
-<w:numbering xmlns:m="http://schemas.openxmlformats.org/officeDocument/2006/math" xmlns:mc="http://schemas.openxmlformats.org/markup-compatibility/2006" xmlns:mo="http://schemas.microsoft.com/office/mac/office/2008/main" xmlns:mv="urn:schemas-microsoft-com:mac:vml" xmlns:o="urn:schemas-microsoft-com:office:office" xmlns:r="http://schemas.openxmlformats.org/officeDocument/2006/relationships" xmlns:v="urn:schemas-microsoft-com:vml" xmlns:w="http://schemas.openxmlformats.org/wordprocessingml/2006/main" xmlns:w10="urn:schemas-microsoft-com:office:word" xmlns:w14="http://schemas.microsoft.com/office/word/2010/wordml" xmlns:wne="http://schemas.microsoft.com/office/word/2006/wordml" xmlns:wp="http://schemas.openxmlformats.org/drawingml/2006/wordprocessingDrawing" xmlns:wp14="http://schemas.microsoft.com/office/word/2010/wordprocessingDrawing" xmlns:wpc="http://schemas.microsoft.com/office/word/2010/wordprocessingCanvas" xmlns:wpg="http://schemas.microsoft.com/office/word/2010/wordprocessingGroup" xmlns:wpi="http://schemas.microsoft.com/office/word/2010/wordprocessingInk" xmlns:wps="http://schemas.microsoft.com/office/word/2010/wordprocessingShape" mc:Ignorable="w14 wp14">
+<w:numbering xmlns:mc="http://schemas.openxmlformats.org/markup-compatibility/2006" xmlns:w="http://schemas.openxmlformats.org/wordprocessingml/2006/main" xmlns:m="http://schemas.openxmlformats.org/officeDocument/2006/math" xmlns:mo="http://schemas.microsoft.com/office/mac/office/2008/main" xmlns:mv="urn:schemas-microsoft-com:mac:vml" xmlns:o="urn:schemas-microsoft-com:office:office" xmlns:r="http://schemas.openxmlformats.org/officeDocument/2006/relationships" xmlns:v="urn:schemas-microsoft-com:vml" xmlns:w10="urn:schemas-microsoft-com:office:word" xmlns:w14="http://schemas.microsoft.com/office/word/2010/wordml" xmlns:wne="http://schemas.microsoft.com/office/word/2006/wordml" xmlns:wp="http://schemas.openxmlformats.org/drawingml/2006/wordprocessingDrawing" xmlns:wp14="http://schemas.microsoft.com/office/word/2010/wordprocessingDrawing" xmlns:wpc="http://schemas.microsoft.com/office/word/2010/wordprocessingCanvas" xmlns:wpg="http://schemas.microsoft.com/office/word/2010/wordprocessingGroup" xmlns:wpi="http://schemas.microsoft.com/office/word/2010/wordprocessingInk" xmlns:wps="http://schemas.microsoft.com/office/word/2010/wordprocessingShape" mc:Ignorable="w14 wp14">
   <w:abstractNum w:abstractNumId="0">
     <w:nsid w:val="FFFFFF7C"/>
     <w:multiLevelType w:val="singleLevel"/>
@@ -2500,7 +2752,7 @@
         <w:ind w:hanging="360" w:left="1440"/>
       </w:pPr>
       <w:rPr>
-        <w:rFonts w:ascii="Symbol" w:hAnsi="Symbol" w:hint="default"/>
+        <w:rFonts w:ascii="Symbol" w:hAnsi="Symbol" w:hint="default" w:eastAsia="黑体"/>
       </w:rPr>
     </w:lvl>
   </w:abstractNum>
@@ -2521,7 +2773,7 @@
         <w:ind w:hanging="360" w:left="1080"/>
       </w:pPr>
       <w:rPr>
-        <w:rFonts w:ascii="Symbol" w:hAnsi="Symbol" w:hint="default"/>
+        <w:rFonts w:ascii="Symbol" w:hAnsi="Symbol" w:hint="default" w:eastAsia="黑体"/>
       </w:rPr>
     </w:lvl>
   </w:abstractNum>
@@ -2542,7 +2794,7 @@
         <w:ind w:hanging="360" w:left="720"/>
       </w:pPr>
       <w:rPr>
-        <w:rFonts w:ascii="Symbol" w:hAnsi="Symbol" w:hint="default"/>
+        <w:rFonts w:ascii="Symbol" w:hAnsi="Symbol" w:hint="default" w:eastAsia="黑体"/>
       </w:rPr>
     </w:lvl>
   </w:abstractNum>
@@ -2581,7 +2833,7 @@
         <w:ind w:hanging="360" w:left="360"/>
       </w:pPr>
       <w:rPr>
-        <w:rFonts w:ascii="Symbol" w:hAnsi="Symbol" w:hint="default"/>
+        <w:rFonts w:ascii="Symbol" w:hAnsi="Symbol" w:hint="default" w:eastAsia="黑体"/>
       </w:rPr>
     </w:lvl>
   </w:abstractNum>
@@ -2672,7 +2924,7 @@
         <w:ind w:left="720" w:hanging="360"/>
       </w:pPr>
       <w:rPr>
-        <w:rFonts w:ascii="Symbol" w:hAnsi="Symbol" w:cs="Symbol" w:hint="default"/>
+        <w:rFonts w:ascii="Symbol" w:hAnsi="Symbol" w:cs="Symbol" w:hint="default" w:eastAsia="黑体"/>
       </w:rPr>
     </w:lvl>
     <w:lvl w:ilvl="1">
@@ -2683,7 +2935,7 @@
         <w:ind w:left="1440" w:hanging="360"/>
       </w:pPr>
       <w:rPr>
-        <w:rFonts w:ascii="Courier New" w:hAnsi="Courier New" w:cs="Courier New" w:hint="default"/>
+        <w:rFonts w:ascii="Courier New" w:hAnsi="Courier New" w:cs="Courier New" w:hint="default" w:eastAsia="黑体"/>
       </w:rPr>
     </w:lvl>
     <w:lvl w:ilvl="2">
@@ -2694,7 +2946,7 @@
         <w:ind w:left="2160" w:hanging="360"/>
       </w:pPr>
       <w:rPr>
-        <w:rFonts w:ascii="Wingdings" w:hAnsi="Wingdings" w:cs="Wingdings" w:hint="default"/>
+        <w:rFonts w:ascii="Wingdings" w:hAnsi="Wingdings" w:cs="Wingdings" w:hint="default" w:eastAsia="黑体"/>
       </w:rPr>
     </w:lvl>
     <w:lvl w:ilvl="3">
@@ -2705,7 +2957,7 @@
         <w:ind w:left="2880" w:hanging="360"/>
       </w:pPr>
       <w:rPr>
-        <w:rFonts w:ascii="Symbol" w:hAnsi="Symbol" w:cs="Symbol" w:hint="default"/>
+        <w:rFonts w:ascii="Symbol" w:hAnsi="Symbol" w:cs="Symbol" w:hint="default" w:eastAsia="黑体"/>
       </w:rPr>
     </w:lvl>
     <w:lvl w:ilvl="4">
@@ -2716,7 +2968,7 @@
         <w:ind w:left="3600" w:hanging="360"/>
       </w:pPr>
       <w:rPr>
-        <w:rFonts w:ascii="Courier New" w:hAnsi="Courier New" w:cs="Courier New" w:hint="default"/>
+        <w:rFonts w:ascii="Courier New" w:hAnsi="Courier New" w:cs="Courier New" w:hint="default" w:eastAsia="黑体"/>
       </w:rPr>
     </w:lvl>
     <w:lvl w:ilvl="5">
@@ -2727,7 +2979,7 @@
         <w:ind w:left="4320" w:hanging="360"/>
       </w:pPr>
       <w:rPr>
-        <w:rFonts w:ascii="Wingdings" w:hAnsi="Wingdings" w:cs="Wingdings" w:hint="default"/>
+        <w:rFonts w:ascii="Wingdings" w:hAnsi="Wingdings" w:cs="Wingdings" w:hint="default" w:eastAsia="黑体"/>
       </w:rPr>
     </w:lvl>
     <w:lvl w:ilvl="6">
@@ -2738,7 +2990,7 @@
         <w:ind w:left="5040" w:hanging="360"/>
       </w:pPr>
       <w:rPr>
-        <w:rFonts w:ascii="Symbol" w:hAnsi="Symbol" w:cs="Symbol" w:hint="default"/>
+        <w:rFonts w:ascii="Symbol" w:hAnsi="Symbol" w:cs="Symbol" w:hint="default" w:eastAsia="黑体"/>
       </w:rPr>
     </w:lvl>
     <w:lvl w:ilvl="7">
@@ -2749,7 +3001,7 @@
         <w:ind w:left="5760" w:hanging="360"/>
       </w:pPr>
       <w:rPr>
-        <w:rFonts w:ascii="Courier New" w:hAnsi="Courier New" w:cs="Courier New" w:hint="default"/>
+        <w:rFonts w:ascii="Courier New" w:hAnsi="Courier New" w:cs="Courier New" w:hint="default" w:eastAsia="黑体"/>
       </w:rPr>
     </w:lvl>
     <w:lvl w:ilvl="8">
@@ -2760,7 +3012,7 @@
         <w:ind w:left="6480" w:hanging="360"/>
       </w:pPr>
       <w:rPr>
-        <w:rFonts w:ascii="Wingdings" w:hAnsi="Wingdings" w:cs="Wingdings" w:hint="default"/>
+        <w:rFonts w:ascii="Wingdings" w:hAnsi="Wingdings" w:cs="Wingdings" w:hint="default" w:eastAsia="黑体"/>
       </w:rPr>
     </w:lvl>
   </w:abstractNum>
@@ -2813,11 +3065,11 @@
 </file>
 
 <file path=word/styles.xml><?xml version="1.0" encoding="utf-8"?>
-<w:styles xmlns:mc="http://schemas.openxmlformats.org/markup-compatibility/2006" xmlns:r="http://schemas.openxmlformats.org/officeDocument/2006/relationships" xmlns:w="http://schemas.openxmlformats.org/wordprocessingml/2006/main" xmlns:w14="http://schemas.microsoft.com/office/word/2010/wordml" mc:Ignorable="w14">
+<w:styles xmlns:mc="http://schemas.openxmlformats.org/markup-compatibility/2006" xmlns:w="http://schemas.openxmlformats.org/wordprocessingml/2006/main" xmlns:r="http://schemas.openxmlformats.org/officeDocument/2006/relationships" xmlns:w14="http://schemas.microsoft.com/office/word/2010/wordml" mc:Ignorable="w14">
   <w:docDefaults>
     <w:rPrDefault>
       <w:rPr>
-        <w:rFonts w:asciiTheme="minorHAnsi" w:cstheme="minorBidi" w:eastAsiaTheme="minorEastAsia" w:hAnsiTheme="minorHAnsi"/>
+        <w:rFonts w:asciiTheme="minorHAnsi" w:cstheme="minorBidi" w:hAnsiTheme="minorHAnsi" w:eastAsia="黑体"/>
         <w:sz w:val="22"/>
         <w:szCs w:val="22"/>
         <w:lang w:bidi="ar-SA" w:eastAsia="en-US" w:val="en-US"/>
@@ -3039,7 +3291,7 @@
       <w:outlineLvl w:val="0"/>
     </w:pPr>
     <w:rPr>
-      <w:rFonts w:ascii="Times New Roman" w:asciiTheme="majorHAnsi" w:cstheme="majorBidi" w:eastAsia="黑体" w:eastAsiaTheme="majorEastAsia" w:hAnsi="Times New Roman" w:hAnsiTheme="majorHAnsi"/>
+      <w:rFonts w:ascii="Times New Roman" w:asciiTheme="majorHAnsi" w:cstheme="majorBidi" w:eastAsia="黑体" w:hAnsi="Times New Roman" w:hAnsiTheme="majorHAnsi"/>
       <w:b/>
       <w:bCs/>
       <w:color w:val="1F3864"/>
@@ -3063,7 +3315,7 @@
       <w:outlineLvl w:val="1"/>
     </w:pPr>
     <w:rPr>
-      <w:rFonts w:ascii="Times New Roman" w:asciiTheme="majorHAnsi" w:cstheme="majorBidi" w:eastAsia="黑体" w:eastAsiaTheme="majorEastAsia" w:hAnsi="Times New Roman" w:hAnsiTheme="majorHAnsi"/>
+      <w:rFonts w:ascii="Times New Roman" w:asciiTheme="majorHAnsi" w:cstheme="majorBidi" w:eastAsia="黑体" w:hAnsi="Times New Roman" w:hAnsiTheme="majorHAnsi"/>
       <w:b/>
       <w:bCs/>
       <w:color w:val="2E4E7E"/>
@@ -3087,7 +3339,7 @@
       <w:outlineLvl w:val="2"/>
     </w:pPr>
     <w:rPr>
-      <w:rFonts w:ascii="Times New Roman" w:asciiTheme="majorHAnsi" w:cstheme="majorBidi" w:eastAsia="黑体" w:eastAsiaTheme="majorEastAsia" w:hAnsi="Times New Roman" w:hAnsiTheme="majorHAnsi"/>
+      <w:rFonts w:ascii="Times New Roman" w:asciiTheme="majorHAnsi" w:cstheme="majorBidi" w:eastAsia="黑体" w:hAnsi="Times New Roman" w:hAnsiTheme="majorHAnsi"/>
       <w:b/>
       <w:bCs/>
       <w:color w:val="2E4E7E"/>
@@ -3111,7 +3363,7 @@
       <w:outlineLvl w:val="3"/>
     </w:pPr>
     <w:rPr>
-      <w:rFonts w:ascii="Times New Roman" w:asciiTheme="majorHAnsi" w:cstheme="majorBidi" w:eastAsia="黑体" w:eastAsiaTheme="majorEastAsia" w:hAnsi="Times New Roman" w:hAnsiTheme="majorHAnsi"/>
+      <w:rFonts w:ascii="Times New Roman" w:asciiTheme="majorHAnsi" w:cstheme="majorBidi" w:eastAsia="黑体" w:hAnsi="Times New Roman" w:hAnsiTheme="majorHAnsi"/>
       <w:b/>
       <w:bCs/>
       <w:i/>
@@ -3137,7 +3389,7 @@
       <w:outlineLvl w:val="4"/>
     </w:pPr>
     <w:rPr>
-      <w:rFonts w:ascii="Times New Roman" w:asciiTheme="majorHAnsi" w:cstheme="majorBidi" w:eastAsia="黑体" w:eastAsiaTheme="majorEastAsia" w:hAnsi="Times New Roman" w:hAnsiTheme="majorHAnsi"/>
+      <w:rFonts w:ascii="Times New Roman" w:asciiTheme="majorHAnsi" w:cstheme="majorBidi" w:eastAsia="黑体" w:hAnsi="Times New Roman" w:hAnsiTheme="majorHAnsi"/>
       <w:b/>
       <w:color w:val="333333"/>
       <w:sz w:val="22"/>
@@ -3160,7 +3412,7 @@
       <w:outlineLvl w:val="5"/>
     </w:pPr>
     <w:rPr>
-      <w:rFonts w:asciiTheme="majorHAnsi" w:cstheme="majorBidi" w:eastAsiaTheme="majorEastAsia" w:hAnsiTheme="majorHAnsi"/>
+      <w:rFonts w:asciiTheme="majorHAnsi" w:cstheme="majorBidi" w:hAnsiTheme="majorHAnsi" w:eastAsia="黑体"/>
       <w:i/>
       <w:iCs/>
       <w:color w:themeColor="accent1" w:themeShade="7F" w:val="243F60"/>
@@ -3183,7 +3435,7 @@
       <w:outlineLvl w:val="6"/>
     </w:pPr>
     <w:rPr>
-      <w:rFonts w:asciiTheme="majorHAnsi" w:cstheme="majorBidi" w:eastAsiaTheme="majorEastAsia" w:hAnsiTheme="majorHAnsi"/>
+      <w:rFonts w:asciiTheme="majorHAnsi" w:cstheme="majorBidi" w:hAnsiTheme="majorHAnsi" w:eastAsia="黑体"/>
       <w:i/>
       <w:iCs/>
       <w:color w:themeColor="text1" w:themeTint="BF" w:val="404040"/>
@@ -3206,7 +3458,7 @@
       <w:outlineLvl w:val="7"/>
     </w:pPr>
     <w:rPr>
-      <w:rFonts w:asciiTheme="majorHAnsi" w:cstheme="majorBidi" w:eastAsiaTheme="majorEastAsia" w:hAnsiTheme="majorHAnsi"/>
+      <w:rFonts w:asciiTheme="majorHAnsi" w:cstheme="majorBidi" w:hAnsiTheme="majorHAnsi" w:eastAsia="黑体"/>
       <w:color w:themeColor="accent1" w:val="4F81BD"/>
       <w:sz w:val="20"/>
       <w:szCs w:val="20"/>
@@ -3229,7 +3481,7 @@
       <w:outlineLvl w:val="8"/>
     </w:pPr>
     <w:rPr>
-      <w:rFonts w:asciiTheme="majorHAnsi" w:cstheme="majorBidi" w:eastAsiaTheme="majorEastAsia" w:hAnsiTheme="majorHAnsi"/>
+      <w:rFonts w:asciiTheme="majorHAnsi" w:cstheme="majorBidi" w:hAnsiTheme="majorHAnsi" w:eastAsia="黑体"/>
       <w:i/>
       <w:iCs/>
       <w:color w:themeColor="text1" w:themeTint="BF" w:val="404040"/>
@@ -3280,7 +3532,7 @@
     <w:uiPriority w:val="9"/>
     <w:rsid w:val="00FC693F"/>
     <w:rPr>
-      <w:rFonts w:asciiTheme="majorHAnsi" w:cstheme="majorBidi" w:eastAsiaTheme="majorEastAsia" w:hAnsiTheme="majorHAnsi"/>
+      <w:rFonts w:asciiTheme="majorHAnsi" w:cstheme="majorBidi" w:hAnsiTheme="majorHAnsi" w:eastAsia="黑体"/>
       <w:b/>
       <w:bCs/>
       <w:color w:themeColor="accent1" w:themeShade="BF" w:val="365F91"/>
@@ -3295,7 +3547,7 @@
     <w:uiPriority w:val="9"/>
     <w:rsid w:val="00FC693F"/>
     <w:rPr>
-      <w:rFonts w:asciiTheme="majorHAnsi" w:cstheme="majorBidi" w:eastAsiaTheme="majorEastAsia" w:hAnsiTheme="majorHAnsi"/>
+      <w:rFonts w:asciiTheme="majorHAnsi" w:cstheme="majorBidi" w:hAnsiTheme="majorHAnsi" w:eastAsia="黑体"/>
       <w:b/>
       <w:bCs/>
       <w:color w:themeColor="accent1" w:val="4F81BD"/>
@@ -3310,7 +3562,7 @@
     <w:uiPriority w:val="9"/>
     <w:rsid w:val="00FC693F"/>
     <w:rPr>
-      <w:rFonts w:asciiTheme="majorHAnsi" w:cstheme="majorBidi" w:eastAsiaTheme="majorEastAsia" w:hAnsiTheme="majorHAnsi"/>
+      <w:rFonts w:asciiTheme="majorHAnsi" w:cstheme="majorBidi" w:hAnsiTheme="majorHAnsi" w:eastAsia="黑体"/>
       <w:b/>
       <w:bCs/>
       <w:color w:themeColor="accent1" w:val="4F81BD"/>
@@ -3333,7 +3585,7 @@
       <w:contextualSpacing/>
     </w:pPr>
     <w:rPr>
-      <w:rFonts w:ascii="Times New Roman" w:asciiTheme="majorHAnsi" w:cstheme="majorBidi" w:eastAsia="黑体" w:eastAsiaTheme="majorEastAsia" w:hAnsi="Times New Roman" w:hAnsiTheme="majorHAnsi"/>
+      <w:rFonts w:ascii="Times New Roman" w:asciiTheme="majorHAnsi" w:cstheme="majorBidi" w:eastAsia="黑体" w:hAnsi="Times New Roman" w:hAnsiTheme="majorHAnsi"/>
       <w:b/>
       <w:color w:val="1F3864"/>
       <w:spacing w:val="5"/>
@@ -3349,7 +3601,7 @@
     <w:uiPriority w:val="10"/>
     <w:rsid w:val="00FC693F"/>
     <w:rPr>
-      <w:rFonts w:asciiTheme="majorHAnsi" w:cstheme="majorBidi" w:eastAsiaTheme="majorEastAsia" w:hAnsiTheme="majorHAnsi"/>
+      <w:rFonts w:asciiTheme="majorHAnsi" w:cstheme="majorBidi" w:hAnsiTheme="majorHAnsi" w:eastAsia="黑体"/>
       <w:color w:themeColor="text2" w:themeShade="BF" w:val="17365D"/>
       <w:spacing w:val="5"/>
       <w:kern w:val="28"/>
@@ -3371,7 +3623,7 @@
       </w:numPr>
     </w:pPr>
     <w:rPr>
-      <w:rFonts w:asciiTheme="majorHAnsi" w:cstheme="majorBidi" w:eastAsiaTheme="majorEastAsia" w:hAnsiTheme="majorHAnsi"/>
+      <w:rFonts w:asciiTheme="majorHAnsi" w:cstheme="majorBidi" w:hAnsiTheme="majorHAnsi" w:eastAsia="黑体"/>
       <w:i/>
       <w:iCs/>
       <w:color w:themeColor="accent1" w:val="4F81BD"/>
@@ -3387,7 +3639,7 @@
     <w:uiPriority w:val="11"/>
     <w:rsid w:val="00FC693F"/>
     <w:rPr>
-      <w:rFonts w:asciiTheme="majorHAnsi" w:cstheme="majorBidi" w:eastAsiaTheme="majorEastAsia" w:hAnsiTheme="majorHAnsi"/>
+      <w:rFonts w:asciiTheme="majorHAnsi" w:cstheme="majorBidi" w:hAnsiTheme="majorHAnsi" w:eastAsia="黑体"/>
       <w:i/>
       <w:iCs/>
       <w:color w:themeColor="accent1" w:val="4F81BD"/>
@@ -3454,6 +3706,7 @@
       <w:spacing w:after="120"/>
     </w:pPr>
     <w:rPr>
+      <w:rFonts w:eastAsia="黑体"/>
       <w:sz w:val="16"/>
       <w:szCs w:val="16"/>
     </w:rPr>
@@ -3465,6 +3718,7 @@
     <w:uiPriority w:val="99"/>
     <w:rsid w:val="00AA1D8D"/>
     <w:rPr>
+      <w:rFonts w:eastAsia="黑体"/>
       <w:sz w:val="16"/>
       <w:szCs w:val="16"/>
     </w:rPr>
@@ -3634,7 +3888,7 @@
       </w:tabs>
     </w:pPr>
     <w:rPr>
-      <w:rFonts w:ascii="Courier" w:hAnsi="Courier"/>
+      <w:rFonts w:ascii="Courier" w:hAnsi="Courier" w:eastAsia="黑体"/>
       <w:sz w:val="20"/>
       <w:szCs w:val="20"/>
     </w:rPr>
@@ -3646,7 +3900,7 @@
     <w:uiPriority w:val="99"/>
     <w:rsid w:val="0029639D"/>
     <w:rPr>
-      <w:rFonts w:ascii="Courier" w:hAnsi="Courier"/>
+      <w:rFonts w:ascii="Courier" w:hAnsi="Courier" w:eastAsia="黑体"/>
       <w:sz w:val="20"/>
       <w:szCs w:val="20"/>
     </w:rPr>
@@ -3682,6 +3936,7 @@
     <w:uiPriority w:val="29"/>
     <w:rsid w:val="00FC693F"/>
     <w:rPr>
+      <w:rFonts w:eastAsia="黑体"/>
       <w:i/>
       <w:iCs/>
       <w:color w:themeColor="text1" w:val="000000"/>
@@ -3695,7 +3950,7 @@
     <w:semiHidden/>
     <w:rsid w:val="00FC693F"/>
     <w:rPr>
-      <w:rFonts w:asciiTheme="majorHAnsi" w:cstheme="majorBidi" w:eastAsiaTheme="majorEastAsia" w:hAnsiTheme="majorHAnsi"/>
+      <w:rFonts w:asciiTheme="majorHAnsi" w:cstheme="majorBidi" w:hAnsiTheme="majorHAnsi" w:eastAsia="黑体"/>
       <w:b/>
       <w:bCs/>
       <w:i/>
@@ -3711,7 +3966,7 @@
     <w:semiHidden/>
     <w:rsid w:val="00FC693F"/>
     <w:rPr>
-      <w:rFonts w:asciiTheme="majorHAnsi" w:cstheme="majorBidi" w:eastAsiaTheme="majorEastAsia" w:hAnsiTheme="majorHAnsi"/>
+      <w:rFonts w:asciiTheme="majorHAnsi" w:cstheme="majorBidi" w:hAnsiTheme="majorHAnsi" w:eastAsia="黑体"/>
       <w:color w:themeColor="accent1" w:themeShade="7F" w:val="243F60"/>
     </w:rPr>
   </w:style>
@@ -3723,7 +3978,7 @@
     <w:semiHidden/>
     <w:rsid w:val="00FC693F"/>
     <w:rPr>
-      <w:rFonts w:asciiTheme="majorHAnsi" w:cstheme="majorBidi" w:eastAsiaTheme="majorEastAsia" w:hAnsiTheme="majorHAnsi"/>
+      <w:rFonts w:asciiTheme="majorHAnsi" w:cstheme="majorBidi" w:hAnsiTheme="majorHAnsi" w:eastAsia="黑体"/>
       <w:i/>
       <w:iCs/>
       <w:color w:themeColor="accent1" w:themeShade="7F" w:val="243F60"/>
@@ -3737,7 +3992,7 @@
     <w:semiHidden/>
     <w:rsid w:val="00FC693F"/>
     <w:rPr>
-      <w:rFonts w:asciiTheme="majorHAnsi" w:cstheme="majorBidi" w:eastAsiaTheme="majorEastAsia" w:hAnsiTheme="majorHAnsi"/>
+      <w:rFonts w:asciiTheme="majorHAnsi" w:cstheme="majorBidi" w:hAnsiTheme="majorHAnsi" w:eastAsia="黑体"/>
       <w:i/>
       <w:iCs/>
       <w:color w:themeColor="text1" w:themeTint="BF" w:val="404040"/>
@@ -3751,7 +4006,7 @@
     <w:semiHidden/>
     <w:rsid w:val="00FC693F"/>
     <w:rPr>
-      <w:rFonts w:asciiTheme="majorHAnsi" w:cstheme="majorBidi" w:eastAsiaTheme="majorEastAsia" w:hAnsiTheme="majorHAnsi"/>
+      <w:rFonts w:asciiTheme="majorHAnsi" w:cstheme="majorBidi" w:hAnsiTheme="majorHAnsi" w:eastAsia="黑体"/>
       <w:color w:themeColor="accent1" w:val="4F81BD"/>
       <w:sz w:val="20"/>
       <w:szCs w:val="20"/>
@@ -3765,7 +4020,7 @@
     <w:semiHidden/>
     <w:rsid w:val="00FC693F"/>
     <w:rPr>
-      <w:rFonts w:asciiTheme="majorHAnsi" w:cstheme="majorBidi" w:eastAsiaTheme="majorEastAsia" w:hAnsiTheme="majorHAnsi"/>
+      <w:rFonts w:asciiTheme="majorHAnsi" w:cstheme="majorBidi" w:hAnsiTheme="majorHAnsi" w:eastAsia="黑体"/>
       <w:i/>
       <w:iCs/>
       <w:color w:themeColor="text1" w:themeTint="BF" w:val="404040"/>
@@ -3786,6 +4041,7 @@
       <w:spacing w:line="240" w:lineRule="auto"/>
     </w:pPr>
     <w:rPr>
+      <w:rFonts w:eastAsia="黑体"/>
       <w:b/>
       <w:bCs/>
       <w:color w:themeColor="accent1" w:val="4F81BD"/>
@@ -3800,6 +4056,7 @@
     <w:qFormat/>
     <w:rsid w:val="00FC693F"/>
     <w:rPr>
+      <w:rFonts w:eastAsia="黑体"/>
       <w:b/>
       <w:bCs/>
     </w:rPr>
@@ -3811,6 +4068,7 @@
     <w:qFormat/>
     <w:rsid w:val="00FC693F"/>
     <w:rPr>
+      <w:rFonts w:eastAsia="黑体"/>
       <w:i/>
       <w:iCs/>
     </w:rPr>
@@ -3831,6 +4089,7 @@
       <w:ind w:left="936" w:right="936"/>
     </w:pPr>
     <w:rPr>
+      <w:rFonts w:eastAsia="黑体"/>
       <w:b/>
       <w:bCs/>
       <w:i/>
@@ -3845,6 +4104,7 @@
     <w:uiPriority w:val="30"/>
     <w:rsid w:val="00FC693F"/>
     <w:rPr>
+      <w:rFonts w:eastAsia="黑体"/>
       <w:b/>
       <w:bCs/>
       <w:i/>
@@ -3859,6 +4119,7 @@
     <w:qFormat/>
     <w:rsid w:val="00FC693F"/>
     <w:rPr>
+      <w:rFonts w:eastAsia="黑体"/>
       <w:i/>
       <w:iCs/>
       <w:color w:themeColor="text1" w:themeTint="7F" w:val="808080"/>
@@ -3871,6 +4132,7 @@
     <w:qFormat/>
     <w:rsid w:val="00FC693F"/>
     <w:rPr>
+      <w:rFonts w:eastAsia="黑体"/>
       <w:b/>
       <w:bCs/>
       <w:i/>
@@ -3885,6 +4147,7 @@
     <w:qFormat/>
     <w:rsid w:val="00FC693F"/>
     <w:rPr>
+      <w:rFonts w:eastAsia="黑体"/>
       <w:smallCaps/>
       <w:color w:themeColor="accent2" w:val="C0504D"/>
       <w:u w:val="single"/>
@@ -3897,6 +4160,7 @@
     <w:qFormat/>
     <w:rsid w:val="00FC693F"/>
     <w:rPr>
+      <w:rFonts w:eastAsia="黑体"/>
       <w:b/>
       <w:bCs/>
       <w:smallCaps/>
@@ -3912,6 +4176,7 @@
     <w:qFormat/>
     <w:rsid w:val="00FC693F"/>
     <w:rPr>
+      <w:rFonts w:eastAsia="黑体"/>
       <w:b/>
       <w:bCs/>
       <w:smallCaps/>
@@ -3966,6 +4231,7 @@
       <w:spacing w:after="0" w:line="240" w:lineRule="auto"/>
     </w:pPr>
     <w:rPr>
+      <w:rFonts w:eastAsia="黑体"/>
       <w:color w:themeColor="text1" w:themeShade="BF" w:val="000000"/>
     </w:rPr>
     <w:tblPr>
@@ -3988,6 +4254,7 @@
         <w:spacing w:after="0" w:before="0" w:line="240" w:lineRule="auto"/>
       </w:pPr>
       <w:rPr>
+        <w:rFonts w:eastAsia="黑体"/>
         <w:b/>
         <w:bCs/>
       </w:rPr>
@@ -4008,6 +4275,7 @@
         <w:spacing w:after="0" w:before="0" w:line="240" w:lineRule="auto"/>
       </w:pPr>
       <w:rPr>
+        <w:rFonts w:eastAsia="黑体"/>
         <w:b/>
         <w:bCs/>
       </w:rPr>
@@ -4025,12 +4293,14 @@
     </w:tblStylePr>
     <w:tblStylePr w:type="firstCol">
       <w:rPr>
+        <w:rFonts w:eastAsia="黑体"/>
         <w:b/>
         <w:bCs/>
       </w:rPr>
     </w:tblStylePr>
     <w:tblStylePr w:type="lastCol">
       <w:rPr>
+        <w:rFonts w:eastAsia="黑体"/>
         <w:b/>
         <w:bCs/>
       </w:rPr>
@@ -4069,6 +4339,7 @@
       <w:spacing w:after="0" w:line="240" w:lineRule="auto"/>
     </w:pPr>
     <w:rPr>
+      <w:rFonts w:eastAsia="黑体"/>
       <w:color w:themeColor="accent1" w:themeShade="BF" w:val="365F91"/>
     </w:rPr>
     <w:tblPr>
@@ -4091,6 +4362,7 @@
         <w:spacing w:after="0" w:before="0" w:line="240" w:lineRule="auto"/>
       </w:pPr>
       <w:rPr>
+        <w:rFonts w:eastAsia="黑体"/>
         <w:b/>
         <w:bCs/>
       </w:rPr>
@@ -4111,6 +4383,7 @@
         <w:spacing w:after="0" w:before="0" w:line="240" w:lineRule="auto"/>
       </w:pPr>
       <w:rPr>
+        <w:rFonts w:eastAsia="黑体"/>
         <w:b/>
         <w:bCs/>
       </w:rPr>
@@ -4128,12 +4401,14 @@
     </w:tblStylePr>
     <w:tblStylePr w:type="firstCol">
       <w:rPr>
+        <w:rFonts w:eastAsia="黑体"/>
         <w:b/>
         <w:bCs/>
       </w:rPr>
     </w:tblStylePr>
     <w:tblStylePr w:type="lastCol">
       <w:rPr>
+        <w:rFonts w:eastAsia="黑体"/>
         <w:b/>
         <w:bCs/>
       </w:rPr>
@@ -4172,6 +4447,7 @@
       <w:spacing w:after="0" w:line="240" w:lineRule="auto"/>
     </w:pPr>
     <w:rPr>
+      <w:rFonts w:eastAsia="黑体"/>
       <w:color w:themeColor="accent2" w:themeShade="BF" w:val="943634"/>
     </w:rPr>
     <w:tblPr>
@@ -4194,6 +4470,7 @@
         <w:spacing w:after="0" w:before="0" w:line="240" w:lineRule="auto"/>
       </w:pPr>
       <w:rPr>
+        <w:rFonts w:eastAsia="黑体"/>
         <w:b/>
         <w:bCs/>
       </w:rPr>
@@ -4214,6 +4491,7 @@
         <w:spacing w:after="0" w:before="0" w:line="240" w:lineRule="auto"/>
       </w:pPr>
       <w:rPr>
+        <w:rFonts w:eastAsia="黑体"/>
         <w:b/>
         <w:bCs/>
       </w:rPr>
@@ -4231,12 +4509,14 @@
     </w:tblStylePr>
     <w:tblStylePr w:type="firstCol">
       <w:rPr>
+        <w:rFonts w:eastAsia="黑体"/>
         <w:b/>
         <w:bCs/>
       </w:rPr>
     </w:tblStylePr>
     <w:tblStylePr w:type="lastCol">
       <w:rPr>
+        <w:rFonts w:eastAsia="黑体"/>
         <w:b/>
         <w:bCs/>
       </w:rPr>
@@ -4275,6 +4555,7 @@
       <w:spacing w:after="0" w:line="240" w:lineRule="auto"/>
     </w:pPr>
     <w:rPr>
+      <w:rFonts w:eastAsia="黑体"/>
       <w:color w:themeColor="accent3" w:themeShade="BF" w:val="76923C"/>
     </w:rPr>
     <w:tblPr>
@@ -4297,6 +4578,7 @@
         <w:spacing w:after="0" w:before="0" w:line="240" w:lineRule="auto"/>
       </w:pPr>
       <w:rPr>
+        <w:rFonts w:eastAsia="黑体"/>
         <w:b/>
         <w:bCs/>
       </w:rPr>
@@ -4317,6 +4599,7 @@
         <w:spacing w:after="0" w:before="0" w:line="240" w:lineRule="auto"/>
       </w:pPr>
       <w:rPr>
+        <w:rFonts w:eastAsia="黑体"/>
         <w:b/>
         <w:bCs/>
       </w:rPr>
@@ -4334,12 +4617,14 @@
     </w:tblStylePr>
     <w:tblStylePr w:type="firstCol">
       <w:rPr>
+        <w:rFonts w:eastAsia="黑体"/>
         <w:b/>
         <w:bCs/>
       </w:rPr>
     </w:tblStylePr>
     <w:tblStylePr w:type="lastCol">
       <w:rPr>
+        <w:rFonts w:eastAsia="黑体"/>
         <w:b/>
         <w:bCs/>
       </w:rPr>
@@ -4378,6 +4663,7 @@
       <w:spacing w:after="0" w:line="240" w:lineRule="auto"/>
     </w:pPr>
     <w:rPr>
+      <w:rFonts w:eastAsia="黑体"/>
       <w:color w:themeColor="accent4" w:themeShade="BF" w:val="5F497A"/>
     </w:rPr>
     <w:tblPr>
@@ -4400,6 +4686,7 @@
         <w:spacing w:after="0" w:before="0" w:line="240" w:lineRule="auto"/>
       </w:pPr>
       <w:rPr>
+        <w:rFonts w:eastAsia="黑体"/>
         <w:b/>
         <w:bCs/>
       </w:rPr>
@@ -4420,6 +4707,7 @@
         <w:spacing w:after="0" w:before="0" w:line="240" w:lineRule="auto"/>
       </w:pPr>
       <w:rPr>
+        <w:rFonts w:eastAsia="黑体"/>
         <w:b/>
         <w:bCs/>
       </w:rPr>
@@ -4437,12 +4725,14 @@
     </w:tblStylePr>
     <w:tblStylePr w:type="firstCol">
       <w:rPr>
+        <w:rFonts w:eastAsia="黑体"/>
         <w:b/>
         <w:bCs/>
       </w:rPr>
     </w:tblStylePr>
     <w:tblStylePr w:type="lastCol">
       <w:rPr>
+        <w:rFonts w:eastAsia="黑体"/>
         <w:b/>
         <w:bCs/>
       </w:rPr>
@@ -4481,6 +4771,7 @@
       <w:spacing w:after="0" w:line="240" w:lineRule="auto"/>
     </w:pPr>
     <w:rPr>
+      <w:rFonts w:eastAsia="黑体"/>
       <w:color w:themeColor="accent5" w:themeShade="BF" w:val="31849B"/>
     </w:rPr>
     <w:tblPr>
@@ -4503,6 +4794,7 @@
         <w:spacing w:after="0" w:before="0" w:line="240" w:lineRule="auto"/>
       </w:pPr>
       <w:rPr>
+        <w:rFonts w:eastAsia="黑体"/>
         <w:b/>
         <w:bCs/>
       </w:rPr>
@@ -4523,6 +4815,7 @@
         <w:spacing w:after="0" w:before="0" w:line="240" w:lineRule="auto"/>
       </w:pPr>
       <w:rPr>
+        <w:rFonts w:eastAsia="黑体"/>
         <w:b/>
         <w:bCs/>
       </w:rPr>
@@ -4540,12 +4833,14 @@
     </w:tblStylePr>
     <w:tblStylePr w:type="firstCol">
       <w:rPr>
+        <w:rFonts w:eastAsia="黑体"/>
         <w:b/>
         <w:bCs/>
       </w:rPr>
     </w:tblStylePr>
     <w:tblStylePr w:type="lastCol">
       <w:rPr>
+        <w:rFonts w:eastAsia="黑体"/>
         <w:b/>
         <w:bCs/>
       </w:rPr>
@@ -4584,6 +4879,7 @@
       <w:spacing w:after="0" w:line="240" w:lineRule="auto"/>
     </w:pPr>
     <w:rPr>
+      <w:rFonts w:eastAsia="黑体"/>
       <w:color w:themeColor="accent6" w:themeShade="BF" w:val="E36C0A"/>
     </w:rPr>
     <w:tblPr>
@@ -4606,6 +4902,7 @@
         <w:spacing w:after="0" w:before="0" w:line="240" w:lineRule="auto"/>
       </w:pPr>
       <w:rPr>
+        <w:rFonts w:eastAsia="黑体"/>
         <w:b/>
         <w:bCs/>
       </w:rPr>
@@ -4626,6 +4923,7 @@
         <w:spacing w:after="0" w:before="0" w:line="240" w:lineRule="auto"/>
       </w:pPr>
       <w:rPr>
+        <w:rFonts w:eastAsia="黑体"/>
         <w:b/>
         <w:bCs/>
       </w:rPr>
@@ -4643,12 +4941,14 @@
     </w:tblStylePr>
     <w:tblStylePr w:type="firstCol">
       <w:rPr>
+        <w:rFonts w:eastAsia="黑体"/>
         <w:b/>
         <w:bCs/>
       </w:rPr>
     </w:tblStylePr>
     <w:tblStylePr w:type="lastCol">
       <w:rPr>
+        <w:rFonts w:eastAsia="黑体"/>
         <w:b/>
         <w:bCs/>
       </w:rPr>
@@ -4708,6 +5008,7 @@
         <w:spacing w:after="0" w:before="0" w:line="240" w:lineRule="auto"/>
       </w:pPr>
       <w:rPr>
+        <w:rFonts w:eastAsia="黑体"/>
         <w:b/>
         <w:bCs/>
         <w:color w:themeColor="background1" w:val="FFFFFF"/>
@@ -4722,6 +5023,7 @@
         <w:spacing w:after="0" w:before="0" w:line="240" w:lineRule="auto"/>
       </w:pPr>
       <w:rPr>
+        <w:rFonts w:eastAsia="黑体"/>
         <w:b/>
         <w:bCs/>
       </w:rPr>
@@ -4737,12 +5039,14 @@
     </w:tblStylePr>
     <w:tblStylePr w:type="firstCol">
       <w:rPr>
+        <w:rFonts w:eastAsia="黑体"/>
         <w:b/>
         <w:bCs/>
       </w:rPr>
     </w:tblStylePr>
     <w:tblStylePr w:type="lastCol">
       <w:rPr>
+        <w:rFonts w:eastAsia="黑体"/>
         <w:b/>
         <w:bCs/>
       </w:rPr>
@@ -4800,6 +5104,7 @@
         <w:spacing w:after="0" w:before="0" w:line="240" w:lineRule="auto"/>
       </w:pPr>
       <w:rPr>
+        <w:rFonts w:eastAsia="黑体"/>
         <w:b/>
         <w:bCs/>
         <w:color w:themeColor="background1" w:val="FFFFFF"/>
@@ -4814,6 +5119,7 @@
         <w:spacing w:after="0" w:before="0" w:line="240" w:lineRule="auto"/>
       </w:pPr>
       <w:rPr>
+        <w:rFonts w:eastAsia="黑体"/>
         <w:b/>
         <w:bCs/>
       </w:rPr>
@@ -4829,12 +5135,14 @@
     </w:tblStylePr>
     <w:tblStylePr w:type="firstCol">
       <w:rPr>
+        <w:rFonts w:eastAsia="黑体"/>
         <w:b/>
         <w:bCs/>
       </w:rPr>
     </w:tblStylePr>
     <w:tblStylePr w:type="lastCol">
       <w:rPr>
+        <w:rFonts w:eastAsia="黑体"/>
         <w:b/>
         <w:bCs/>
       </w:rPr>
@@ -4892,6 +5200,7 @@
         <w:spacing w:after="0" w:before="0" w:line="240" w:lineRule="auto"/>
       </w:pPr>
       <w:rPr>
+        <w:rFonts w:eastAsia="黑体"/>
         <w:b/>
         <w:bCs/>
         <w:color w:themeColor="background1" w:val="FFFFFF"/>
@@ -4906,6 +5215,7 @@
         <w:spacing w:after="0" w:before="0" w:line="240" w:lineRule="auto"/>
       </w:pPr>
       <w:rPr>
+        <w:rFonts w:eastAsia="黑体"/>
         <w:b/>
         <w:bCs/>
       </w:rPr>
@@ -4921,12 +5231,14 @@
     </w:tblStylePr>
     <w:tblStylePr w:type="firstCol">
       <w:rPr>
+        <w:rFonts w:eastAsia="黑体"/>
         <w:b/>
         <w:bCs/>
       </w:rPr>
     </w:tblStylePr>
     <w:tblStylePr w:type="lastCol">
       <w:rPr>
+        <w:rFonts w:eastAsia="黑体"/>
         <w:b/>
         <w:bCs/>
       </w:rPr>
@@ -4984,6 +5296,7 @@
         <w:spacing w:after="0" w:before="0" w:line="240" w:lineRule="auto"/>
       </w:pPr>
       <w:rPr>
+        <w:rFonts w:eastAsia="黑体"/>
         <w:b/>
         <w:bCs/>
         <w:color w:themeColor="background1" w:val="FFFFFF"/>
@@ -4998,6 +5311,7 @@
         <w:spacing w:after="0" w:before="0" w:line="240" w:lineRule="auto"/>
       </w:pPr>
       <w:rPr>
+        <w:rFonts w:eastAsia="黑体"/>
         <w:b/>
         <w:bCs/>
       </w:rPr>
@@ -5013,12 +5327,14 @@
     </w:tblStylePr>
     <w:tblStylePr w:type="firstCol">
       <w:rPr>
+        <w:rFonts w:eastAsia="黑体"/>
         <w:b/>
         <w:bCs/>
       </w:rPr>
     </w:tblStylePr>
     <w:tblStylePr w:type="lastCol">
       <w:rPr>
+        <w:rFonts w:eastAsia="黑体"/>
         <w:b/>
         <w:bCs/>
       </w:rPr>
@@ -5076,6 +5392,7 @@
         <w:spacing w:after="0" w:before="0" w:line="240" w:lineRule="auto"/>
       </w:pPr>
       <w:rPr>
+        <w:rFonts w:eastAsia="黑体"/>
         <w:b/>
         <w:bCs/>
         <w:color w:themeColor="background1" w:val="FFFFFF"/>
@@ -5090,6 +5407,7 @@
         <w:spacing w:after="0" w:before="0" w:line="240" w:lineRule="auto"/>
       </w:pPr>
       <w:rPr>
+        <w:rFonts w:eastAsia="黑体"/>
         <w:b/>
         <w:bCs/>
       </w:rPr>
@@ -5105,12 +5423,14 @@
     </w:tblStylePr>
     <w:tblStylePr w:type="firstCol">
       <w:rPr>
+        <w:rFonts w:eastAsia="黑体"/>
         <w:b/>
         <w:bCs/>
       </w:rPr>
     </w:tblStylePr>
     <w:tblStylePr w:type="lastCol">
       <w:rPr>
+        <w:rFonts w:eastAsia="黑体"/>
         <w:b/>
         <w:bCs/>
       </w:rPr>
@@ -5168,6 +5488,7 @@
         <w:spacing w:after="0" w:before="0" w:line="240" w:lineRule="auto"/>
       </w:pPr>
       <w:rPr>
+        <w:rFonts w:eastAsia="黑体"/>
         <w:b/>
         <w:bCs/>
         <w:color w:themeColor="background1" w:val="FFFFFF"/>
@@ -5182,6 +5503,7 @@
         <w:spacing w:after="0" w:before="0" w:line="240" w:lineRule="auto"/>
       </w:pPr>
       <w:rPr>
+        <w:rFonts w:eastAsia="黑体"/>
         <w:b/>
         <w:bCs/>
       </w:rPr>
@@ -5197,12 +5519,14 @@
     </w:tblStylePr>
     <w:tblStylePr w:type="firstCol">
       <w:rPr>
+        <w:rFonts w:eastAsia="黑体"/>
         <w:b/>
         <w:bCs/>
       </w:rPr>
     </w:tblStylePr>
     <w:tblStylePr w:type="lastCol">
       <w:rPr>
+        <w:rFonts w:eastAsia="黑体"/>
         <w:b/>
         <w:bCs/>
       </w:rPr>
@@ -5260,6 +5584,7 @@
         <w:spacing w:after="0" w:before="0" w:line="240" w:lineRule="auto"/>
       </w:pPr>
       <w:rPr>
+        <w:rFonts w:eastAsia="黑体"/>
         <w:b/>
         <w:bCs/>
         <w:color w:themeColor="background1" w:val="FFFFFF"/>
@@ -5274,6 +5599,7 @@
         <w:spacing w:after="0" w:before="0" w:line="240" w:lineRule="auto"/>
       </w:pPr>
       <w:rPr>
+        <w:rFonts w:eastAsia="黑体"/>
         <w:b/>
         <w:bCs/>
       </w:rPr>
@@ -5289,12 +5615,14 @@
     </w:tblStylePr>
     <w:tblStylePr w:type="firstCol">
       <w:rPr>
+        <w:rFonts w:eastAsia="黑体"/>
         <w:b/>
         <w:bCs/>
       </w:rPr>
     </w:tblStylePr>
     <w:tblStylePr w:type="lastCol">
       <w:rPr>
+        <w:rFonts w:eastAsia="黑体"/>
         <w:b/>
         <w:bCs/>
       </w:rPr>
@@ -5354,7 +5682,7 @@
         <w:spacing w:after="0" w:before="0" w:line="240" w:lineRule="auto"/>
       </w:pPr>
       <w:rPr>
-        <w:rFonts w:asciiTheme="majorHAnsi" w:cstheme="majorBidi" w:eastAsiaTheme="majorEastAsia" w:hAnsiTheme="majorHAnsi"/>
+        <w:rFonts w:asciiTheme="majorHAnsi" w:cstheme="majorBidi" w:hAnsiTheme="majorHAnsi" w:eastAsia="黑体"/>
         <w:b/>
         <w:bCs/>
       </w:rPr>
@@ -5375,7 +5703,7 @@
         <w:spacing w:after="0" w:before="0" w:line="240" w:lineRule="auto"/>
       </w:pPr>
       <w:rPr>
-        <w:rFonts w:asciiTheme="majorHAnsi" w:cstheme="majorBidi" w:eastAsiaTheme="majorEastAsia" w:hAnsiTheme="majorHAnsi"/>
+        <w:rFonts w:asciiTheme="majorHAnsi" w:cstheme="majorBidi" w:hAnsiTheme="majorHAnsi" w:eastAsia="黑体"/>
         <w:b/>
         <w:bCs/>
       </w:rPr>
@@ -5393,14 +5721,14 @@
     </w:tblStylePr>
     <w:tblStylePr w:type="firstCol">
       <w:rPr>
-        <w:rFonts w:asciiTheme="majorHAnsi" w:cstheme="majorBidi" w:eastAsiaTheme="majorEastAsia" w:hAnsiTheme="majorHAnsi"/>
+        <w:rFonts w:asciiTheme="majorHAnsi" w:cstheme="majorBidi" w:hAnsiTheme="majorHAnsi" w:eastAsia="黑体"/>
         <w:b/>
         <w:bCs/>
       </w:rPr>
     </w:tblStylePr>
     <w:tblStylePr w:type="lastCol">
       <w:rPr>
-        <w:rFonts w:asciiTheme="majorHAnsi" w:cstheme="majorBidi" w:eastAsiaTheme="majorEastAsia" w:hAnsiTheme="majorHAnsi"/>
+        <w:rFonts w:asciiTheme="majorHAnsi" w:cstheme="majorBidi" w:hAnsiTheme="majorHAnsi" w:eastAsia="黑体"/>
         <w:b/>
         <w:bCs/>
       </w:rPr>
@@ -5484,7 +5812,7 @@
         <w:spacing w:after="0" w:before="0" w:line="240" w:lineRule="auto"/>
       </w:pPr>
       <w:rPr>
-        <w:rFonts w:asciiTheme="majorHAnsi" w:cstheme="majorBidi" w:eastAsiaTheme="majorEastAsia" w:hAnsiTheme="majorHAnsi"/>
+        <w:rFonts w:asciiTheme="majorHAnsi" w:cstheme="majorBidi" w:hAnsiTheme="majorHAnsi" w:eastAsia="黑体"/>
         <w:b/>
         <w:bCs/>
       </w:rPr>
@@ -5505,7 +5833,7 @@
         <w:spacing w:after="0" w:before="0" w:line="240" w:lineRule="auto"/>
       </w:pPr>
       <w:rPr>
-        <w:rFonts w:asciiTheme="majorHAnsi" w:cstheme="majorBidi" w:eastAsiaTheme="majorEastAsia" w:hAnsiTheme="majorHAnsi"/>
+        <w:rFonts w:asciiTheme="majorHAnsi" w:cstheme="majorBidi" w:hAnsiTheme="majorHAnsi" w:eastAsia="黑体"/>
         <w:b/>
         <w:bCs/>
       </w:rPr>
@@ -5523,14 +5851,14 @@
     </w:tblStylePr>
     <w:tblStylePr w:type="firstCol">
       <w:rPr>
-        <w:rFonts w:asciiTheme="majorHAnsi" w:cstheme="majorBidi" w:eastAsiaTheme="majorEastAsia" w:hAnsiTheme="majorHAnsi"/>
+        <w:rFonts w:asciiTheme="majorHAnsi" w:cstheme="majorBidi" w:hAnsiTheme="majorHAnsi" w:eastAsia="黑体"/>
         <w:b/>
         <w:bCs/>
       </w:rPr>
     </w:tblStylePr>
     <w:tblStylePr w:type="lastCol">
       <w:rPr>
-        <w:rFonts w:asciiTheme="majorHAnsi" w:cstheme="majorBidi" w:eastAsiaTheme="majorEastAsia" w:hAnsiTheme="majorHAnsi"/>
+        <w:rFonts w:asciiTheme="majorHAnsi" w:cstheme="majorBidi" w:hAnsiTheme="majorHAnsi" w:eastAsia="黑体"/>
         <w:b/>
         <w:bCs/>
       </w:rPr>
@@ -5614,7 +5942,7 @@
         <w:spacing w:after="0" w:before="0" w:line="240" w:lineRule="auto"/>
       </w:pPr>
       <w:rPr>
-        <w:rFonts w:asciiTheme="majorHAnsi" w:cstheme="majorBidi" w:eastAsiaTheme="majorEastAsia" w:hAnsiTheme="majorHAnsi"/>
+        <w:rFonts w:asciiTheme="majorHAnsi" w:cstheme="majorBidi" w:hAnsiTheme="majorHAnsi" w:eastAsia="黑体"/>
         <w:b/>
         <w:bCs/>
       </w:rPr>
@@ -5635,7 +5963,7 @@
         <w:spacing w:after="0" w:before="0" w:line="240" w:lineRule="auto"/>
       </w:pPr>
       <w:rPr>
-        <w:rFonts w:asciiTheme="majorHAnsi" w:cstheme="majorBidi" w:eastAsiaTheme="majorEastAsia" w:hAnsiTheme="majorHAnsi"/>
+        <w:rFonts w:asciiTheme="majorHAnsi" w:cstheme="majorBidi" w:hAnsiTheme="majorHAnsi" w:eastAsia="黑体"/>
         <w:b/>
         <w:bCs/>
       </w:rPr>
@@ -5653,14 +5981,14 @@
     </w:tblStylePr>
     <w:tblStylePr w:type="firstCol">
       <w:rPr>
-        <w:rFonts w:asciiTheme="majorHAnsi" w:cstheme="majorBidi" w:eastAsiaTheme="majorEastAsia" w:hAnsiTheme="majorHAnsi"/>
+        <w:rFonts w:asciiTheme="majorHAnsi" w:cstheme="majorBidi" w:hAnsiTheme="majorHAnsi" w:eastAsia="黑体"/>
         <w:b/>
         <w:bCs/>
       </w:rPr>
     </w:tblStylePr>
     <w:tblStylePr w:type="lastCol">
       <w:rPr>
-        <w:rFonts w:asciiTheme="majorHAnsi" w:cstheme="majorBidi" w:eastAsiaTheme="majorEastAsia" w:hAnsiTheme="majorHAnsi"/>
+        <w:rFonts w:asciiTheme="majorHAnsi" w:cstheme="majorBidi" w:hAnsiTheme="majorHAnsi" w:eastAsia="黑体"/>
         <w:b/>
         <w:bCs/>
       </w:rPr>
@@ -5744,7 +6072,7 @@
         <w:spacing w:after="0" w:before="0" w:line="240" w:lineRule="auto"/>
       </w:pPr>
       <w:rPr>
-        <w:rFonts w:asciiTheme="majorHAnsi" w:cstheme="majorBidi" w:eastAsiaTheme="majorEastAsia" w:hAnsiTheme="majorHAnsi"/>
+        <w:rFonts w:asciiTheme="majorHAnsi" w:cstheme="majorBidi" w:hAnsiTheme="majorHAnsi" w:eastAsia="黑体"/>
         <w:b/>
         <w:bCs/>
       </w:rPr>
@@ -5765,7 +6093,7 @@
         <w:spacing w:after="0" w:before="0" w:line="240" w:lineRule="auto"/>
       </w:pPr>
       <w:rPr>
-        <w:rFonts w:asciiTheme="majorHAnsi" w:cstheme="majorBidi" w:eastAsiaTheme="majorEastAsia" w:hAnsiTheme="majorHAnsi"/>
+        <w:rFonts w:asciiTheme="majorHAnsi" w:cstheme="majorBidi" w:hAnsiTheme="majorHAnsi" w:eastAsia="黑体"/>
         <w:b/>
         <w:bCs/>
       </w:rPr>
@@ -5783,14 +6111,14 @@
     </w:tblStylePr>
     <w:tblStylePr w:type="firstCol">
       <w:rPr>
-        <w:rFonts w:asciiTheme="majorHAnsi" w:cstheme="majorBidi" w:eastAsiaTheme="majorEastAsia" w:hAnsiTheme="majorHAnsi"/>
+        <w:rFonts w:asciiTheme="majorHAnsi" w:cstheme="majorBidi" w:hAnsiTheme="majorHAnsi" w:eastAsia="黑体"/>
         <w:b/>
         <w:bCs/>
       </w:rPr>
     </w:tblStylePr>
     <w:tblStylePr w:type="lastCol">
       <w:rPr>
-        <w:rFonts w:asciiTheme="majorHAnsi" w:cstheme="majorBidi" w:eastAsiaTheme="majorEastAsia" w:hAnsiTheme="majorHAnsi"/>
+        <w:rFonts w:asciiTheme="majorHAnsi" w:cstheme="majorBidi" w:hAnsiTheme="majorHAnsi" w:eastAsia="黑体"/>
         <w:b/>
         <w:bCs/>
       </w:rPr>
@@ -5874,7 +6202,7 @@
         <w:spacing w:after="0" w:before="0" w:line="240" w:lineRule="auto"/>
       </w:pPr>
       <w:rPr>
-        <w:rFonts w:asciiTheme="majorHAnsi" w:cstheme="majorBidi" w:eastAsiaTheme="majorEastAsia" w:hAnsiTheme="majorHAnsi"/>
+        <w:rFonts w:asciiTheme="majorHAnsi" w:cstheme="majorBidi" w:hAnsiTheme="majorHAnsi" w:eastAsia="黑体"/>
         <w:b/>
         <w:bCs/>
       </w:rPr>
@@ -5895,7 +6223,7 @@
         <w:spacing w:after="0" w:before="0" w:line="240" w:lineRule="auto"/>
       </w:pPr>
       <w:rPr>
-        <w:rFonts w:asciiTheme="majorHAnsi" w:cstheme="majorBidi" w:eastAsiaTheme="majorEastAsia" w:hAnsiTheme="majorHAnsi"/>
+        <w:rFonts w:asciiTheme="majorHAnsi" w:cstheme="majorBidi" w:hAnsiTheme="majorHAnsi" w:eastAsia="黑体"/>
         <w:b/>
         <w:bCs/>
       </w:rPr>
@@ -5913,14 +6241,14 @@
     </w:tblStylePr>
     <w:tblStylePr w:type="firstCol">
       <w:rPr>
-        <w:rFonts w:asciiTheme="majorHAnsi" w:cstheme="majorBidi" w:eastAsiaTheme="majorEastAsia" w:hAnsiTheme="majorHAnsi"/>
+        <w:rFonts w:asciiTheme="majorHAnsi" w:cstheme="majorBidi" w:hAnsiTheme="majorHAnsi" w:eastAsia="黑体"/>
         <w:b/>
         <w:bCs/>
       </w:rPr>
     </w:tblStylePr>
     <w:tblStylePr w:type="lastCol">
       <w:rPr>
-        <w:rFonts w:asciiTheme="majorHAnsi" w:cstheme="majorBidi" w:eastAsiaTheme="majorEastAsia" w:hAnsiTheme="majorHAnsi"/>
+        <w:rFonts w:asciiTheme="majorHAnsi" w:cstheme="majorBidi" w:hAnsiTheme="majorHAnsi" w:eastAsia="黑体"/>
         <w:b/>
         <w:bCs/>
       </w:rPr>
@@ -6004,7 +6332,7 @@
         <w:spacing w:after="0" w:before="0" w:line="240" w:lineRule="auto"/>
       </w:pPr>
       <w:rPr>
-        <w:rFonts w:asciiTheme="majorHAnsi" w:cstheme="majorBidi" w:eastAsiaTheme="majorEastAsia" w:hAnsiTheme="majorHAnsi"/>
+        <w:rFonts w:asciiTheme="majorHAnsi" w:cstheme="majorBidi" w:hAnsiTheme="majorHAnsi" w:eastAsia="黑体"/>
         <w:b/>
         <w:bCs/>
       </w:rPr>
@@ -6025,7 +6353,7 @@
         <w:spacing w:after="0" w:before="0" w:line="240" w:lineRule="auto"/>
       </w:pPr>
       <w:rPr>
-        <w:rFonts w:asciiTheme="majorHAnsi" w:cstheme="majorBidi" w:eastAsiaTheme="majorEastAsia" w:hAnsiTheme="majorHAnsi"/>
+        <w:rFonts w:asciiTheme="majorHAnsi" w:cstheme="majorBidi" w:hAnsiTheme="majorHAnsi" w:eastAsia="黑体"/>
         <w:b/>
         <w:bCs/>
       </w:rPr>
@@ -6043,14 +6371,14 @@
     </w:tblStylePr>
     <w:tblStylePr w:type="firstCol">
       <w:rPr>
-        <w:rFonts w:asciiTheme="majorHAnsi" w:cstheme="majorBidi" w:eastAsiaTheme="majorEastAsia" w:hAnsiTheme="majorHAnsi"/>
+        <w:rFonts w:asciiTheme="majorHAnsi" w:cstheme="majorBidi" w:hAnsiTheme="majorHAnsi" w:eastAsia="黑体"/>
         <w:b/>
         <w:bCs/>
       </w:rPr>
     </w:tblStylePr>
     <w:tblStylePr w:type="lastCol">
       <w:rPr>
-        <w:rFonts w:asciiTheme="majorHAnsi" w:cstheme="majorBidi" w:eastAsiaTheme="majorEastAsia" w:hAnsiTheme="majorHAnsi"/>
+        <w:rFonts w:asciiTheme="majorHAnsi" w:cstheme="majorBidi" w:hAnsiTheme="majorHAnsi" w:eastAsia="黑体"/>
         <w:b/>
         <w:bCs/>
       </w:rPr>
@@ -6134,7 +6462,7 @@
         <w:spacing w:after="0" w:before="0" w:line="240" w:lineRule="auto"/>
       </w:pPr>
       <w:rPr>
-        <w:rFonts w:asciiTheme="majorHAnsi" w:cstheme="majorBidi" w:eastAsiaTheme="majorEastAsia" w:hAnsiTheme="majorHAnsi"/>
+        <w:rFonts w:asciiTheme="majorHAnsi" w:cstheme="majorBidi" w:hAnsiTheme="majorHAnsi" w:eastAsia="黑体"/>
         <w:b/>
         <w:bCs/>
       </w:rPr>
@@ -6155,7 +6483,7 @@
         <w:spacing w:after="0" w:before="0" w:line="240" w:lineRule="auto"/>
       </w:pPr>
       <w:rPr>
-        <w:rFonts w:asciiTheme="majorHAnsi" w:cstheme="majorBidi" w:eastAsiaTheme="majorEastAsia" w:hAnsiTheme="majorHAnsi"/>
+        <w:rFonts w:asciiTheme="majorHAnsi" w:cstheme="majorBidi" w:hAnsiTheme="majorHAnsi" w:eastAsia="黑体"/>
         <w:b/>
         <w:bCs/>
       </w:rPr>
@@ -6173,14 +6501,14 @@
     </w:tblStylePr>
     <w:tblStylePr w:type="firstCol">
       <w:rPr>
-        <w:rFonts w:asciiTheme="majorHAnsi" w:cstheme="majorBidi" w:eastAsiaTheme="majorEastAsia" w:hAnsiTheme="majorHAnsi"/>
+        <w:rFonts w:asciiTheme="majorHAnsi" w:cstheme="majorBidi" w:hAnsiTheme="majorHAnsi" w:eastAsia="黑体"/>
         <w:b/>
         <w:bCs/>
       </w:rPr>
     </w:tblStylePr>
     <w:tblStylePr w:type="lastCol">
       <w:rPr>
-        <w:rFonts w:asciiTheme="majorHAnsi" w:cstheme="majorBidi" w:eastAsiaTheme="majorEastAsia" w:hAnsiTheme="majorHAnsi"/>
+        <w:rFonts w:asciiTheme="majorHAnsi" w:cstheme="majorBidi" w:hAnsiTheme="majorHAnsi" w:eastAsia="黑体"/>
         <w:b/>
         <w:bCs/>
       </w:rPr>
@@ -6263,6 +6591,7 @@
         <w:spacing w:after="0" w:before="0" w:line="240" w:lineRule="auto"/>
       </w:pPr>
       <w:rPr>
+        <w:rFonts w:eastAsia="黑体"/>
         <w:b/>
         <w:bCs/>
         <w:color w:themeColor="background1" w:val="FFFFFF"/>
@@ -6285,6 +6614,7 @@
         <w:spacing w:after="0" w:before="0" w:line="240" w:lineRule="auto"/>
       </w:pPr>
       <w:rPr>
+        <w:rFonts w:eastAsia="黑体"/>
         <w:b/>
         <w:bCs/>
       </w:rPr>
@@ -6302,12 +6632,14 @@
     </w:tblStylePr>
     <w:tblStylePr w:type="firstCol">
       <w:rPr>
+        <w:rFonts w:eastAsia="黑体"/>
         <w:b/>
         <w:bCs/>
       </w:rPr>
     </w:tblStylePr>
     <w:tblStylePr w:type="lastCol">
       <w:rPr>
+        <w:rFonts w:eastAsia="黑体"/>
         <w:b/>
         <w:bCs/>
       </w:rPr>
@@ -6369,6 +6701,7 @@
         <w:spacing w:after="0" w:before="0" w:line="240" w:lineRule="auto"/>
       </w:pPr>
       <w:rPr>
+        <w:rFonts w:eastAsia="黑体"/>
         <w:b/>
         <w:bCs/>
         <w:color w:themeColor="background1" w:val="FFFFFF"/>
@@ -6391,6 +6724,7 @@
         <w:spacing w:after="0" w:before="0" w:line="240" w:lineRule="auto"/>
       </w:pPr>
       <w:rPr>
+        <w:rFonts w:eastAsia="黑体"/>
         <w:b/>
         <w:bCs/>
       </w:rPr>
@@ -6408,12 +6742,14 @@
     </w:tblStylePr>
     <w:tblStylePr w:type="firstCol">
       <w:rPr>
+        <w:rFonts w:eastAsia="黑体"/>
         <w:b/>
         <w:bCs/>
       </w:rPr>
     </w:tblStylePr>
     <w:tblStylePr w:type="lastCol">
       <w:rPr>
+        <w:rFonts w:eastAsia="黑体"/>
         <w:b/>
         <w:bCs/>
       </w:rPr>
@@ -6475,6 +6811,7 @@
         <w:spacing w:after="0" w:before="0" w:line="240" w:lineRule="auto"/>
       </w:pPr>
       <w:rPr>
+        <w:rFonts w:eastAsia="黑体"/>
         <w:b/>
         <w:bCs/>
         <w:color w:themeColor="background1" w:val="FFFFFF"/>
@@ -6497,6 +6834,7 @@
         <w:spacing w:after="0" w:before="0" w:line="240" w:lineRule="auto"/>
       </w:pPr>
       <w:rPr>
+        <w:rFonts w:eastAsia="黑体"/>
         <w:b/>
         <w:bCs/>
       </w:rPr>
@@ -6514,12 +6852,14 @@
     </w:tblStylePr>
     <w:tblStylePr w:type="firstCol">
       <w:rPr>
+        <w:rFonts w:eastAsia="黑体"/>
         <w:b/>
         <w:bCs/>
       </w:rPr>
     </w:tblStylePr>
     <w:tblStylePr w:type="lastCol">
       <w:rPr>
+        <w:rFonts w:eastAsia="黑体"/>
         <w:b/>
         <w:bCs/>
       </w:rPr>
@@ -6581,6 +6921,7 @@
         <w:spacing w:after="0" w:before="0" w:line="240" w:lineRule="auto"/>
       </w:pPr>
       <w:rPr>
+        <w:rFonts w:eastAsia="黑体"/>
         <w:b/>
         <w:bCs/>
         <w:color w:themeColor="background1" w:val="FFFFFF"/>
@@ -6603,6 +6944,7 @@
         <w:spacing w:after="0" w:before="0" w:line="240" w:lineRule="auto"/>
       </w:pPr>
       <w:rPr>
+        <w:rFonts w:eastAsia="黑体"/>
         <w:b/>
         <w:bCs/>
       </w:rPr>
@@ -6620,12 +6962,14 @@
     </w:tblStylePr>
     <w:tblStylePr w:type="firstCol">
       <w:rPr>
+        <w:rFonts w:eastAsia="黑体"/>
         <w:b/>
         <w:bCs/>
       </w:rPr>
     </w:tblStylePr>
     <w:tblStylePr w:type="lastCol">
       <w:rPr>
+        <w:rFonts w:eastAsia="黑体"/>
         <w:b/>
         <w:bCs/>
       </w:rPr>
@@ -6687,6 +7031,7 @@
         <w:spacing w:after="0" w:before="0" w:line="240" w:lineRule="auto"/>
       </w:pPr>
       <w:rPr>
+        <w:rFonts w:eastAsia="黑体"/>
         <w:b/>
         <w:bCs/>
         <w:color w:themeColor="background1" w:val="FFFFFF"/>
@@ -6709,6 +7054,7 @@
         <w:spacing w:after="0" w:before="0" w:line="240" w:lineRule="auto"/>
       </w:pPr>
       <w:rPr>
+        <w:rFonts w:eastAsia="黑体"/>
         <w:b/>
         <w:bCs/>
       </w:rPr>
@@ -6726,12 +7072,14 @@
     </w:tblStylePr>
     <w:tblStylePr w:type="firstCol">
       <w:rPr>
+        <w:rFonts w:eastAsia="黑体"/>
         <w:b/>
         <w:bCs/>
       </w:rPr>
     </w:tblStylePr>
     <w:tblStylePr w:type="lastCol">
       <w:rPr>
+        <w:rFonts w:eastAsia="黑体"/>
         <w:b/>
         <w:bCs/>
       </w:rPr>
@@ -6793,6 +7141,7 @@
         <w:spacing w:after="0" w:before="0" w:line="240" w:lineRule="auto"/>
       </w:pPr>
       <w:rPr>
+        <w:rFonts w:eastAsia="黑体"/>
         <w:b/>
         <w:bCs/>
         <w:color w:themeColor="background1" w:val="FFFFFF"/>
@@ -6815,6 +7164,7 @@
         <w:spacing w:after="0" w:before="0" w:line="240" w:lineRule="auto"/>
       </w:pPr>
       <w:rPr>
+        <w:rFonts w:eastAsia="黑体"/>
         <w:b/>
         <w:bCs/>
       </w:rPr>
@@ -6832,12 +7182,14 @@
     </w:tblStylePr>
     <w:tblStylePr w:type="firstCol">
       <w:rPr>
+        <w:rFonts w:eastAsia="黑体"/>
         <w:b/>
         <w:bCs/>
       </w:rPr>
     </w:tblStylePr>
     <w:tblStylePr w:type="lastCol">
       <w:rPr>
+        <w:rFonts w:eastAsia="黑体"/>
         <w:b/>
         <w:bCs/>
       </w:rPr>
@@ -6899,6 +7251,7 @@
         <w:spacing w:after="0" w:before="0" w:line="240" w:lineRule="auto"/>
       </w:pPr>
       <w:rPr>
+        <w:rFonts w:eastAsia="黑体"/>
         <w:b/>
         <w:bCs/>
         <w:color w:themeColor="background1" w:val="FFFFFF"/>
@@ -6921,6 +7274,7 @@
         <w:spacing w:after="0" w:before="0" w:line="240" w:lineRule="auto"/>
       </w:pPr>
       <w:rPr>
+        <w:rFonts w:eastAsia="黑体"/>
         <w:b/>
         <w:bCs/>
       </w:rPr>
@@ -6938,12 +7292,14 @@
     </w:tblStylePr>
     <w:tblStylePr w:type="firstCol">
       <w:rPr>
+        <w:rFonts w:eastAsia="黑体"/>
         <w:b/>
         <w:bCs/>
       </w:rPr>
     </w:tblStylePr>
     <w:tblStylePr w:type="lastCol">
       <w:rPr>
+        <w:rFonts w:eastAsia="黑体"/>
         <w:b/>
         <w:bCs/>
       </w:rPr>
@@ -7002,6 +7358,7 @@
         <w:spacing w:after="0" w:before="0" w:line="240" w:lineRule="auto"/>
       </w:pPr>
       <w:rPr>
+        <w:rFonts w:eastAsia="黑体"/>
         <w:b/>
         <w:bCs/>
         <w:color w:themeColor="background1" w:val="FFFFFF"/>
@@ -7024,6 +7381,7 @@
         <w:spacing w:after="0" w:before="0" w:line="240" w:lineRule="auto"/>
       </w:pPr>
       <w:rPr>
+        <w:rFonts w:eastAsia="黑体"/>
         <w:color w:val="auto"/>
       </w:rPr>
       <w:tblPr/>
@@ -7041,6 +7399,7 @@
     </w:tblStylePr>
     <w:tblStylePr w:type="firstCol">
       <w:rPr>
+        <w:rFonts w:eastAsia="黑体"/>
         <w:b/>
         <w:bCs/>
         <w:color w:themeColor="background1" w:val="FFFFFF"/>
@@ -7060,6 +7419,7 @@
     </w:tblStylePr>
     <w:tblStylePr w:type="lastCol">
       <w:rPr>
+        <w:rFonts w:eastAsia="黑体"/>
         <w:b/>
         <w:bCs/>
         <w:color w:themeColor="background1" w:val="FFFFFF"/>
@@ -7108,6 +7468,7 @@
     </w:tblStylePr>
     <w:tblStylePr w:type="nwCell">
       <w:rPr>
+        <w:rFonts w:eastAsia="黑体"/>
         <w:color w:themeColor="background1" w:val="FFFFFF"/>
       </w:rPr>
       <w:tblPr/>
@@ -7151,6 +7512,7 @@
         <w:spacing w:after="0" w:before="0" w:line="240" w:lineRule="auto"/>
       </w:pPr>
       <w:rPr>
+        <w:rFonts w:eastAsia="黑体"/>
         <w:b/>
         <w:bCs/>
         <w:color w:themeColor="background1" w:val="FFFFFF"/>
@@ -7173,6 +7535,7 @@
         <w:spacing w:after="0" w:before="0" w:line="240" w:lineRule="auto"/>
       </w:pPr>
       <w:rPr>
+        <w:rFonts w:eastAsia="黑体"/>
         <w:color w:val="auto"/>
       </w:rPr>
       <w:tblPr/>
@@ -7190,6 +7553,7 @@
     </w:tblStylePr>
     <w:tblStylePr w:type="firstCol">
       <w:rPr>
+        <w:rFonts w:eastAsia="黑体"/>
         <w:b/>
         <w:bCs/>
         <w:color w:themeColor="background1" w:val="FFFFFF"/>
@@ -7209,6 +7573,7 @@
     </w:tblStylePr>
     <w:tblStylePr w:type="lastCol">
       <w:rPr>
+        <w:rFonts w:eastAsia="黑体"/>
         <w:b/>
         <w:bCs/>
         <w:color w:themeColor="background1" w:val="FFFFFF"/>
@@ -7257,6 +7622,7 @@
     </w:tblStylePr>
     <w:tblStylePr w:type="nwCell">
       <w:rPr>
+        <w:rFonts w:eastAsia="黑体"/>
         <w:color w:themeColor="background1" w:val="FFFFFF"/>
       </w:rPr>
       <w:tblPr/>
@@ -7300,6 +7666,7 @@
         <w:spacing w:after="0" w:before="0" w:line="240" w:lineRule="auto"/>
       </w:pPr>
       <w:rPr>
+        <w:rFonts w:eastAsia="黑体"/>
         <w:b/>
         <w:bCs/>
         <w:color w:themeColor="background1" w:val="FFFFFF"/>
@@ -7322,6 +7689,7 @@
         <w:spacing w:after="0" w:before="0" w:line="240" w:lineRule="auto"/>
       </w:pPr>
       <w:rPr>
+        <w:rFonts w:eastAsia="黑体"/>
         <w:color w:val="auto"/>
       </w:rPr>
       <w:tblPr/>
@@ -7339,6 +7707,7 @@
     </w:tblStylePr>
     <w:tblStylePr w:type="firstCol">
       <w:rPr>
+        <w:rFonts w:eastAsia="黑体"/>
         <w:b/>
         <w:bCs/>
         <w:color w:themeColor="background1" w:val="FFFFFF"/>
@@ -7358,6 +7727,7 @@
     </w:tblStylePr>
     <w:tblStylePr w:type="lastCol">
       <w:rPr>
+        <w:rFonts w:eastAsia="黑体"/>
         <w:b/>
         <w:bCs/>
         <w:color w:themeColor="background1" w:val="FFFFFF"/>
@@ -7406,6 +7776,7 @@
     </w:tblStylePr>
     <w:tblStylePr w:type="nwCell">
       <w:rPr>
+        <w:rFonts w:eastAsia="黑体"/>
         <w:color w:themeColor="background1" w:val="FFFFFF"/>
       </w:rPr>
       <w:tblPr/>
@@ -7449,6 +7820,7 @@
         <w:spacing w:after="0" w:before="0" w:line="240" w:lineRule="auto"/>
       </w:pPr>
       <w:rPr>
+        <w:rFonts w:eastAsia="黑体"/>
         <w:b/>
         <w:bCs/>
         <w:color w:themeColor="background1" w:val="FFFFFF"/>
@@ -7471,6 +7843,7 @@
         <w:spacing w:after="0" w:before="0" w:line="240" w:lineRule="auto"/>
       </w:pPr>
       <w:rPr>
+        <w:rFonts w:eastAsia="黑体"/>
         <w:color w:val="auto"/>
       </w:rPr>
       <w:tblPr/>
@@ -7488,6 +7861,7 @@
     </w:tblStylePr>
     <w:tblStylePr w:type="firstCol">
       <w:rPr>
+        <w:rFonts w:eastAsia="黑体"/>
         <w:b/>
         <w:bCs/>
         <w:color w:themeColor="background1" w:val="FFFFFF"/>
@@ -7507,6 +7881,7 @@
     </w:tblStylePr>
     <w:tblStylePr w:type="lastCol">
       <w:rPr>
+        <w:rFonts w:eastAsia="黑体"/>
         <w:b/>
         <w:bCs/>
         <w:color w:themeColor="background1" w:val="FFFFFF"/>
@@ -7555,6 +7930,7 @@
     </w:tblStylePr>
     <w:tblStylePr w:type="nwCell">
       <w:rPr>
+        <w:rFonts w:eastAsia="黑体"/>
         <w:color w:themeColor="background1" w:val="FFFFFF"/>
       </w:rPr>
       <w:tblPr/>
@@ -7598,6 +7974,7 @@
         <w:spacing w:after="0" w:before="0" w:line="240" w:lineRule="auto"/>
       </w:pPr>
       <w:rPr>
+        <w:rFonts w:eastAsia="黑体"/>
         <w:b/>
         <w:bCs/>
         <w:color w:themeColor="background1" w:val="FFFFFF"/>
@@ -7620,6 +7997,7 @@
         <w:spacing w:after="0" w:before="0" w:line="240" w:lineRule="auto"/>
       </w:pPr>
       <w:rPr>
+        <w:rFonts w:eastAsia="黑体"/>
         <w:color w:val="auto"/>
       </w:rPr>
       <w:tblPr/>
@@ -7637,6 +8015,7 @@
     </w:tblStylePr>
     <w:tblStylePr w:type="firstCol">
       <w:rPr>
+        <w:rFonts w:eastAsia="黑体"/>
         <w:b/>
         <w:bCs/>
         <w:color w:themeColor="background1" w:val="FFFFFF"/>
@@ -7656,6 +8035,7 @@
     </w:tblStylePr>
     <w:tblStylePr w:type="lastCol">
       <w:rPr>
+        <w:rFonts w:eastAsia="黑体"/>
         <w:b/>
         <w:bCs/>
         <w:color w:themeColor="background1" w:val="FFFFFF"/>
@@ -7704,6 +8084,7 @@
     </w:tblStylePr>
     <w:tblStylePr w:type="nwCell">
       <w:rPr>
+        <w:rFonts w:eastAsia="黑体"/>
         <w:color w:themeColor="background1" w:val="FFFFFF"/>
       </w:rPr>
       <w:tblPr/>
@@ -7747,6 +8128,7 @@
         <w:spacing w:after="0" w:before="0" w:line="240" w:lineRule="auto"/>
       </w:pPr>
       <w:rPr>
+        <w:rFonts w:eastAsia="黑体"/>
         <w:b/>
         <w:bCs/>
         <w:color w:themeColor="background1" w:val="FFFFFF"/>
@@ -7769,6 +8151,7 @@
         <w:spacing w:after="0" w:before="0" w:line="240" w:lineRule="auto"/>
       </w:pPr>
       <w:rPr>
+        <w:rFonts w:eastAsia="黑体"/>
         <w:color w:val="auto"/>
       </w:rPr>
       <w:tblPr/>
@@ -7786,6 +8169,7 @@
     </w:tblStylePr>
     <w:tblStylePr w:type="firstCol">
       <w:rPr>
+        <w:rFonts w:eastAsia="黑体"/>
         <w:b/>
         <w:bCs/>
         <w:color w:themeColor="background1" w:val="FFFFFF"/>
@@ -7805,6 +8189,7 @@
     </w:tblStylePr>
     <w:tblStylePr w:type="lastCol">
       <w:rPr>
+        <w:rFonts w:eastAsia="黑体"/>
         <w:b/>
         <w:bCs/>
         <w:color w:themeColor="background1" w:val="FFFFFF"/>
@@ -7853,6 +8238,7 @@
     </w:tblStylePr>
     <w:tblStylePr w:type="nwCell">
       <w:rPr>
+        <w:rFonts w:eastAsia="黑体"/>
         <w:color w:themeColor="background1" w:val="FFFFFF"/>
       </w:rPr>
       <w:tblPr/>
@@ -7896,6 +8282,7 @@
         <w:spacing w:after="0" w:before="0" w:line="240" w:lineRule="auto"/>
       </w:pPr>
       <w:rPr>
+        <w:rFonts w:eastAsia="黑体"/>
         <w:b/>
         <w:bCs/>
         <w:color w:themeColor="background1" w:val="FFFFFF"/>
@@ -7918,6 +8305,7 @@
         <w:spacing w:after="0" w:before="0" w:line="240" w:lineRule="auto"/>
       </w:pPr>
       <w:rPr>
+        <w:rFonts w:eastAsia="黑体"/>
         <w:color w:val="auto"/>
       </w:rPr>
       <w:tblPr/>
@@ -7935,6 +8323,7 @@
     </w:tblStylePr>
     <w:tblStylePr w:type="firstCol">
       <w:rPr>
+        <w:rFonts w:eastAsia="黑体"/>
         <w:b/>
         <w:bCs/>
         <w:color w:themeColor="background1" w:val="FFFFFF"/>
@@ -7954,6 +8343,7 @@
     </w:tblStylePr>
     <w:tblStylePr w:type="lastCol">
       <w:rPr>
+        <w:rFonts w:eastAsia="黑体"/>
         <w:b/>
         <w:bCs/>
         <w:color w:themeColor="background1" w:val="FFFFFF"/>
@@ -8002,6 +8392,7 @@
     </w:tblStylePr>
     <w:tblStylePr w:type="nwCell">
       <w:rPr>
+        <w:rFonts w:eastAsia="黑体"/>
         <w:color w:themeColor="background1" w:val="FFFFFF"/>
       </w:rPr>
       <w:tblPr/>
@@ -8026,6 +8417,7 @@
       <w:spacing w:after="0" w:line="240" w:lineRule="auto"/>
     </w:pPr>
     <w:rPr>
+      <w:rFonts w:eastAsia="黑体"/>
       <w:color w:themeColor="text1" w:val="000000"/>
     </w:rPr>
     <w:tblPr>
@@ -8045,7 +8437,7 @@
     </w:tblPr>
     <w:tblStylePr w:type="firstRow">
       <w:rPr>
-        <w:rFonts w:asciiTheme="majorHAnsi" w:cstheme="majorBidi" w:eastAsiaTheme="majorEastAsia" w:hAnsiTheme="majorHAnsi"/>
+        <w:rFonts w:asciiTheme="majorHAnsi" w:cstheme="majorBidi" w:hAnsiTheme="majorHAnsi" w:eastAsia="黑体"/>
       </w:rPr>
       <w:tblPr/>
       <w:tcPr>
@@ -8057,6 +8449,7 @@
     </w:tblStylePr>
     <w:tblStylePr w:type="lastRow">
       <w:rPr>
+        <w:rFonts w:eastAsia="黑体"/>
         <w:b/>
         <w:bCs/>
         <w:color w:themeColor="text2" w:val="1F497D"/>
@@ -8071,12 +8464,14 @@
     </w:tblStylePr>
     <w:tblStylePr w:type="firstCol">
       <w:rPr>
+        <w:rFonts w:eastAsia="黑体"/>
         <w:b/>
         <w:bCs/>
       </w:rPr>
     </w:tblStylePr>
     <w:tblStylePr w:type="lastCol">
       <w:rPr>
+        <w:rFonts w:eastAsia="黑体"/>
         <w:b/>
         <w:bCs/>
       </w:rPr>
@@ -8110,6 +8505,7 @@
       <w:spacing w:after="0" w:line="240" w:lineRule="auto"/>
     </w:pPr>
     <w:rPr>
+      <w:rFonts w:eastAsia="黑体"/>
       <w:color w:themeColor="text1" w:val="000000"/>
     </w:rPr>
     <w:tblPr>
@@ -8129,7 +8525,7 @@
     </w:tblPr>
     <w:tblStylePr w:type="firstRow">
       <w:rPr>
-        <w:rFonts w:asciiTheme="majorHAnsi" w:cstheme="majorBidi" w:eastAsiaTheme="majorEastAsia" w:hAnsiTheme="majorHAnsi"/>
+        <w:rFonts w:asciiTheme="majorHAnsi" w:cstheme="majorBidi" w:hAnsiTheme="majorHAnsi" w:eastAsia="黑体"/>
       </w:rPr>
       <w:tblPr/>
       <w:tcPr>
@@ -8141,6 +8537,7 @@
     </w:tblStylePr>
     <w:tblStylePr w:type="lastRow">
       <w:rPr>
+        <w:rFonts w:eastAsia="黑体"/>
         <w:b/>
         <w:bCs/>
         <w:color w:themeColor="text2" w:val="1F497D"/>
@@ -8155,12 +8552,14 @@
     </w:tblStylePr>
     <w:tblStylePr w:type="firstCol">
       <w:rPr>
+        <w:rFonts w:eastAsia="黑体"/>
         <w:b/>
         <w:bCs/>
       </w:rPr>
     </w:tblStylePr>
     <w:tblStylePr w:type="lastCol">
       <w:rPr>
+        <w:rFonts w:eastAsia="黑体"/>
         <w:b/>
         <w:bCs/>
       </w:rPr>
@@ -8194,6 +8593,7 @@
       <w:spacing w:after="0" w:line="240" w:lineRule="auto"/>
     </w:pPr>
     <w:rPr>
+      <w:rFonts w:eastAsia="黑体"/>
       <w:color w:themeColor="text1" w:val="000000"/>
     </w:rPr>
     <w:tblPr>
@@ -8213,7 +8613,7 @@
     </w:tblPr>
     <w:tblStylePr w:type="firstRow">
       <w:rPr>
-        <w:rFonts w:asciiTheme="majorHAnsi" w:cstheme="majorBidi" w:eastAsiaTheme="majorEastAsia" w:hAnsiTheme="majorHAnsi"/>
+        <w:rFonts w:asciiTheme="majorHAnsi" w:cstheme="majorBidi" w:hAnsiTheme="majorHAnsi" w:eastAsia="黑体"/>
       </w:rPr>
       <w:tblPr/>
       <w:tcPr>
@@ -8225,6 +8625,7 @@
     </w:tblStylePr>
     <w:tblStylePr w:type="lastRow">
       <w:rPr>
+        <w:rFonts w:eastAsia="黑体"/>
         <w:b/>
         <w:bCs/>
         <w:color w:themeColor="text2" w:val="1F497D"/>
@@ -8239,12 +8640,14 @@
     </w:tblStylePr>
     <w:tblStylePr w:type="firstCol">
       <w:rPr>
+        <w:rFonts w:eastAsia="黑体"/>
         <w:b/>
         <w:bCs/>
       </w:rPr>
     </w:tblStylePr>
     <w:tblStylePr w:type="lastCol">
       <w:rPr>
+        <w:rFonts w:eastAsia="黑体"/>
         <w:b/>
         <w:bCs/>
       </w:rPr>
@@ -8278,6 +8681,7 @@
       <w:spacing w:after="0" w:line="240" w:lineRule="auto"/>
     </w:pPr>
     <w:rPr>
+      <w:rFonts w:eastAsia="黑体"/>
       <w:color w:themeColor="text1" w:val="000000"/>
     </w:rPr>
     <w:tblPr>
@@ -8297,7 +8701,7 @@
     </w:tblPr>
     <w:tblStylePr w:type="firstRow">
       <w:rPr>
-        <w:rFonts w:asciiTheme="majorHAnsi" w:cstheme="majorBidi" w:eastAsiaTheme="majorEastAsia" w:hAnsiTheme="majorHAnsi"/>
+        <w:rFonts w:asciiTheme="majorHAnsi" w:cstheme="majorBidi" w:hAnsiTheme="majorHAnsi" w:eastAsia="黑体"/>
       </w:rPr>
       <w:tblPr/>
       <w:tcPr>
@@ -8309,6 +8713,7 @@
     </w:tblStylePr>
     <w:tblStylePr w:type="lastRow">
       <w:rPr>
+        <w:rFonts w:eastAsia="黑体"/>
         <w:b/>
         <w:bCs/>
         <w:color w:themeColor="text2" w:val="1F497D"/>
@@ -8323,12 +8728,14 @@
     </w:tblStylePr>
     <w:tblStylePr w:type="firstCol">
       <w:rPr>
+        <w:rFonts w:eastAsia="黑体"/>
         <w:b/>
         <w:bCs/>
       </w:rPr>
     </w:tblStylePr>
     <w:tblStylePr w:type="lastCol">
       <w:rPr>
+        <w:rFonts w:eastAsia="黑体"/>
         <w:b/>
         <w:bCs/>
       </w:rPr>
@@ -8362,6 +8769,7 @@
       <w:spacing w:after="0" w:line="240" w:lineRule="auto"/>
     </w:pPr>
     <w:rPr>
+      <w:rFonts w:eastAsia="黑体"/>
       <w:color w:themeColor="text1" w:val="000000"/>
     </w:rPr>
     <w:tblPr>
@@ -8381,7 +8789,7 @@
     </w:tblPr>
     <w:tblStylePr w:type="firstRow">
       <w:rPr>
-        <w:rFonts w:asciiTheme="majorHAnsi" w:cstheme="majorBidi" w:eastAsiaTheme="majorEastAsia" w:hAnsiTheme="majorHAnsi"/>
+        <w:rFonts w:asciiTheme="majorHAnsi" w:cstheme="majorBidi" w:hAnsiTheme="majorHAnsi" w:eastAsia="黑体"/>
       </w:rPr>
       <w:tblPr/>
       <w:tcPr>
@@ -8393,6 +8801,7 @@
     </w:tblStylePr>
     <w:tblStylePr w:type="lastRow">
       <w:rPr>
+        <w:rFonts w:eastAsia="黑体"/>
         <w:b/>
         <w:bCs/>
         <w:color w:themeColor="text2" w:val="1F497D"/>
@@ -8407,12 +8816,14 @@
     </w:tblStylePr>
     <w:tblStylePr w:type="firstCol">
       <w:rPr>
+        <w:rFonts w:eastAsia="黑体"/>
         <w:b/>
         <w:bCs/>
       </w:rPr>
     </w:tblStylePr>
     <w:tblStylePr w:type="lastCol">
       <w:rPr>
+        <w:rFonts w:eastAsia="黑体"/>
         <w:b/>
         <w:bCs/>
       </w:rPr>
@@ -8446,6 +8857,7 @@
       <w:spacing w:after="0" w:line="240" w:lineRule="auto"/>
     </w:pPr>
     <w:rPr>
+      <w:rFonts w:eastAsia="黑体"/>
       <w:color w:themeColor="text1" w:val="000000"/>
     </w:rPr>
     <w:tblPr>
@@ -8465,7 +8877,7 @@
     </w:tblPr>
     <w:tblStylePr w:type="firstRow">
       <w:rPr>
-        <w:rFonts w:asciiTheme="majorHAnsi" w:cstheme="majorBidi" w:eastAsiaTheme="majorEastAsia" w:hAnsiTheme="majorHAnsi"/>
+        <w:rFonts w:asciiTheme="majorHAnsi" w:cstheme="majorBidi" w:hAnsiTheme="majorHAnsi" w:eastAsia="黑体"/>
       </w:rPr>
       <w:tblPr/>
       <w:tcPr>
@@ -8477,6 +8889,7 @@
     </w:tblStylePr>
     <w:tblStylePr w:type="lastRow">
       <w:rPr>
+        <w:rFonts w:eastAsia="黑体"/>
         <w:b/>
         <w:bCs/>
         <w:color w:themeColor="text2" w:val="1F497D"/>
@@ -8491,12 +8904,14 @@
     </w:tblStylePr>
     <w:tblStylePr w:type="firstCol">
       <w:rPr>
+        <w:rFonts w:eastAsia="黑体"/>
         <w:b/>
         <w:bCs/>
       </w:rPr>
     </w:tblStylePr>
     <w:tblStylePr w:type="lastCol">
       <w:rPr>
+        <w:rFonts w:eastAsia="黑体"/>
         <w:b/>
         <w:bCs/>
       </w:rPr>
@@ -8530,6 +8945,7 @@
       <w:spacing w:after="0" w:line="240" w:lineRule="auto"/>
     </w:pPr>
     <w:rPr>
+      <w:rFonts w:eastAsia="黑体"/>
       <w:color w:themeColor="text1" w:val="000000"/>
     </w:rPr>
     <w:tblPr>
@@ -8549,7 +8965,7 @@
     </w:tblPr>
     <w:tblStylePr w:type="firstRow">
       <w:rPr>
-        <w:rFonts w:asciiTheme="majorHAnsi" w:cstheme="majorBidi" w:eastAsiaTheme="majorEastAsia" w:hAnsiTheme="majorHAnsi"/>
+        <w:rFonts w:asciiTheme="majorHAnsi" w:cstheme="majorBidi" w:hAnsiTheme="majorHAnsi" w:eastAsia="黑体"/>
       </w:rPr>
       <w:tblPr/>
       <w:tcPr>
@@ -8561,6 +8977,7 @@
     </w:tblStylePr>
     <w:tblStylePr w:type="lastRow">
       <w:rPr>
+        <w:rFonts w:eastAsia="黑体"/>
         <w:b/>
         <w:bCs/>
         <w:color w:themeColor="text2" w:val="1F497D"/>
@@ -8575,12 +8992,14 @@
     </w:tblStylePr>
     <w:tblStylePr w:type="firstCol">
       <w:rPr>
+        <w:rFonts w:eastAsia="黑体"/>
         <w:b/>
         <w:bCs/>
       </w:rPr>
     </w:tblStylePr>
     <w:tblStylePr w:type="lastCol">
       <w:rPr>
+        <w:rFonts w:eastAsia="黑体"/>
         <w:b/>
         <w:bCs/>
       </w:rPr>
@@ -8614,7 +9033,7 @@
       <w:spacing w:after="0" w:line="240" w:lineRule="auto"/>
     </w:pPr>
     <w:rPr>
-      <w:rFonts w:asciiTheme="majorHAnsi" w:cstheme="majorBidi" w:eastAsiaTheme="majorEastAsia" w:hAnsiTheme="majorHAnsi"/>
+      <w:rFonts w:asciiTheme="majorHAnsi" w:cstheme="majorBidi" w:hAnsiTheme="majorHAnsi" w:eastAsia="黑体"/>
       <w:color w:themeColor="text1" w:val="000000"/>
     </w:rPr>
     <w:tblPr>
@@ -8636,6 +9055,7 @@
     </w:tblPr>
     <w:tblStylePr w:type="firstRow">
       <w:rPr>
+        <w:rFonts w:eastAsia="黑体"/>
         <w:sz w:val="24"/>
         <w:szCs w:val="24"/>
       </w:rPr>
@@ -8742,7 +9162,7 @@
       <w:spacing w:after="0" w:line="240" w:lineRule="auto"/>
     </w:pPr>
     <w:rPr>
-      <w:rFonts w:asciiTheme="majorHAnsi" w:cstheme="majorBidi" w:eastAsiaTheme="majorEastAsia" w:hAnsiTheme="majorHAnsi"/>
+      <w:rFonts w:asciiTheme="majorHAnsi" w:cstheme="majorBidi" w:hAnsiTheme="majorHAnsi" w:eastAsia="黑体"/>
       <w:color w:themeColor="text1" w:val="000000"/>
     </w:rPr>
     <w:tblPr>
@@ -8764,6 +9184,7 @@
     </w:tblPr>
     <w:tblStylePr w:type="firstRow">
       <w:rPr>
+        <w:rFonts w:eastAsia="黑体"/>
         <w:sz w:val="24"/>
         <w:szCs w:val="24"/>
       </w:rPr>
@@ -8870,7 +9291,7 @@
       <w:spacing w:after="0" w:line="240" w:lineRule="auto"/>
     </w:pPr>
     <w:rPr>
-      <w:rFonts w:asciiTheme="majorHAnsi" w:cstheme="majorBidi" w:eastAsiaTheme="majorEastAsia" w:hAnsiTheme="majorHAnsi"/>
+      <w:rFonts w:asciiTheme="majorHAnsi" w:cstheme="majorBidi" w:hAnsiTheme="majorHAnsi" w:eastAsia="黑体"/>
       <w:color w:themeColor="text1" w:val="000000"/>
     </w:rPr>
     <w:tblPr>
@@ -8892,6 +9313,7 @@
     </w:tblPr>
     <w:tblStylePr w:type="firstRow">
       <w:rPr>
+        <w:rFonts w:eastAsia="黑体"/>
         <w:sz w:val="24"/>
         <w:szCs w:val="24"/>
       </w:rPr>
@@ -8998,7 +9420,7 @@
       <w:spacing w:after="0" w:line="240" w:lineRule="auto"/>
     </w:pPr>
     <w:rPr>
-      <w:rFonts w:asciiTheme="majorHAnsi" w:cstheme="majorBidi" w:eastAsiaTheme="majorEastAsia" w:hAnsiTheme="majorHAnsi"/>
+      <w:rFonts w:asciiTheme="majorHAnsi" w:cstheme="majorBidi" w:hAnsiTheme="majorHAnsi" w:eastAsia="黑体"/>
       <w:color w:themeColor="text1" w:val="000000"/>
     </w:rPr>
     <w:tblPr>
@@ -9020,6 +9442,7 @@
     </w:tblPr>
     <w:tblStylePr w:type="firstRow">
       <w:rPr>
+        <w:rFonts w:eastAsia="黑体"/>
         <w:sz w:val="24"/>
         <w:szCs w:val="24"/>
       </w:rPr>
@@ -9126,7 +9549,7 @@
       <w:spacing w:after="0" w:line="240" w:lineRule="auto"/>
     </w:pPr>
     <w:rPr>
-      <w:rFonts w:asciiTheme="majorHAnsi" w:cstheme="majorBidi" w:eastAsiaTheme="majorEastAsia" w:hAnsiTheme="majorHAnsi"/>
+      <w:rFonts w:asciiTheme="majorHAnsi" w:cstheme="majorBidi" w:hAnsiTheme="majorHAnsi" w:eastAsia="黑体"/>
       <w:color w:themeColor="text1" w:val="000000"/>
     </w:rPr>
     <w:tblPr>
@@ -9148,6 +9571,7 @@
     </w:tblPr>
     <w:tblStylePr w:type="firstRow">
       <w:rPr>
+        <w:rFonts w:eastAsia="黑体"/>
         <w:sz w:val="24"/>
         <w:szCs w:val="24"/>
       </w:rPr>
@@ -9254,7 +9678,7 @@
       <w:spacing w:after="0" w:line="240" w:lineRule="auto"/>
     </w:pPr>
     <w:rPr>
-      <w:rFonts w:asciiTheme="majorHAnsi" w:cstheme="majorBidi" w:eastAsiaTheme="majorEastAsia" w:hAnsiTheme="majorHAnsi"/>
+      <w:rFonts w:asciiTheme="majorHAnsi" w:cstheme="majorBidi" w:hAnsiTheme="majorHAnsi" w:eastAsia="黑体"/>
       <w:color w:themeColor="text1" w:val="000000"/>
     </w:rPr>
     <w:tblPr>
@@ -9276,6 +9700,7 @@
     </w:tblPr>
     <w:tblStylePr w:type="firstRow">
       <w:rPr>
+        <w:rFonts w:eastAsia="黑体"/>
         <w:sz w:val="24"/>
         <w:szCs w:val="24"/>
       </w:rPr>
@@ -9382,7 +9807,7 @@
       <w:spacing w:after="0" w:line="240" w:lineRule="auto"/>
     </w:pPr>
     <w:rPr>
-      <w:rFonts w:asciiTheme="majorHAnsi" w:cstheme="majorBidi" w:eastAsiaTheme="majorEastAsia" w:hAnsiTheme="majorHAnsi"/>
+      <w:rFonts w:asciiTheme="majorHAnsi" w:cstheme="majorBidi" w:hAnsiTheme="majorHAnsi" w:eastAsia="黑体"/>
       <w:color w:themeColor="text1" w:val="000000"/>
     </w:rPr>
     <w:tblPr>
@@ -9404,6 +9829,7 @@
     </w:tblPr>
     <w:tblStylePr w:type="firstRow">
       <w:rPr>
+        <w:rFonts w:eastAsia="黑体"/>
         <w:sz w:val="24"/>
         <w:szCs w:val="24"/>
       </w:rPr>
@@ -9533,12 +9959,14 @@
     </w:tcPr>
     <w:tblStylePr w:type="firstRow">
       <w:rPr>
+        <w:rFonts w:eastAsia="黑体"/>
         <w:b/>
         <w:bCs/>
       </w:rPr>
     </w:tblStylePr>
     <w:tblStylePr w:type="lastRow">
       <w:rPr>
+        <w:rFonts w:eastAsia="黑体"/>
         <w:b/>
         <w:bCs/>
       </w:rPr>
@@ -9551,12 +9979,14 @@
     </w:tblStylePr>
     <w:tblStylePr w:type="firstCol">
       <w:rPr>
+        <w:rFonts w:eastAsia="黑体"/>
         <w:b/>
         <w:bCs/>
       </w:rPr>
     </w:tblStylePr>
     <w:tblStylePr w:type="lastCol">
       <w:rPr>
+        <w:rFonts w:eastAsia="黑体"/>
         <w:b/>
         <w:bCs/>
       </w:rPr>
@@ -9606,12 +10036,14 @@
     </w:tcPr>
     <w:tblStylePr w:type="firstRow">
       <w:rPr>
+        <w:rFonts w:eastAsia="黑体"/>
         <w:b/>
         <w:bCs/>
       </w:rPr>
     </w:tblStylePr>
     <w:tblStylePr w:type="lastRow">
       <w:rPr>
+        <w:rFonts w:eastAsia="黑体"/>
         <w:b/>
         <w:bCs/>
       </w:rPr>
@@ -9624,12 +10056,14 @@
     </w:tblStylePr>
     <w:tblStylePr w:type="firstCol">
       <w:rPr>
+        <w:rFonts w:eastAsia="黑体"/>
         <w:b/>
         <w:bCs/>
       </w:rPr>
     </w:tblStylePr>
     <w:tblStylePr w:type="lastCol">
       <w:rPr>
+        <w:rFonts w:eastAsia="黑体"/>
         <w:b/>
         <w:bCs/>
       </w:rPr>
@@ -9679,12 +10113,14 @@
     </w:tcPr>
     <w:tblStylePr w:type="firstRow">
       <w:rPr>
+        <w:rFonts w:eastAsia="黑体"/>
         <w:b/>
         <w:bCs/>
       </w:rPr>
     </w:tblStylePr>
     <w:tblStylePr w:type="lastRow">
       <w:rPr>
+        <w:rFonts w:eastAsia="黑体"/>
         <w:b/>
         <w:bCs/>
       </w:rPr>
@@ -9697,12 +10133,14 @@
     </w:tblStylePr>
     <w:tblStylePr w:type="firstCol">
       <w:rPr>
+        <w:rFonts w:eastAsia="黑体"/>
         <w:b/>
         <w:bCs/>
       </w:rPr>
     </w:tblStylePr>
     <w:tblStylePr w:type="lastCol">
       <w:rPr>
+        <w:rFonts w:eastAsia="黑体"/>
         <w:b/>
         <w:bCs/>
       </w:rPr>
@@ -9752,12 +10190,14 @@
     </w:tcPr>
     <w:tblStylePr w:type="firstRow">
       <w:rPr>
+        <w:rFonts w:eastAsia="黑体"/>
         <w:b/>
         <w:bCs/>
       </w:rPr>
     </w:tblStylePr>
     <w:tblStylePr w:type="lastRow">
       <w:rPr>
+        <w:rFonts w:eastAsia="黑体"/>
         <w:b/>
         <w:bCs/>
       </w:rPr>
@@ -9770,12 +10210,14 @@
     </w:tblStylePr>
     <w:tblStylePr w:type="firstCol">
       <w:rPr>
+        <w:rFonts w:eastAsia="黑体"/>
         <w:b/>
         <w:bCs/>
       </w:rPr>
     </w:tblStylePr>
     <w:tblStylePr w:type="lastCol">
       <w:rPr>
+        <w:rFonts w:eastAsia="黑体"/>
         <w:b/>
         <w:bCs/>
       </w:rPr>
@@ -9825,12 +10267,14 @@
     </w:tcPr>
     <w:tblStylePr w:type="firstRow">
       <w:rPr>
+        <w:rFonts w:eastAsia="黑体"/>
         <w:b/>
         <w:bCs/>
       </w:rPr>
     </w:tblStylePr>
     <w:tblStylePr w:type="lastRow">
       <w:rPr>
+        <w:rFonts w:eastAsia="黑体"/>
         <w:b/>
         <w:bCs/>
       </w:rPr>
@@ -9843,12 +10287,14 @@
     </w:tblStylePr>
     <w:tblStylePr w:type="firstCol">
       <w:rPr>
+        <w:rFonts w:eastAsia="黑体"/>
         <w:b/>
         <w:bCs/>
       </w:rPr>
     </w:tblStylePr>
     <w:tblStylePr w:type="lastCol">
       <w:rPr>
+        <w:rFonts w:eastAsia="黑体"/>
         <w:b/>
         <w:bCs/>
       </w:rPr>
@@ -9898,12 +10344,14 @@
     </w:tcPr>
     <w:tblStylePr w:type="firstRow">
       <w:rPr>
+        <w:rFonts w:eastAsia="黑体"/>
         <w:b/>
         <w:bCs/>
       </w:rPr>
     </w:tblStylePr>
     <w:tblStylePr w:type="lastRow">
       <w:rPr>
+        <w:rFonts w:eastAsia="黑体"/>
         <w:b/>
         <w:bCs/>
       </w:rPr>
@@ -9916,12 +10364,14 @@
     </w:tblStylePr>
     <w:tblStylePr w:type="firstCol">
       <w:rPr>
+        <w:rFonts w:eastAsia="黑体"/>
         <w:b/>
         <w:bCs/>
       </w:rPr>
     </w:tblStylePr>
     <w:tblStylePr w:type="lastCol">
       <w:rPr>
+        <w:rFonts w:eastAsia="黑体"/>
         <w:b/>
         <w:bCs/>
       </w:rPr>
@@ -9971,12 +10421,14 @@
     </w:tcPr>
     <w:tblStylePr w:type="firstRow">
       <w:rPr>
+        <w:rFonts w:eastAsia="黑体"/>
         <w:b/>
         <w:bCs/>
       </w:rPr>
     </w:tblStylePr>
     <w:tblStylePr w:type="lastRow">
       <w:rPr>
+        <w:rFonts w:eastAsia="黑体"/>
         <w:b/>
         <w:bCs/>
       </w:rPr>
@@ -9989,12 +10441,14 @@
     </w:tblStylePr>
     <w:tblStylePr w:type="firstCol">
       <w:rPr>
+        <w:rFonts w:eastAsia="黑体"/>
         <w:b/>
         <w:bCs/>
       </w:rPr>
     </w:tblStylePr>
     <w:tblStylePr w:type="lastCol">
       <w:rPr>
+        <w:rFonts w:eastAsia="黑体"/>
         <w:b/>
         <w:bCs/>
       </w:rPr>
@@ -10021,7 +10475,7 @@
       <w:spacing w:after="0" w:line="240" w:lineRule="auto"/>
     </w:pPr>
     <w:rPr>
-      <w:rFonts w:asciiTheme="majorHAnsi" w:cstheme="majorBidi" w:eastAsiaTheme="majorEastAsia" w:hAnsiTheme="majorHAnsi"/>
+      <w:rFonts w:asciiTheme="majorHAnsi" w:cstheme="majorBidi" w:hAnsiTheme="majorHAnsi" w:eastAsia="黑体"/>
       <w:color w:themeColor="text1" w:val="000000"/>
     </w:rPr>
     <w:tblPr>
@@ -10048,6 +10502,7 @@
     </w:tcPr>
     <w:tblStylePr w:type="firstRow">
       <w:rPr>
+        <w:rFonts w:eastAsia="黑体"/>
         <w:b/>
         <w:bCs/>
         <w:color w:themeColor="text1" w:val="000000"/>
@@ -10059,6 +10514,7 @@
     </w:tblStylePr>
     <w:tblStylePr w:type="lastRow">
       <w:rPr>
+        <w:rFonts w:eastAsia="黑体"/>
         <w:b/>
         <w:bCs/>
         <w:color w:themeColor="text1" w:val="000000"/>
@@ -10078,6 +10534,7 @@
     </w:tblStylePr>
     <w:tblStylePr w:type="firstCol">
       <w:rPr>
+        <w:rFonts w:eastAsia="黑体"/>
         <w:b/>
         <w:bCs/>
         <w:color w:themeColor="text1" w:val="000000"/>
@@ -10097,6 +10554,7 @@
     </w:tblStylePr>
     <w:tblStylePr w:type="lastCol">
       <w:rPr>
+        <w:rFonts w:eastAsia="黑体"/>
         <w:b w:val="0"/>
         <w:bCs w:val="0"/>
         <w:color w:themeColor="text1" w:val="000000"/>
@@ -10146,7 +10604,7 @@
       <w:spacing w:after="0" w:line="240" w:lineRule="auto"/>
     </w:pPr>
     <w:rPr>
-      <w:rFonts w:asciiTheme="majorHAnsi" w:cstheme="majorBidi" w:eastAsiaTheme="majorEastAsia" w:hAnsiTheme="majorHAnsi"/>
+      <w:rFonts w:asciiTheme="majorHAnsi" w:cstheme="majorBidi" w:hAnsiTheme="majorHAnsi" w:eastAsia="黑体"/>
       <w:color w:themeColor="text1" w:val="000000"/>
     </w:rPr>
     <w:tblPr>
@@ -10173,6 +10631,7 @@
     </w:tcPr>
     <w:tblStylePr w:type="firstRow">
       <w:rPr>
+        <w:rFonts w:eastAsia="黑体"/>
         <w:b/>
         <w:bCs/>
         <w:color w:themeColor="text1" w:val="000000"/>
@@ -10184,6 +10643,7 @@
     </w:tblStylePr>
     <w:tblStylePr w:type="lastRow">
       <w:rPr>
+        <w:rFonts w:eastAsia="黑体"/>
         <w:b/>
         <w:bCs/>
         <w:color w:themeColor="text1" w:val="000000"/>
@@ -10203,6 +10663,7 @@
     </w:tblStylePr>
     <w:tblStylePr w:type="firstCol">
       <w:rPr>
+        <w:rFonts w:eastAsia="黑体"/>
         <w:b/>
         <w:bCs/>
         <w:color w:themeColor="text1" w:val="000000"/>
@@ -10222,6 +10683,7 @@
     </w:tblStylePr>
     <w:tblStylePr w:type="lastCol">
       <w:rPr>
+        <w:rFonts w:eastAsia="黑体"/>
         <w:b w:val="0"/>
         <w:bCs w:val="0"/>
         <w:color w:themeColor="text1" w:val="000000"/>
@@ -10271,7 +10733,7 @@
       <w:spacing w:after="0" w:line="240" w:lineRule="auto"/>
     </w:pPr>
     <w:rPr>
-      <w:rFonts w:asciiTheme="majorHAnsi" w:cstheme="majorBidi" w:eastAsiaTheme="majorEastAsia" w:hAnsiTheme="majorHAnsi"/>
+      <w:rFonts w:asciiTheme="majorHAnsi" w:cstheme="majorBidi" w:hAnsiTheme="majorHAnsi" w:eastAsia="黑体"/>
       <w:color w:themeColor="text1" w:val="000000"/>
     </w:rPr>
     <w:tblPr>
@@ -10298,6 +10760,7 @@
     </w:tcPr>
     <w:tblStylePr w:type="firstRow">
       <w:rPr>
+        <w:rFonts w:eastAsia="黑体"/>
         <w:b/>
         <w:bCs/>
         <w:color w:themeColor="text1" w:val="000000"/>
@@ -10309,6 +10772,7 @@
     </w:tblStylePr>
     <w:tblStylePr w:type="lastRow">
       <w:rPr>
+        <w:rFonts w:eastAsia="黑体"/>
         <w:b/>
         <w:bCs/>
         <w:color w:themeColor="text1" w:val="000000"/>
@@ -10328,6 +10792,7 @@
     </w:tblStylePr>
     <w:tblStylePr w:type="firstCol">
       <w:rPr>
+        <w:rFonts w:eastAsia="黑体"/>
         <w:b/>
         <w:bCs/>
         <w:color w:themeColor="text1" w:val="000000"/>
@@ -10347,6 +10812,7 @@
     </w:tblStylePr>
     <w:tblStylePr w:type="lastCol">
       <w:rPr>
+        <w:rFonts w:eastAsia="黑体"/>
         <w:b w:val="0"/>
         <w:bCs w:val="0"/>
         <w:color w:themeColor="text1" w:val="000000"/>
@@ -10396,7 +10862,7 @@
       <w:spacing w:after="0" w:line="240" w:lineRule="auto"/>
     </w:pPr>
     <w:rPr>
-      <w:rFonts w:asciiTheme="majorHAnsi" w:cstheme="majorBidi" w:eastAsiaTheme="majorEastAsia" w:hAnsiTheme="majorHAnsi"/>
+      <w:rFonts w:asciiTheme="majorHAnsi" w:cstheme="majorBidi" w:hAnsiTheme="majorHAnsi" w:eastAsia="黑体"/>
       <w:color w:themeColor="text1" w:val="000000"/>
     </w:rPr>
     <w:tblPr>
@@ -10423,6 +10889,7 @@
     </w:tcPr>
     <w:tblStylePr w:type="firstRow">
       <w:rPr>
+        <w:rFonts w:eastAsia="黑体"/>
         <w:b/>
         <w:bCs/>
         <w:color w:themeColor="text1" w:val="000000"/>
@@ -10434,6 +10901,7 @@
     </w:tblStylePr>
     <w:tblStylePr w:type="lastRow">
       <w:rPr>
+        <w:rFonts w:eastAsia="黑体"/>
         <w:b/>
         <w:bCs/>
         <w:color w:themeColor="text1" w:val="000000"/>
@@ -10453,6 +10921,7 @@
     </w:tblStylePr>
     <w:tblStylePr w:type="firstCol">
       <w:rPr>
+        <w:rFonts w:eastAsia="黑体"/>
         <w:b/>
         <w:bCs/>
         <w:color w:themeColor="text1" w:val="000000"/>
@@ -10472,6 +10941,7 @@
     </w:tblStylePr>
     <w:tblStylePr w:type="lastCol">
       <w:rPr>
+        <w:rFonts w:eastAsia="黑体"/>
         <w:b w:val="0"/>
         <w:bCs w:val="0"/>
         <w:color w:themeColor="text1" w:val="000000"/>
@@ -10521,7 +10991,7 @@
       <w:spacing w:after="0" w:line="240" w:lineRule="auto"/>
     </w:pPr>
     <w:rPr>
-      <w:rFonts w:asciiTheme="majorHAnsi" w:cstheme="majorBidi" w:eastAsiaTheme="majorEastAsia" w:hAnsiTheme="majorHAnsi"/>
+      <w:rFonts w:asciiTheme="majorHAnsi" w:cstheme="majorBidi" w:hAnsiTheme="majorHAnsi" w:eastAsia="黑体"/>
       <w:color w:themeColor="text1" w:val="000000"/>
     </w:rPr>
     <w:tblPr>
@@ -10548,6 +11018,7 @@
     </w:tcPr>
     <w:tblStylePr w:type="firstRow">
       <w:rPr>
+        <w:rFonts w:eastAsia="黑体"/>
         <w:b/>
         <w:bCs/>
         <w:color w:themeColor="text1" w:val="000000"/>
@@ -10559,6 +11030,7 @@
     </w:tblStylePr>
     <w:tblStylePr w:type="lastRow">
       <w:rPr>
+        <w:rFonts w:eastAsia="黑体"/>
         <w:b/>
         <w:bCs/>
         <w:color w:themeColor="text1" w:val="000000"/>
@@ -10578,6 +11050,7 @@
     </w:tblStylePr>
     <w:tblStylePr w:type="firstCol">
       <w:rPr>
+        <w:rFonts w:eastAsia="黑体"/>
         <w:b/>
         <w:bCs/>
         <w:color w:themeColor="text1" w:val="000000"/>
@@ -10597,6 +11070,7 @@
     </w:tblStylePr>
     <w:tblStylePr w:type="lastCol">
       <w:rPr>
+        <w:rFonts w:eastAsia="黑体"/>
         <w:b w:val="0"/>
         <w:bCs w:val="0"/>
         <w:color w:themeColor="text1" w:val="000000"/>
@@ -10646,7 +11120,7 @@
       <w:spacing w:after="0" w:line="240" w:lineRule="auto"/>
     </w:pPr>
     <w:rPr>
-      <w:rFonts w:asciiTheme="majorHAnsi" w:cstheme="majorBidi" w:eastAsiaTheme="majorEastAsia" w:hAnsiTheme="majorHAnsi"/>
+      <w:rFonts w:asciiTheme="majorHAnsi" w:cstheme="majorBidi" w:hAnsiTheme="majorHAnsi" w:eastAsia="黑体"/>
       <w:color w:themeColor="text1" w:val="000000"/>
     </w:rPr>
     <w:tblPr>
@@ -10673,6 +11147,7 @@
     </w:tcPr>
     <w:tblStylePr w:type="firstRow">
       <w:rPr>
+        <w:rFonts w:eastAsia="黑体"/>
         <w:b/>
         <w:bCs/>
         <w:color w:themeColor="text1" w:val="000000"/>
@@ -10684,6 +11159,7 @@
     </w:tblStylePr>
     <w:tblStylePr w:type="lastRow">
       <w:rPr>
+        <w:rFonts w:eastAsia="黑体"/>
         <w:b/>
         <w:bCs/>
         <w:color w:themeColor="text1" w:val="000000"/>
@@ -10703,6 +11179,7 @@
     </w:tblStylePr>
     <w:tblStylePr w:type="firstCol">
       <w:rPr>
+        <w:rFonts w:eastAsia="黑体"/>
         <w:b/>
         <w:bCs/>
         <w:color w:themeColor="text1" w:val="000000"/>
@@ -10722,6 +11199,7 @@
     </w:tblStylePr>
     <w:tblStylePr w:type="lastCol">
       <w:rPr>
+        <w:rFonts w:eastAsia="黑体"/>
         <w:b w:val="0"/>
         <w:bCs w:val="0"/>
         <w:color w:themeColor="text1" w:val="000000"/>
@@ -10771,7 +11249,7 @@
       <w:spacing w:after="0" w:line="240" w:lineRule="auto"/>
     </w:pPr>
     <w:rPr>
-      <w:rFonts w:asciiTheme="majorHAnsi" w:cstheme="majorBidi" w:eastAsiaTheme="majorEastAsia" w:hAnsiTheme="majorHAnsi"/>
+      <w:rFonts w:asciiTheme="majorHAnsi" w:cstheme="majorBidi" w:hAnsiTheme="majorHAnsi" w:eastAsia="黑体"/>
       <w:color w:themeColor="text1" w:val="000000"/>
     </w:rPr>
     <w:tblPr>
@@ -10798,6 +11276,7 @@
     </w:tcPr>
     <w:tblStylePr w:type="firstRow">
       <w:rPr>
+        <w:rFonts w:eastAsia="黑体"/>
         <w:b/>
         <w:bCs/>
         <w:color w:themeColor="text1" w:val="000000"/>
@@ -10809,6 +11288,7 @@
     </w:tblStylePr>
     <w:tblStylePr w:type="lastRow">
       <w:rPr>
+        <w:rFonts w:eastAsia="黑体"/>
         <w:b/>
         <w:bCs/>
         <w:color w:themeColor="text1" w:val="000000"/>
@@ -10828,6 +11308,7 @@
     </w:tblStylePr>
     <w:tblStylePr w:type="firstCol">
       <w:rPr>
+        <w:rFonts w:eastAsia="黑体"/>
         <w:b/>
         <w:bCs/>
         <w:color w:themeColor="text1" w:val="000000"/>
@@ -10847,6 +11328,7 @@
     </w:tblStylePr>
     <w:tblStylePr w:type="lastCol">
       <w:rPr>
+        <w:rFonts w:eastAsia="黑体"/>
         <w:b w:val="0"/>
         <w:bCs w:val="0"/>
         <w:color w:themeColor="text1" w:val="000000"/>
@@ -10919,6 +11401,7 @@
     </w:tcPr>
     <w:tblStylePr w:type="firstRow">
       <w:rPr>
+        <w:rFonts w:eastAsia="黑体"/>
         <w:b/>
         <w:bCs/>
         <w:i w:val="0"/>
@@ -10940,6 +11423,7 @@
     </w:tblStylePr>
     <w:tblStylePr w:type="lastRow">
       <w:rPr>
+        <w:rFonts w:eastAsia="黑体"/>
         <w:b/>
         <w:bCs/>
         <w:i w:val="0"/>
@@ -10961,6 +11445,7 @@
     </w:tblStylePr>
     <w:tblStylePr w:type="firstCol">
       <w:rPr>
+        <w:rFonts w:eastAsia="黑体"/>
         <w:b/>
         <w:bCs/>
         <w:i w:val="0"/>
@@ -10980,6 +11465,7 @@
     </w:tblStylePr>
     <w:tblStylePr w:type="lastCol">
       <w:rPr>
+        <w:rFonts w:eastAsia="黑体"/>
         <w:b/>
         <w:bCs/>
         <w:i w:val="0"/>
@@ -11060,6 +11546,7 @@
     </w:tcPr>
     <w:tblStylePr w:type="firstRow">
       <w:rPr>
+        <w:rFonts w:eastAsia="黑体"/>
         <w:b/>
         <w:bCs/>
         <w:i w:val="0"/>
@@ -11081,6 +11568,7 @@
     </w:tblStylePr>
     <w:tblStylePr w:type="lastRow">
       <w:rPr>
+        <w:rFonts w:eastAsia="黑体"/>
         <w:b/>
         <w:bCs/>
         <w:i w:val="0"/>
@@ -11102,6 +11590,7 @@
     </w:tblStylePr>
     <w:tblStylePr w:type="firstCol">
       <w:rPr>
+        <w:rFonts w:eastAsia="黑体"/>
         <w:b/>
         <w:bCs/>
         <w:i w:val="0"/>
@@ -11121,6 +11610,7 @@
     </w:tblStylePr>
     <w:tblStylePr w:type="lastCol">
       <w:rPr>
+        <w:rFonts w:eastAsia="黑体"/>
         <w:b/>
         <w:bCs/>
         <w:i w:val="0"/>
@@ -11201,6 +11691,7 @@
     </w:tcPr>
     <w:tblStylePr w:type="firstRow">
       <w:rPr>
+        <w:rFonts w:eastAsia="黑体"/>
         <w:b/>
         <w:bCs/>
         <w:i w:val="0"/>
@@ -11222,6 +11713,7 @@
     </w:tblStylePr>
     <w:tblStylePr w:type="lastRow">
       <w:rPr>
+        <w:rFonts w:eastAsia="黑体"/>
         <w:b/>
         <w:bCs/>
         <w:i w:val="0"/>
@@ -11243,6 +11735,7 @@
     </w:tblStylePr>
     <w:tblStylePr w:type="firstCol">
       <w:rPr>
+        <w:rFonts w:eastAsia="黑体"/>
         <w:b/>
         <w:bCs/>
         <w:i w:val="0"/>
@@ -11262,6 +11755,7 @@
     </w:tblStylePr>
     <w:tblStylePr w:type="lastCol">
       <w:rPr>
+        <w:rFonts w:eastAsia="黑体"/>
         <w:b/>
         <w:bCs/>
         <w:i w:val="0"/>
@@ -11342,6 +11836,7 @@
     </w:tcPr>
     <w:tblStylePr w:type="firstRow">
       <w:rPr>
+        <w:rFonts w:eastAsia="黑体"/>
         <w:b/>
         <w:bCs/>
         <w:i w:val="0"/>
@@ -11363,6 +11858,7 @@
     </w:tblStylePr>
     <w:tblStylePr w:type="lastRow">
       <w:rPr>
+        <w:rFonts w:eastAsia="黑体"/>
         <w:b/>
         <w:bCs/>
         <w:i w:val="0"/>
@@ -11384,6 +11880,7 @@
     </w:tblStylePr>
     <w:tblStylePr w:type="firstCol">
       <w:rPr>
+        <w:rFonts w:eastAsia="黑体"/>
         <w:b/>
         <w:bCs/>
         <w:i w:val="0"/>
@@ -11403,6 +11900,7 @@
     </w:tblStylePr>
     <w:tblStylePr w:type="lastCol">
       <w:rPr>
+        <w:rFonts w:eastAsia="黑体"/>
         <w:b/>
         <w:bCs/>
         <w:i w:val="0"/>
@@ -11483,6 +11981,7 @@
     </w:tcPr>
     <w:tblStylePr w:type="firstRow">
       <w:rPr>
+        <w:rFonts w:eastAsia="黑体"/>
         <w:b/>
         <w:bCs/>
         <w:i w:val="0"/>
@@ -11504,6 +12003,7 @@
     </w:tblStylePr>
     <w:tblStylePr w:type="lastRow">
       <w:rPr>
+        <w:rFonts w:eastAsia="黑体"/>
         <w:b/>
         <w:bCs/>
         <w:i w:val="0"/>
@@ -11525,6 +12025,7 @@
     </w:tblStylePr>
     <w:tblStylePr w:type="firstCol">
       <w:rPr>
+        <w:rFonts w:eastAsia="黑体"/>
         <w:b/>
         <w:bCs/>
         <w:i w:val="0"/>
@@ -11544,6 +12045,7 @@
     </w:tblStylePr>
     <w:tblStylePr w:type="lastCol">
       <w:rPr>
+        <w:rFonts w:eastAsia="黑体"/>
         <w:b/>
         <w:bCs/>
         <w:i w:val="0"/>
@@ -11624,6 +12126,7 @@
     </w:tcPr>
     <w:tblStylePr w:type="firstRow">
       <w:rPr>
+        <w:rFonts w:eastAsia="黑体"/>
         <w:b/>
         <w:bCs/>
         <w:i w:val="0"/>
@@ -11645,6 +12148,7 @@
     </w:tblStylePr>
     <w:tblStylePr w:type="lastRow">
       <w:rPr>
+        <w:rFonts w:eastAsia="黑体"/>
         <w:b/>
         <w:bCs/>
         <w:i w:val="0"/>
@@ -11666,6 +12170,7 @@
     </w:tblStylePr>
     <w:tblStylePr w:type="firstCol">
       <w:rPr>
+        <w:rFonts w:eastAsia="黑体"/>
         <w:b/>
         <w:bCs/>
         <w:i w:val="0"/>
@@ -11685,6 +12190,7 @@
     </w:tblStylePr>
     <w:tblStylePr w:type="lastCol">
       <w:rPr>
+        <w:rFonts w:eastAsia="黑体"/>
         <w:b/>
         <w:bCs/>
         <w:i w:val="0"/>
@@ -11765,6 +12271,7 @@
     </w:tcPr>
     <w:tblStylePr w:type="firstRow">
       <w:rPr>
+        <w:rFonts w:eastAsia="黑体"/>
         <w:b/>
         <w:bCs/>
         <w:i w:val="0"/>
@@ -11786,6 +12293,7 @@
     </w:tblStylePr>
     <w:tblStylePr w:type="lastRow">
       <w:rPr>
+        <w:rFonts w:eastAsia="黑体"/>
         <w:b/>
         <w:bCs/>
         <w:i w:val="0"/>
@@ -11807,6 +12315,7 @@
     </w:tblStylePr>
     <w:tblStylePr w:type="firstCol">
       <w:rPr>
+        <w:rFonts w:eastAsia="黑体"/>
         <w:b/>
         <w:bCs/>
         <w:i w:val="0"/>
@@ -11826,6 +12335,7 @@
     </w:tblStylePr>
     <w:tblStylePr w:type="lastCol">
       <w:rPr>
+        <w:rFonts w:eastAsia="黑体"/>
         <w:b/>
         <w:bCs/>
         <w:i w:val="0"/>
@@ -11883,6 +12393,7 @@
       <w:spacing w:after="0" w:line="240" w:lineRule="auto"/>
     </w:pPr>
     <w:rPr>
+      <w:rFonts w:eastAsia="黑体"/>
       <w:color w:themeColor="background1" w:val="FFFFFF"/>
     </w:rPr>
     <w:tblPr>
@@ -11901,6 +12412,7 @@
     </w:tcPr>
     <w:tblStylePr w:type="firstRow">
       <w:rPr>
+        <w:rFonts w:eastAsia="黑体"/>
         <w:b/>
         <w:bCs/>
       </w:rPr>
@@ -11997,6 +12509,7 @@
       <w:spacing w:after="0" w:line="240" w:lineRule="auto"/>
     </w:pPr>
     <w:rPr>
+      <w:rFonts w:eastAsia="黑体"/>
       <w:color w:themeColor="background1" w:val="FFFFFF"/>
     </w:rPr>
     <w:tblPr>
@@ -12015,6 +12528,7 @@
     </w:tcPr>
     <w:tblStylePr w:type="firstRow">
       <w:rPr>
+        <w:rFonts w:eastAsia="黑体"/>
         <w:b/>
         <w:bCs/>
       </w:rPr>
@@ -12111,6 +12625,7 @@
       <w:spacing w:after="0" w:line="240" w:lineRule="auto"/>
     </w:pPr>
     <w:rPr>
+      <w:rFonts w:eastAsia="黑体"/>
       <w:color w:themeColor="background1" w:val="FFFFFF"/>
     </w:rPr>
     <w:tblPr>
@@ -12129,6 +12644,7 @@
     </w:tcPr>
     <w:tblStylePr w:type="firstRow">
       <w:rPr>
+        <w:rFonts w:eastAsia="黑体"/>
         <w:b/>
         <w:bCs/>
       </w:rPr>
@@ -12225,6 +12741,7 @@
       <w:spacing w:after="0" w:line="240" w:lineRule="auto"/>
     </w:pPr>
     <w:rPr>
+      <w:rFonts w:eastAsia="黑体"/>
       <w:color w:themeColor="background1" w:val="FFFFFF"/>
     </w:rPr>
     <w:tblPr>
@@ -12243,6 +12760,7 @@
     </w:tcPr>
     <w:tblStylePr w:type="firstRow">
       <w:rPr>
+        <w:rFonts w:eastAsia="黑体"/>
         <w:b/>
         <w:bCs/>
       </w:rPr>
@@ -12339,6 +12857,7 @@
       <w:spacing w:after="0" w:line="240" w:lineRule="auto"/>
     </w:pPr>
     <w:rPr>
+      <w:rFonts w:eastAsia="黑体"/>
       <w:color w:themeColor="background1" w:val="FFFFFF"/>
     </w:rPr>
     <w:tblPr>
@@ -12357,6 +12876,7 @@
     </w:tcPr>
     <w:tblStylePr w:type="firstRow">
       <w:rPr>
+        <w:rFonts w:eastAsia="黑体"/>
         <w:b/>
         <w:bCs/>
       </w:rPr>
@@ -12453,6 +12973,7 @@
       <w:spacing w:after="0" w:line="240" w:lineRule="auto"/>
     </w:pPr>
     <w:rPr>
+      <w:rFonts w:eastAsia="黑体"/>
       <w:color w:themeColor="background1" w:val="FFFFFF"/>
     </w:rPr>
     <w:tblPr>
@@ -12471,6 +12992,7 @@
     </w:tcPr>
     <w:tblStylePr w:type="firstRow">
       <w:rPr>
+        <w:rFonts w:eastAsia="黑体"/>
         <w:b/>
         <w:bCs/>
       </w:rPr>
@@ -12567,6 +13089,7 @@
       <w:spacing w:after="0" w:line="240" w:lineRule="auto"/>
     </w:pPr>
     <w:rPr>
+      <w:rFonts w:eastAsia="黑体"/>
       <w:color w:themeColor="background1" w:val="FFFFFF"/>
     </w:rPr>
     <w:tblPr>
@@ -12585,6 +13108,7 @@
     </w:tcPr>
     <w:tblStylePr w:type="firstRow">
       <w:rPr>
+        <w:rFonts w:eastAsia="黑体"/>
         <w:b/>
         <w:bCs/>
       </w:rPr>
@@ -12681,6 +13205,7 @@
       <w:spacing w:after="0" w:line="240" w:lineRule="auto"/>
     </w:pPr>
     <w:rPr>
+      <w:rFonts w:eastAsia="黑体"/>
       <w:color w:themeColor="text1" w:val="000000"/>
     </w:rPr>
     <w:tblPr>
@@ -12707,6 +13232,7 @@
     </w:tcPr>
     <w:tblStylePr w:type="firstRow">
       <w:rPr>
+        <w:rFonts w:eastAsia="黑体"/>
         <w:b/>
         <w:bCs/>
       </w:rPr>
@@ -12725,6 +13251,7 @@
     </w:tblStylePr>
     <w:tblStylePr w:type="lastRow">
       <w:rPr>
+        <w:rFonts w:eastAsia="黑体"/>
         <w:b/>
         <w:bCs/>
         <w:color w:themeColor="background1" w:val="FFFFFF"/>
@@ -12739,6 +13266,7 @@
     </w:tblStylePr>
     <w:tblStylePr w:type="firstCol">
       <w:rPr>
+        <w:rFonts w:eastAsia="黑体"/>
         <w:color w:themeColor="background1" w:val="FFFFFF"/>
       </w:rPr>
       <w:tblPr/>
@@ -12756,6 +13284,7 @@
     </w:tblStylePr>
     <w:tblStylePr w:type="lastCol">
       <w:rPr>
+        <w:rFonts w:eastAsia="黑体"/>
         <w:color w:themeColor="background1" w:val="FFFFFF"/>
       </w:rPr>
       <w:tblPr/>
@@ -12785,11 +13314,13 @@
     </w:tblStylePr>
     <w:tblStylePr w:type="neCell">
       <w:rPr>
+        <w:rFonts w:eastAsia="黑体"/>
         <w:color w:themeColor="text1" w:val="000000"/>
       </w:rPr>
     </w:tblStylePr>
     <w:tblStylePr w:type="nwCell">
       <w:rPr>
+        <w:rFonts w:eastAsia="黑体"/>
         <w:color w:themeColor="text1" w:val="000000"/>
       </w:rPr>
     </w:tblStylePr>
@@ -12803,6 +13334,7 @@
       <w:spacing w:after="0" w:line="240" w:lineRule="auto"/>
     </w:pPr>
     <w:rPr>
+      <w:rFonts w:eastAsia="黑体"/>
       <w:color w:themeColor="text1" w:val="000000"/>
     </w:rPr>
     <w:tblPr>
@@ -12829,6 +13361,7 @@
     </w:tcPr>
     <w:tblStylePr w:type="firstRow">
       <w:rPr>
+        <w:rFonts w:eastAsia="黑体"/>
         <w:b/>
         <w:bCs/>
       </w:rPr>
@@ -12847,6 +13380,7 @@
     </w:tblStylePr>
     <w:tblStylePr w:type="lastRow">
       <w:rPr>
+        <w:rFonts w:eastAsia="黑体"/>
         <w:b/>
         <w:bCs/>
         <w:color w:themeColor="background1" w:val="FFFFFF"/>
@@ -12861,6 +13395,7 @@
     </w:tblStylePr>
     <w:tblStylePr w:type="firstCol">
       <w:rPr>
+        <w:rFonts w:eastAsia="黑体"/>
         <w:color w:themeColor="background1" w:val="FFFFFF"/>
       </w:rPr>
       <w:tblPr/>
@@ -12878,6 +13413,7 @@
     </w:tblStylePr>
     <w:tblStylePr w:type="lastCol">
       <w:rPr>
+        <w:rFonts w:eastAsia="黑体"/>
         <w:color w:themeColor="background1" w:val="FFFFFF"/>
       </w:rPr>
       <w:tblPr/>
@@ -12907,11 +13443,13 @@
     </w:tblStylePr>
     <w:tblStylePr w:type="neCell">
       <w:rPr>
+        <w:rFonts w:eastAsia="黑体"/>
         <w:color w:themeColor="text1" w:val="000000"/>
       </w:rPr>
     </w:tblStylePr>
     <w:tblStylePr w:type="nwCell">
       <w:rPr>
+        <w:rFonts w:eastAsia="黑体"/>
         <w:color w:themeColor="text1" w:val="000000"/>
       </w:rPr>
     </w:tblStylePr>
@@ -12925,6 +13463,7 @@
       <w:spacing w:after="0" w:line="240" w:lineRule="auto"/>
     </w:pPr>
     <w:rPr>
+      <w:rFonts w:eastAsia="黑体"/>
       <w:color w:themeColor="text1" w:val="000000"/>
     </w:rPr>
     <w:tblPr>
@@ -12951,6 +13490,7 @@
     </w:tcPr>
     <w:tblStylePr w:type="firstRow">
       <w:rPr>
+        <w:rFonts w:eastAsia="黑体"/>
         <w:b/>
         <w:bCs/>
       </w:rPr>
@@ -12969,6 +13509,7 @@
     </w:tblStylePr>
     <w:tblStylePr w:type="lastRow">
       <w:rPr>
+        <w:rFonts w:eastAsia="黑体"/>
         <w:b/>
         <w:bCs/>
         <w:color w:themeColor="background1" w:val="FFFFFF"/>
@@ -12983,6 +13524,7 @@
     </w:tblStylePr>
     <w:tblStylePr w:type="firstCol">
       <w:rPr>
+        <w:rFonts w:eastAsia="黑体"/>
         <w:color w:themeColor="background1" w:val="FFFFFF"/>
       </w:rPr>
       <w:tblPr/>
@@ -13000,6 +13542,7 @@
     </w:tblStylePr>
     <w:tblStylePr w:type="lastCol">
       <w:rPr>
+        <w:rFonts w:eastAsia="黑体"/>
         <w:color w:themeColor="background1" w:val="FFFFFF"/>
       </w:rPr>
       <w:tblPr/>
@@ -13029,11 +13572,13 @@
     </w:tblStylePr>
     <w:tblStylePr w:type="neCell">
       <w:rPr>
+        <w:rFonts w:eastAsia="黑体"/>
         <w:color w:themeColor="text1" w:val="000000"/>
       </w:rPr>
     </w:tblStylePr>
     <w:tblStylePr w:type="nwCell">
       <w:rPr>
+        <w:rFonts w:eastAsia="黑体"/>
         <w:color w:themeColor="text1" w:val="000000"/>
       </w:rPr>
     </w:tblStylePr>
@@ -13047,6 +13592,7 @@
       <w:spacing w:after="0" w:line="240" w:lineRule="auto"/>
     </w:pPr>
     <w:rPr>
+      <w:rFonts w:eastAsia="黑体"/>
       <w:color w:themeColor="text1" w:val="000000"/>
     </w:rPr>
     <w:tblPr>
@@ -13073,6 +13619,7 @@
     </w:tcPr>
     <w:tblStylePr w:type="firstRow">
       <w:rPr>
+        <w:rFonts w:eastAsia="黑体"/>
         <w:b/>
         <w:bCs/>
       </w:rPr>
@@ -13091,6 +13638,7 @@
     </w:tblStylePr>
     <w:tblStylePr w:type="lastRow">
       <w:rPr>
+        <w:rFonts w:eastAsia="黑体"/>
         <w:b/>
         <w:bCs/>
         <w:color w:themeColor="background1" w:val="FFFFFF"/>
@@ -13105,6 +13653,7 @@
     </w:tblStylePr>
     <w:tblStylePr w:type="firstCol">
       <w:rPr>
+        <w:rFonts w:eastAsia="黑体"/>
         <w:color w:themeColor="background1" w:val="FFFFFF"/>
       </w:rPr>
       <w:tblPr/>
@@ -13122,6 +13671,7 @@
     </w:tblStylePr>
     <w:tblStylePr w:type="lastCol">
       <w:rPr>
+        <w:rFonts w:eastAsia="黑体"/>
         <w:color w:themeColor="background1" w:val="FFFFFF"/>
       </w:rPr>
       <w:tblPr/>
@@ -13159,6 +13709,7 @@
       <w:spacing w:after="0" w:line="240" w:lineRule="auto"/>
     </w:pPr>
     <w:rPr>
+      <w:rFonts w:eastAsia="黑体"/>
       <w:color w:themeColor="text1" w:val="000000"/>
     </w:rPr>
     <w:tblPr>
@@ -13185,6 +13736,7 @@
     </w:tcPr>
     <w:tblStylePr w:type="firstRow">
       <w:rPr>
+        <w:rFonts w:eastAsia="黑体"/>
         <w:b/>
         <w:bCs/>
       </w:rPr>
@@ -13203,6 +13755,7 @@
     </w:tblStylePr>
     <w:tblStylePr w:type="lastRow">
       <w:rPr>
+        <w:rFonts w:eastAsia="黑体"/>
         <w:b/>
         <w:bCs/>
         <w:color w:themeColor="background1" w:val="FFFFFF"/>
@@ -13217,6 +13770,7 @@
     </w:tblStylePr>
     <w:tblStylePr w:type="firstCol">
       <w:rPr>
+        <w:rFonts w:eastAsia="黑体"/>
         <w:color w:themeColor="background1" w:val="FFFFFF"/>
       </w:rPr>
       <w:tblPr/>
@@ -13234,6 +13788,7 @@
     </w:tblStylePr>
     <w:tblStylePr w:type="lastCol">
       <w:rPr>
+        <w:rFonts w:eastAsia="黑体"/>
         <w:color w:themeColor="background1" w:val="FFFFFF"/>
       </w:rPr>
       <w:tblPr/>
@@ -13263,11 +13818,13 @@
     </w:tblStylePr>
     <w:tblStylePr w:type="neCell">
       <w:rPr>
+        <w:rFonts w:eastAsia="黑体"/>
         <w:color w:themeColor="text1" w:val="000000"/>
       </w:rPr>
     </w:tblStylePr>
     <w:tblStylePr w:type="nwCell">
       <w:rPr>
+        <w:rFonts w:eastAsia="黑体"/>
         <w:color w:themeColor="text1" w:val="000000"/>
       </w:rPr>
     </w:tblStylePr>
@@ -13281,6 +13838,7 @@
       <w:spacing w:after="0" w:line="240" w:lineRule="auto"/>
     </w:pPr>
     <w:rPr>
+      <w:rFonts w:eastAsia="黑体"/>
       <w:color w:themeColor="text1" w:val="000000"/>
     </w:rPr>
     <w:tblPr>
@@ -13307,6 +13865,7 @@
     </w:tcPr>
     <w:tblStylePr w:type="firstRow">
       <w:rPr>
+        <w:rFonts w:eastAsia="黑体"/>
         <w:b/>
         <w:bCs/>
       </w:rPr>
@@ -13325,6 +13884,7 @@
     </w:tblStylePr>
     <w:tblStylePr w:type="lastRow">
       <w:rPr>
+        <w:rFonts w:eastAsia="黑体"/>
         <w:b/>
         <w:bCs/>
         <w:color w:themeColor="background1" w:val="FFFFFF"/>
@@ -13339,6 +13899,7 @@
     </w:tblStylePr>
     <w:tblStylePr w:type="firstCol">
       <w:rPr>
+        <w:rFonts w:eastAsia="黑体"/>
         <w:color w:themeColor="background1" w:val="FFFFFF"/>
       </w:rPr>
       <w:tblPr/>
@@ -13356,6 +13917,7 @@
     </w:tblStylePr>
     <w:tblStylePr w:type="lastCol">
       <w:rPr>
+        <w:rFonts w:eastAsia="黑体"/>
         <w:color w:themeColor="background1" w:val="FFFFFF"/>
       </w:rPr>
       <w:tblPr/>
@@ -13385,11 +13947,13 @@
     </w:tblStylePr>
     <w:tblStylePr w:type="neCell">
       <w:rPr>
+        <w:rFonts w:eastAsia="黑体"/>
         <w:color w:themeColor="text1" w:val="000000"/>
       </w:rPr>
     </w:tblStylePr>
     <w:tblStylePr w:type="nwCell">
       <w:rPr>
+        <w:rFonts w:eastAsia="黑体"/>
         <w:color w:themeColor="text1" w:val="000000"/>
       </w:rPr>
     </w:tblStylePr>
@@ -13403,6 +13967,7 @@
       <w:spacing w:after="0" w:line="240" w:lineRule="auto"/>
     </w:pPr>
     <w:rPr>
+      <w:rFonts w:eastAsia="黑体"/>
       <w:color w:themeColor="text1" w:val="000000"/>
     </w:rPr>
     <w:tblPr>
@@ -13429,6 +13994,7 @@
     </w:tcPr>
     <w:tblStylePr w:type="firstRow">
       <w:rPr>
+        <w:rFonts w:eastAsia="黑体"/>
         <w:b/>
         <w:bCs/>
       </w:rPr>
@@ -13447,6 +14013,7 @@
     </w:tblStylePr>
     <w:tblStylePr w:type="lastRow">
       <w:rPr>
+        <w:rFonts w:eastAsia="黑体"/>
         <w:b/>
         <w:bCs/>
         <w:color w:themeColor="background1" w:val="FFFFFF"/>
@@ -13461,6 +14028,7 @@
     </w:tblStylePr>
     <w:tblStylePr w:type="firstCol">
       <w:rPr>
+        <w:rFonts w:eastAsia="黑体"/>
         <w:color w:themeColor="background1" w:val="FFFFFF"/>
       </w:rPr>
       <w:tblPr/>
@@ -13478,6 +14046,7 @@
     </w:tblStylePr>
     <w:tblStylePr w:type="lastCol">
       <w:rPr>
+        <w:rFonts w:eastAsia="黑体"/>
         <w:color w:themeColor="background1" w:val="FFFFFF"/>
       </w:rPr>
       <w:tblPr/>
@@ -13507,11 +14076,13 @@
     </w:tblStylePr>
     <w:tblStylePr w:type="neCell">
       <w:rPr>
+        <w:rFonts w:eastAsia="黑体"/>
         <w:color w:themeColor="text1" w:val="000000"/>
       </w:rPr>
     </w:tblStylePr>
     <w:tblStylePr w:type="nwCell">
       <w:rPr>
+        <w:rFonts w:eastAsia="黑体"/>
         <w:color w:themeColor="text1" w:val="000000"/>
       </w:rPr>
     </w:tblStylePr>
@@ -13525,6 +14096,7 @@
       <w:spacing w:after="0" w:line="240" w:lineRule="auto"/>
     </w:pPr>
     <w:rPr>
+      <w:rFonts w:eastAsia="黑体"/>
       <w:color w:themeColor="text1" w:val="000000"/>
     </w:rPr>
     <w:tblPr>
@@ -13543,6 +14115,7 @@
     </w:tcPr>
     <w:tblStylePr w:type="firstRow">
       <w:rPr>
+        <w:rFonts w:eastAsia="黑体"/>
         <w:b/>
         <w:bCs/>
         <w:color w:themeColor="background1" w:val="FFFFFF"/>
@@ -13557,6 +14130,7 @@
     </w:tblStylePr>
     <w:tblStylePr w:type="lastRow">
       <w:rPr>
+        <w:rFonts w:eastAsia="黑体"/>
         <w:b/>
         <w:bCs/>
         <w:color w:themeColor="accent2" w:themeShade="CC" w:val="9E3A38"/>
@@ -13571,12 +14145,14 @@
     </w:tblStylePr>
     <w:tblStylePr w:type="firstCol">
       <w:rPr>
+        <w:rFonts w:eastAsia="黑体"/>
         <w:b/>
         <w:bCs/>
       </w:rPr>
     </w:tblStylePr>
     <w:tblStylePr w:type="lastCol">
       <w:rPr>
+        <w:rFonts w:eastAsia="黑体"/>
         <w:b/>
         <w:bCs/>
       </w:rPr>
@@ -13611,6 +14187,7 @@
       <w:spacing w:after="0" w:line="240" w:lineRule="auto"/>
     </w:pPr>
     <w:rPr>
+      <w:rFonts w:eastAsia="黑体"/>
       <w:color w:themeColor="text1" w:val="000000"/>
     </w:rPr>
     <w:tblPr>
@@ -13629,6 +14206,7 @@
     </w:tcPr>
     <w:tblStylePr w:type="firstRow">
       <w:rPr>
+        <w:rFonts w:eastAsia="黑体"/>
         <w:b/>
         <w:bCs/>
         <w:color w:themeColor="background1" w:val="FFFFFF"/>
@@ -13643,6 +14221,7 @@
     </w:tblStylePr>
     <w:tblStylePr w:type="lastRow">
       <w:rPr>
+        <w:rFonts w:eastAsia="黑体"/>
         <w:b/>
         <w:bCs/>
         <w:color w:themeColor="accent2" w:themeShade="CC" w:val="9E3A38"/>
@@ -13657,12 +14236,14 @@
     </w:tblStylePr>
     <w:tblStylePr w:type="firstCol">
       <w:rPr>
+        <w:rFonts w:eastAsia="黑体"/>
         <w:b/>
         <w:bCs/>
       </w:rPr>
     </w:tblStylePr>
     <w:tblStylePr w:type="lastCol">
       <w:rPr>
+        <w:rFonts w:eastAsia="黑体"/>
         <w:b/>
         <w:bCs/>
       </w:rPr>
@@ -13697,6 +14278,7 @@
       <w:spacing w:after="0" w:line="240" w:lineRule="auto"/>
     </w:pPr>
     <w:rPr>
+      <w:rFonts w:eastAsia="黑体"/>
       <w:color w:themeColor="text1" w:val="000000"/>
     </w:rPr>
     <w:tblPr>
@@ -13715,6 +14297,7 @@
     </w:tcPr>
     <w:tblStylePr w:type="firstRow">
       <w:rPr>
+        <w:rFonts w:eastAsia="黑体"/>
         <w:b/>
         <w:bCs/>
         <w:color w:themeColor="background1" w:val="FFFFFF"/>
@@ -13729,6 +14312,7 @@
     </w:tblStylePr>
     <w:tblStylePr w:type="lastRow">
       <w:rPr>
+        <w:rFonts w:eastAsia="黑体"/>
         <w:b/>
         <w:bCs/>
         <w:color w:themeColor="accent2" w:themeShade="CC" w:val="9E3A38"/>
@@ -13743,12 +14327,14 @@
     </w:tblStylePr>
     <w:tblStylePr w:type="firstCol">
       <w:rPr>
+        <w:rFonts w:eastAsia="黑体"/>
         <w:b/>
         <w:bCs/>
       </w:rPr>
     </w:tblStylePr>
     <w:tblStylePr w:type="lastCol">
       <w:rPr>
+        <w:rFonts w:eastAsia="黑体"/>
         <w:b/>
         <w:bCs/>
       </w:rPr>
@@ -13783,6 +14369,7 @@
       <w:spacing w:after="0" w:line="240" w:lineRule="auto"/>
     </w:pPr>
     <w:rPr>
+      <w:rFonts w:eastAsia="黑体"/>
       <w:color w:themeColor="text1" w:val="000000"/>
     </w:rPr>
     <w:tblPr>
@@ -13801,6 +14388,7 @@
     </w:tcPr>
     <w:tblStylePr w:type="firstRow">
       <w:rPr>
+        <w:rFonts w:eastAsia="黑体"/>
         <w:b/>
         <w:bCs/>
         <w:color w:themeColor="background1" w:val="FFFFFF"/>
@@ -13815,6 +14403,7 @@
     </w:tblStylePr>
     <w:tblStylePr w:type="lastRow">
       <w:rPr>
+        <w:rFonts w:eastAsia="黑体"/>
         <w:b/>
         <w:bCs/>
         <w:color w:themeColor="accent4" w:themeShade="CC" w:val="664E82"/>
@@ -13829,12 +14418,14 @@
     </w:tblStylePr>
     <w:tblStylePr w:type="firstCol">
       <w:rPr>
+        <w:rFonts w:eastAsia="黑体"/>
         <w:b/>
         <w:bCs/>
       </w:rPr>
     </w:tblStylePr>
     <w:tblStylePr w:type="lastCol">
       <w:rPr>
+        <w:rFonts w:eastAsia="黑体"/>
         <w:b/>
         <w:bCs/>
       </w:rPr>
@@ -13869,6 +14460,7 @@
       <w:spacing w:after="0" w:line="240" w:lineRule="auto"/>
     </w:pPr>
     <w:rPr>
+      <w:rFonts w:eastAsia="黑体"/>
       <w:color w:themeColor="text1" w:val="000000"/>
     </w:rPr>
     <w:tblPr>
@@ -13887,6 +14479,7 @@
     </w:tcPr>
     <w:tblStylePr w:type="firstRow">
       <w:rPr>
+        <w:rFonts w:eastAsia="黑体"/>
         <w:b/>
         <w:bCs/>
         <w:color w:themeColor="background1" w:val="FFFFFF"/>
@@ -13901,6 +14494,7 @@
     </w:tblStylePr>
     <w:tblStylePr w:type="lastRow">
       <w:rPr>
+        <w:rFonts w:eastAsia="黑体"/>
         <w:b/>
         <w:bCs/>
         <w:color w:themeColor="accent3" w:themeShade="CC" w:val="7E9C40"/>
@@ -13915,12 +14509,14 @@
     </w:tblStylePr>
     <w:tblStylePr w:type="firstCol">
       <w:rPr>
+        <w:rFonts w:eastAsia="黑体"/>
         <w:b/>
         <w:bCs/>
       </w:rPr>
     </w:tblStylePr>
     <w:tblStylePr w:type="lastCol">
       <w:rPr>
+        <w:rFonts w:eastAsia="黑体"/>
         <w:b/>
         <w:bCs/>
       </w:rPr>
@@ -13955,6 +14551,7 @@
       <w:spacing w:after="0" w:line="240" w:lineRule="auto"/>
     </w:pPr>
     <w:rPr>
+      <w:rFonts w:eastAsia="黑体"/>
       <w:color w:themeColor="text1" w:val="000000"/>
     </w:rPr>
     <w:tblPr>
@@ -13973,6 +14570,7 @@
     </w:tcPr>
     <w:tblStylePr w:type="firstRow">
       <w:rPr>
+        <w:rFonts w:eastAsia="黑体"/>
         <w:b/>
         <w:bCs/>
         <w:color w:themeColor="background1" w:val="FFFFFF"/>
@@ -13987,6 +14585,7 @@
     </w:tblStylePr>
     <w:tblStylePr w:type="lastRow">
       <w:rPr>
+        <w:rFonts w:eastAsia="黑体"/>
         <w:b/>
         <w:bCs/>
         <w:color w:themeColor="accent6" w:themeShade="CC" w:val="F2730A"/>
@@ -14001,12 +14600,14 @@
     </w:tblStylePr>
     <w:tblStylePr w:type="firstCol">
       <w:rPr>
+        <w:rFonts w:eastAsia="黑体"/>
         <w:b/>
         <w:bCs/>
       </w:rPr>
     </w:tblStylePr>
     <w:tblStylePr w:type="lastCol">
       <w:rPr>
+        <w:rFonts w:eastAsia="黑体"/>
         <w:b/>
         <w:bCs/>
       </w:rPr>
@@ -14041,6 +14642,7 @@
       <w:spacing w:after="0" w:line="240" w:lineRule="auto"/>
     </w:pPr>
     <w:rPr>
+      <w:rFonts w:eastAsia="黑体"/>
       <w:color w:themeColor="text1" w:val="000000"/>
     </w:rPr>
     <w:tblPr>
@@ -14059,6 +14661,7 @@
     </w:tcPr>
     <w:tblStylePr w:type="firstRow">
       <w:rPr>
+        <w:rFonts w:eastAsia="黑体"/>
         <w:b/>
         <w:bCs/>
         <w:color w:themeColor="background1" w:val="FFFFFF"/>
@@ -14073,6 +14676,7 @@
     </w:tblStylePr>
     <w:tblStylePr w:type="lastRow">
       <w:rPr>
+        <w:rFonts w:eastAsia="黑体"/>
         <w:b/>
         <w:bCs/>
         <w:color w:themeColor="accent5" w:themeShade="CC" w:val="348DA5"/>
@@ -14087,12 +14691,14 @@
     </w:tblStylePr>
     <w:tblStylePr w:type="firstCol">
       <w:rPr>
+        <w:rFonts w:eastAsia="黑体"/>
         <w:b/>
         <w:bCs/>
       </w:rPr>
     </w:tblStylePr>
     <w:tblStylePr w:type="lastCol">
       <w:rPr>
+        <w:rFonts w:eastAsia="黑体"/>
         <w:b/>
         <w:bCs/>
       </w:rPr>
@@ -14127,6 +14733,7 @@
       <w:spacing w:after="0" w:line="240" w:lineRule="auto"/>
     </w:pPr>
     <w:rPr>
+      <w:rFonts w:eastAsia="黑体"/>
       <w:color w:themeColor="text1" w:val="000000"/>
     </w:rPr>
     <w:tblPr>
@@ -14148,6 +14755,7 @@
     </w:tcPr>
     <w:tblStylePr w:type="firstRow">
       <w:rPr>
+        <w:rFonts w:eastAsia="黑体"/>
         <w:b/>
         <w:bCs/>
       </w:rPr>
@@ -14158,6 +14766,7 @@
     </w:tblStylePr>
     <w:tblStylePr w:type="lastRow">
       <w:rPr>
+        <w:rFonts w:eastAsia="黑体"/>
         <w:b/>
         <w:bCs/>
         <w:color w:themeColor="text1" w:val="000000"/>
@@ -14169,6 +14778,7 @@
     </w:tblStylePr>
     <w:tblStylePr w:type="firstCol">
       <w:rPr>
+        <w:rFonts w:eastAsia="黑体"/>
         <w:color w:themeColor="background1" w:val="FFFFFF"/>
       </w:rPr>
       <w:tblPr/>
@@ -14178,6 +14788,7 @@
     </w:tblStylePr>
     <w:tblStylePr w:type="lastCol">
       <w:rPr>
+        <w:rFonts w:eastAsia="黑体"/>
         <w:color w:themeColor="background1" w:val="FFFFFF"/>
       </w:rPr>
       <w:tblPr/>
@@ -14207,6 +14818,7 @@
       <w:spacing w:after="0" w:line="240" w:lineRule="auto"/>
     </w:pPr>
     <w:rPr>
+      <w:rFonts w:eastAsia="黑体"/>
       <w:color w:themeColor="text1" w:val="000000"/>
     </w:rPr>
     <w:tblPr>
@@ -14228,6 +14840,7 @@
     </w:tcPr>
     <w:tblStylePr w:type="firstRow">
       <w:rPr>
+        <w:rFonts w:eastAsia="黑体"/>
         <w:b/>
         <w:bCs/>
       </w:rPr>
@@ -14238,6 +14851,7 @@
     </w:tblStylePr>
     <w:tblStylePr w:type="lastRow">
       <w:rPr>
+        <w:rFonts w:eastAsia="黑体"/>
         <w:b/>
         <w:bCs/>
         <w:color w:themeColor="text1" w:val="000000"/>
@@ -14249,6 +14863,7 @@
     </w:tblStylePr>
     <w:tblStylePr w:type="firstCol">
       <w:rPr>
+        <w:rFonts w:eastAsia="黑体"/>
         <w:color w:themeColor="background1" w:val="FFFFFF"/>
       </w:rPr>
       <w:tblPr/>
@@ -14258,6 +14873,7 @@
     </w:tblStylePr>
     <w:tblStylePr w:type="lastCol">
       <w:rPr>
+        <w:rFonts w:eastAsia="黑体"/>
         <w:color w:themeColor="background1" w:val="FFFFFF"/>
       </w:rPr>
       <w:tblPr/>
@@ -14287,6 +14903,7 @@
       <w:spacing w:after="0" w:line="240" w:lineRule="auto"/>
     </w:pPr>
     <w:rPr>
+      <w:rFonts w:eastAsia="黑体"/>
       <w:color w:themeColor="text1" w:val="000000"/>
     </w:rPr>
     <w:tblPr>
@@ -14308,6 +14925,7 @@
     </w:tcPr>
     <w:tblStylePr w:type="firstRow">
       <w:rPr>
+        <w:rFonts w:eastAsia="黑体"/>
         <w:b/>
         <w:bCs/>
       </w:rPr>
@@ -14318,6 +14936,7 @@
     </w:tblStylePr>
     <w:tblStylePr w:type="lastRow">
       <w:rPr>
+        <w:rFonts w:eastAsia="黑体"/>
         <w:b/>
         <w:bCs/>
         <w:color w:themeColor="text1" w:val="000000"/>
@@ -14329,6 +14948,7 @@
     </w:tblStylePr>
     <w:tblStylePr w:type="firstCol">
       <w:rPr>
+        <w:rFonts w:eastAsia="黑体"/>
         <w:color w:themeColor="background1" w:val="FFFFFF"/>
       </w:rPr>
       <w:tblPr/>
@@ -14338,6 +14958,7 @@
     </w:tblStylePr>
     <w:tblStylePr w:type="lastCol">
       <w:rPr>
+        <w:rFonts w:eastAsia="黑体"/>
         <w:color w:themeColor="background1" w:val="FFFFFF"/>
       </w:rPr>
       <w:tblPr/>
@@ -14367,6 +14988,7 @@
       <w:spacing w:after="0" w:line="240" w:lineRule="auto"/>
     </w:pPr>
     <w:rPr>
+      <w:rFonts w:eastAsia="黑体"/>
       <w:color w:themeColor="text1" w:val="000000"/>
     </w:rPr>
     <w:tblPr>
@@ -14388,6 +15010,7 @@
     </w:tcPr>
     <w:tblStylePr w:type="firstRow">
       <w:rPr>
+        <w:rFonts w:eastAsia="黑体"/>
         <w:b/>
         <w:bCs/>
       </w:rPr>
@@ -14398,6 +15021,7 @@
     </w:tblStylePr>
     <w:tblStylePr w:type="lastRow">
       <w:rPr>
+        <w:rFonts w:eastAsia="黑体"/>
         <w:b/>
         <w:bCs/>
         <w:color w:themeColor="text1" w:val="000000"/>
@@ -14409,6 +15033,7 @@
     </w:tblStylePr>
     <w:tblStylePr w:type="firstCol">
       <w:rPr>
+        <w:rFonts w:eastAsia="黑体"/>
         <w:color w:themeColor="background1" w:val="FFFFFF"/>
       </w:rPr>
       <w:tblPr/>
@@ -14418,6 +15043,7 @@
     </w:tblStylePr>
     <w:tblStylePr w:type="lastCol">
       <w:rPr>
+        <w:rFonts w:eastAsia="黑体"/>
         <w:color w:themeColor="background1" w:val="FFFFFF"/>
       </w:rPr>
       <w:tblPr/>
@@ -14447,6 +15073,7 @@
       <w:spacing w:after="0" w:line="240" w:lineRule="auto"/>
     </w:pPr>
     <w:rPr>
+      <w:rFonts w:eastAsia="黑体"/>
       <w:color w:themeColor="text1" w:val="000000"/>
     </w:rPr>
     <w:tblPr>
@@ -14468,6 +15095,7 @@
     </w:tcPr>
     <w:tblStylePr w:type="firstRow">
       <w:rPr>
+        <w:rFonts w:eastAsia="黑体"/>
         <w:b/>
         <w:bCs/>
       </w:rPr>
@@ -14478,6 +15106,7 @@
     </w:tblStylePr>
     <w:tblStylePr w:type="lastRow">
       <w:rPr>
+        <w:rFonts w:eastAsia="黑体"/>
         <w:b/>
         <w:bCs/>
         <w:color w:themeColor="text1" w:val="000000"/>
@@ -14489,6 +15118,7 @@
     </w:tblStylePr>
     <w:tblStylePr w:type="firstCol">
       <w:rPr>
+        <w:rFonts w:eastAsia="黑体"/>
         <w:color w:themeColor="background1" w:val="FFFFFF"/>
       </w:rPr>
       <w:tblPr/>
@@ -14498,6 +15128,7 @@
     </w:tblStylePr>
     <w:tblStylePr w:type="lastCol">
       <w:rPr>
+        <w:rFonts w:eastAsia="黑体"/>
         <w:color w:themeColor="background1" w:val="FFFFFF"/>
       </w:rPr>
       <w:tblPr/>
@@ -14527,6 +15158,7 @@
       <w:spacing w:after="0" w:line="240" w:lineRule="auto"/>
     </w:pPr>
     <w:rPr>
+      <w:rFonts w:eastAsia="黑体"/>
       <w:color w:themeColor="text1" w:val="000000"/>
     </w:rPr>
     <w:tblPr>
@@ -14548,6 +15180,7 @@
     </w:tcPr>
     <w:tblStylePr w:type="firstRow">
       <w:rPr>
+        <w:rFonts w:eastAsia="黑体"/>
         <w:b/>
         <w:bCs/>
       </w:rPr>
@@ -14558,6 +15191,7 @@
     </w:tblStylePr>
     <w:tblStylePr w:type="lastRow">
       <w:rPr>
+        <w:rFonts w:eastAsia="黑体"/>
         <w:b/>
         <w:bCs/>
         <w:color w:themeColor="text1" w:val="000000"/>
@@ -14569,6 +15203,7 @@
     </w:tblStylePr>
     <w:tblStylePr w:type="firstCol">
       <w:rPr>
+        <w:rFonts w:eastAsia="黑体"/>
         <w:color w:themeColor="background1" w:val="FFFFFF"/>
       </w:rPr>
       <w:tblPr/>
@@ -14578,6 +15213,7 @@
     </w:tblStylePr>
     <w:tblStylePr w:type="lastCol">
       <w:rPr>
+        <w:rFonts w:eastAsia="黑体"/>
         <w:color w:themeColor="background1" w:val="FFFFFF"/>
       </w:rPr>
       <w:tblPr/>
@@ -14607,6 +15243,7 @@
       <w:spacing w:after="0" w:line="240" w:lineRule="auto"/>
     </w:pPr>
     <w:rPr>
+      <w:rFonts w:eastAsia="黑体"/>
       <w:color w:themeColor="text1" w:val="000000"/>
     </w:rPr>
     <w:tblPr>
@@ -14628,6 +15265,7 @@
     </w:tcPr>
     <w:tblStylePr w:type="firstRow">
       <w:rPr>
+        <w:rFonts w:eastAsia="黑体"/>
         <w:b/>
         <w:bCs/>
       </w:rPr>
@@ -14638,6 +15276,7 @@
     </w:tblStylePr>
     <w:tblStylePr w:type="lastRow">
       <w:rPr>
+        <w:rFonts w:eastAsia="黑体"/>
         <w:b/>
         <w:bCs/>
         <w:color w:themeColor="text1" w:val="000000"/>
@@ -14649,6 +15288,7 @@
     </w:tblStylePr>
     <w:tblStylePr w:type="firstCol">
       <w:rPr>
+        <w:rFonts w:eastAsia="黑体"/>
         <w:color w:themeColor="background1" w:val="FFFFFF"/>
       </w:rPr>
       <w:tblPr/>
@@ -14658,6 +15298,7 @@
     </w:tblStylePr>
     <w:tblStylePr w:type="lastCol">
       <w:rPr>
+        <w:rFonts w:eastAsia="黑体"/>
         <w:color w:themeColor="background1" w:val="FFFFFF"/>
       </w:rPr>
       <w:tblPr/>
@@ -14690,6 +15331,7 @@
     <w:name w:val="KeywordTok"/>
     <w:basedOn w:val="VerbatimChar"/>
     <w:rPr>
+      <w:rFonts w:eastAsia="黑体"/>
       <w:b/>
       <w:color w:val="007020"/>
     </w:rPr>
@@ -14698,6 +15340,7 @@
     <w:name w:val="DataTypeTok"/>
     <w:basedOn w:val="VerbatimChar"/>
     <w:rPr>
+      <w:rFonts w:eastAsia="黑体"/>
       <w:color w:val="902000"/>
     </w:rPr>
   </w:style>
@@ -14705,6 +15348,7 @@
     <w:name w:val="DecValTok"/>
     <w:basedOn w:val="VerbatimChar"/>
     <w:rPr>
+      <w:rFonts w:eastAsia="黑体"/>
       <w:color w:val="40a070"/>
     </w:rPr>
   </w:style>
@@ -14712,6 +15356,7 @@
     <w:name w:val="BaseNTok"/>
     <w:basedOn w:val="VerbatimChar"/>
     <w:rPr>
+      <w:rFonts w:eastAsia="黑体"/>
       <w:color w:val="40a070"/>
     </w:rPr>
   </w:style>
@@ -14719,6 +15364,7 @@
     <w:name w:val="FloatTok"/>
     <w:basedOn w:val="VerbatimChar"/>
     <w:rPr>
+      <w:rFonts w:eastAsia="黑体"/>
       <w:color w:val="40a070"/>
     </w:rPr>
   </w:style>
@@ -14726,6 +15372,7 @@
     <w:name w:val="ConstantTok"/>
     <w:basedOn w:val="VerbatimChar"/>
     <w:rPr>
+      <w:rFonts w:eastAsia="黑体"/>
       <w:color w:val="880000"/>
     </w:rPr>
   </w:style>
@@ -14733,6 +15380,7 @@
     <w:name w:val="CharTok"/>
     <w:basedOn w:val="VerbatimChar"/>
     <w:rPr>
+      <w:rFonts w:eastAsia="黑体"/>
       <w:color w:val="4070a0"/>
     </w:rPr>
   </w:style>
@@ -14740,6 +15388,7 @@
     <w:name w:val="SpecialCharTok"/>
     <w:basedOn w:val="VerbatimChar"/>
     <w:rPr>
+      <w:rFonts w:eastAsia="黑体"/>
       <w:color w:val="4070a0"/>
     </w:rPr>
   </w:style>
@@ -14747,6 +15396,7 @@
     <w:name w:val="StringTok"/>
     <w:basedOn w:val="VerbatimChar"/>
     <w:rPr>
+      <w:rFonts w:eastAsia="黑体"/>
       <w:color w:val="4070a0"/>
     </w:rPr>
   </w:style>
@@ -14754,6 +15404,7 @@
     <w:name w:val="VerbatimStringTok"/>
     <w:basedOn w:val="VerbatimChar"/>
     <w:rPr>
+      <w:rFonts w:eastAsia="黑体"/>
       <w:color w:val="4070a0"/>
     </w:rPr>
   </w:style>
@@ -14761,6 +15412,7 @@
     <w:name w:val="SpecialStringTok"/>
     <w:basedOn w:val="VerbatimChar"/>
     <w:rPr>
+      <w:rFonts w:eastAsia="黑体"/>
       <w:color w:val="bb6688"/>
     </w:rPr>
   </w:style>
@@ -14768,6 +15420,7 @@
     <w:name w:val="ImportTok"/>
     <w:basedOn w:val="VerbatimChar"/>
     <w:rPr>
+      <w:rFonts w:eastAsia="黑体"/>
       <w:b/>
       <w:color w:val="008000"/>
     </w:rPr>
@@ -14776,6 +15429,7 @@
     <w:name w:val="CommentTok"/>
     <w:basedOn w:val="VerbatimChar"/>
     <w:rPr>
+      <w:rFonts w:eastAsia="黑体"/>
       <w:i/>
       <w:color w:val="60a0b0"/>
     </w:rPr>
@@ -14784,6 +15438,7 @@
     <w:name w:val="DocumentationTok"/>
     <w:basedOn w:val="VerbatimChar"/>
     <w:rPr>
+      <w:rFonts w:eastAsia="黑体"/>
       <w:i/>
       <w:color w:val="ba2121"/>
     </w:rPr>
@@ -14792,6 +15447,7 @@
     <w:name w:val="AnnotationTok"/>
     <w:basedOn w:val="VerbatimChar"/>
     <w:rPr>
+      <w:rFonts w:eastAsia="黑体"/>
       <w:b/>
       <w:i/>
       <w:color w:val="60a0b0"/>
@@ -14801,6 +15457,7 @@
     <w:name w:val="CommentVarTok"/>
     <w:basedOn w:val="VerbatimChar"/>
     <w:rPr>
+      <w:rFonts w:eastAsia="黑体"/>
       <w:b/>
       <w:i/>
       <w:color w:val="60a0b0"/>
@@ -14810,6 +15467,7 @@
     <w:name w:val="OtherTok"/>
     <w:basedOn w:val="VerbatimChar"/>
     <w:rPr>
+      <w:rFonts w:eastAsia="黑体"/>
       <w:color w:val="007020"/>
     </w:rPr>
   </w:style>
@@ -14817,6 +15475,7 @@
     <w:name w:val="FunctionTok"/>
     <w:basedOn w:val="VerbatimChar"/>
     <w:rPr>
+      <w:rFonts w:eastAsia="黑体"/>
       <w:color w:val="06287e"/>
     </w:rPr>
   </w:style>
@@ -14824,6 +15483,7 @@
     <w:name w:val="VariableTok"/>
     <w:basedOn w:val="VerbatimChar"/>
     <w:rPr>
+      <w:rFonts w:eastAsia="黑体"/>
       <w:color w:val="19177c"/>
     </w:rPr>
   </w:style>
@@ -14831,6 +15491,7 @@
     <w:name w:val="ControlFlowTok"/>
     <w:basedOn w:val="VerbatimChar"/>
     <w:rPr>
+      <w:rFonts w:eastAsia="黑体"/>
       <w:b/>
       <w:color w:val="007020"/>
     </w:rPr>
@@ -14839,6 +15500,7 @@
     <w:name w:val="OperatorTok"/>
     <w:basedOn w:val="VerbatimChar"/>
     <w:rPr>
+      <w:rFonts w:eastAsia="黑体"/>
       <w:color w:val="666666"/>
     </w:rPr>
   </w:style>
@@ -14846,18 +15508,22 @@
     <w:name w:val="BuiltInTok"/>
     <w:basedOn w:val="VerbatimChar"/>
     <w:rPr>
+      <w:rFonts w:eastAsia="黑体"/>
       <w:color w:val="008000"/>
     </w:rPr>
   </w:style>
   <w:style w:type="character" w:customStyle="1" w:styleId="ExtensionTok">
     <w:name w:val="ExtensionTok"/>
     <w:basedOn w:val="VerbatimChar"/>
-    <w:rPr/>
+    <w:rPr>
+      <w:rFonts w:eastAsia="黑体"/>
+    </w:rPr>
   </w:style>
   <w:style w:type="character" w:customStyle="1" w:styleId="PreprocessorTok">
     <w:name w:val="PreprocessorTok"/>
     <w:basedOn w:val="VerbatimChar"/>
     <w:rPr>
+      <w:rFonts w:eastAsia="黑体"/>
       <w:color w:val="bc7a00"/>
     </w:rPr>
   </w:style>
@@ -14865,18 +15531,22 @@
     <w:name w:val="AttributeTok"/>
     <w:basedOn w:val="VerbatimChar"/>
     <w:rPr>
+      <w:rFonts w:eastAsia="黑体"/>
       <w:color w:val="7d9029"/>
     </w:rPr>
   </w:style>
   <w:style w:type="character" w:customStyle="1" w:styleId="RegionMarkerTok">
     <w:name w:val="RegionMarkerTok"/>
     <w:basedOn w:val="VerbatimChar"/>
-    <w:rPr/>
+    <w:rPr>
+      <w:rFonts w:eastAsia="黑体"/>
+    </w:rPr>
   </w:style>
   <w:style w:type="character" w:customStyle="1" w:styleId="InformationTok">
     <w:name w:val="InformationTok"/>
     <w:basedOn w:val="VerbatimChar"/>
     <w:rPr>
+      <w:rFonts w:eastAsia="黑体"/>
       <w:b/>
       <w:i/>
       <w:color w:val="60a0b0"/>
@@ -14886,6 +15556,7 @@
     <w:name w:val="WarningTok"/>
     <w:basedOn w:val="VerbatimChar"/>
     <w:rPr>
+      <w:rFonts w:eastAsia="黑体"/>
       <w:b/>
       <w:i/>
       <w:color w:val="60a0b0"/>
@@ -14895,6 +15566,7 @@
     <w:name w:val="AlertTok"/>
     <w:basedOn w:val="VerbatimChar"/>
     <w:rPr>
+      <w:rFonts w:eastAsia="黑体"/>
       <w:b/>
       <w:color w:val="ff0000"/>
     </w:rPr>
@@ -14903,6 +15575,7 @@
     <w:name w:val="ErrorTok"/>
     <w:basedOn w:val="VerbatimChar"/>
     <w:rPr>
+      <w:rFonts w:eastAsia="黑体"/>
       <w:b/>
       <w:color w:val="ff0000"/>
     </w:rPr>
@@ -14910,7 +15583,9 @@
   <w:style w:type="character" w:customStyle="1" w:styleId="NormalTok">
     <w:name w:val="NormalTok"/>
     <w:basedOn w:val="VerbatimChar"/>
-    <w:rPr/>
+    <w:rPr>
+      <w:rFonts w:eastAsia="黑体"/>
+    </w:rPr>
   </w:style>
 </w:styles>
 </file>
@@ -14959,12 +15634,12 @@
     <a:fontScheme name="Office">
       <a:majorFont>
         <a:latin typeface="Calibri"/>
-        <a:ea typeface=""/>
+        <a:ea typeface="黑体"/>
         <a:cs typeface=""/>
         <a:font script="Jpan" typeface="ＭＳ ゴシック"/>
         <a:font script="Hang" typeface="맑은 고딕"/>
-        <a:font script="Hans" typeface="宋体"/>
-        <a:font script="Hant" typeface="新細明體"/>
+        <a:font script="Hans" typeface="黑体"/>
+        <a:font script="Hant" typeface="黑体"/>
         <a:font script="Arab" typeface="Times New Roman"/>
         <a:font script="Hebr" typeface="Times New Roman"/>
         <a:font script="Thai" typeface="Angsana New"/>
@@ -14994,12 +15669,12 @@
       </a:majorFont>
       <a:minorFont>
         <a:latin typeface="Cambria"/>
-        <a:ea typeface=""/>
+        <a:ea typeface="黑体"/>
         <a:cs typeface=""/>
         <a:font script="Jpan" typeface="ＭＳ 明朝"/>
         <a:font script="Hang" typeface="맑은 고딕"/>
-        <a:font script="Hans" typeface="宋体"/>
-        <a:font script="Hant" typeface="新細明體"/>
+        <a:font script="Hans" typeface="黑体"/>
+        <a:font script="Hant" typeface="黑体"/>
         <a:font script="Arab" typeface="Arial"/>
         <a:font script="Hebr" typeface="Arial"/>
         <a:font script="Thai" typeface="Cordia New"/>

--- a/12-通用拓扑结构/07-其他拓扑/镜像电流源结构/镜像电流源结构.docx
+++ b/12-通用拓扑结构/07-其他拓扑/镜像电流源结构/镜像电流源结构.docx
@@ -2566,7 +2566,7 @@
           <w:color w:val="555555"/>
           <w:sz w:val="21"/>
         </w:rPr>
-        <w:t>材料收集者：杜文杰，WX手机：19519196569，QQ:3478827729</w:t>
+        <w:t>材料收集者：杜文杰，微信/手机：19519196569，QQ:3478827729</w:t>
       </w:r>
     </w:p>
     <w:sectPr>
